--- a/aula-05/Exercícios de Fixação 2.docx
+++ b/aula-05/Exercícios de Fixação 2.docx
@@ -1,203 +1,715 @@
 
 <file path=word/document.xml><?xml version="1.0" encoding="utf-8"?>
-<w:document xmlns:wpc="http://schemas.microsoft.com/office/word/2010/wordprocessingCanvas" xmlns:cx="http://schemas.microsoft.com/office/drawing/2014/chartex" xmlns:cx1="http://schemas.microsoft.com/office/drawing/2015/9/8/chartex" xmlns:cx2="http://schemas.microsoft.com/office/drawing/2015/10/21/chartex" xmlns:cx3="http://schemas.microsoft.com/office/drawing/2016/5/9/chartex" xmlns:cx4="http://schemas.microsoft.com/office/drawing/2016/5/10/chartex" xmlns:cx5="http://schemas.microsoft.com/office/drawing/2016/5/11/chartex" xmlns:cx6="http://schemas.microsoft.com/office/drawing/2016/5/12/chartex" xmlns:cx7="http://schemas.microsoft.com/office/drawing/2016/5/13/chartex" xmlns:cx8="http://schemas.microsoft.com/office/drawing/2016/5/14/chartex" xmlns:mc="http://schemas.openxmlformats.org/markup-compatibility/2006" xmlns:aink="http://schemas.microsoft.com/office/drawing/2016/ink" xmlns:am3d="http://schemas.microsoft.com/office/drawing/2017/model3d" xmlns:o="urn:schemas-microsoft-com:office:office" xmlns:oel="http://schemas.microsoft.com/office/2019/extlst" xmlns:r="http://schemas.openxmlformats.org/officeDocument/2006/relationships" xmlns:m="http://schemas.openxmlformats.org/officeDocument/2006/math" xmlns:v="urn:schemas-microsoft-com:vml" xmlns:wp14="http://schemas.microsoft.com/office/word/2010/wordprocessingDrawing" xmlns:wp="http://schemas.openxmlformats.org/drawingml/2006/wordprocessingDrawing" xmlns:w10="urn:schemas-microsoft-com:office:word" xmlns:w="http://schemas.openxmlformats.org/wordprocessingml/2006/main" xmlns:w14="http://schemas.microsoft.com/office/word/2010/wordml" xmlns:w15="http://schemas.microsoft.com/office/word/2012/wordml" xmlns:w16cex="http://schemas.microsoft.com/office/word/2018/wordml/cex" xmlns:w16cid="http://schemas.microsoft.com/office/word/2016/wordml/cid" xmlns:w16="http://schemas.microsoft.com/office/word/2018/wordml" xmlns:w16du="http://schemas.microsoft.com/office/word/2023/wordml/word16du" xmlns:w16sdtdh="http://schemas.microsoft.com/office/word/2020/wordml/sdtdatahash" xmlns:w16sdtfl="http://schemas.microsoft.com/office/word/2024/wordml/sdtformatlock" xmlns:w16se="http://schemas.microsoft.com/office/word/2015/wordml/symex" xmlns:wpg="http://schemas.microsoft.com/office/word/2010/wordprocessingGroup" xmlns:wpi="http://schemas.microsoft.com/office/word/2010/wordprocessingInk" xmlns:wne="http://schemas.microsoft.com/office/word/2006/wordml" xmlns:wps="http://schemas.microsoft.com/office/word/2010/wordprocessingShape" mc:Ignorable="w14 w15 w16se w16cid w16 w16cex w16sdtdh w16sdtfl w16du wp14">
+<w:document xmlns:wpc="http://schemas.microsoft.com/office/word/2010/wordprocessingCanvas" xmlns:cx="http://schemas.microsoft.com/office/drawing/2014/chartex" xmlns:cx1="http://schemas.microsoft.com/office/drawing/2015/9/8/chartex" xmlns:cx2="http://schemas.microsoft.com/office/drawing/2015/10/21/chartex" xmlns:cx3="http://schemas.microsoft.com/office/drawing/2016/5/9/chartex" xmlns:cx4="http://schemas.microsoft.com/office/drawing/2016/5/10/chartex" xmlns:cx5="http://schemas.microsoft.com/office/drawing/2016/5/11/chartex" xmlns:cx6="http://schemas.microsoft.com/office/drawing/2016/5/12/chartex" xmlns:cx7="http://schemas.microsoft.com/office/drawing/2016/5/13/chartex" xmlns:cx8="http://schemas.microsoft.com/office/drawing/2016/5/14/chartex" xmlns:mc="http://schemas.openxmlformats.org/markup-compatibility/2006" xmlns:aink="http://schemas.microsoft.com/office/drawing/2016/ink" xmlns:am3d="http://schemas.microsoft.com/office/drawing/2017/model3d" xmlns:o="urn:schemas-microsoft-com:office:office" xmlns:oel="http://schemas.microsoft.com/office/2019/extlst" xmlns:r="http://schemas.openxmlformats.org/officeDocument/2006/relationships" xmlns:m="http://schemas.openxmlformats.org/officeDocument/2006/math" xmlns:v="urn:schemas-microsoft-com:vml" xmlns:wp14="http://schemas.microsoft.com/office/word/2010/wordprocessingDrawing" xmlns:wp="http://schemas.openxmlformats.org/drawingml/2006/wordprocessingDrawing" xmlns:w10="urn:schemas-microsoft-com:office:word" xmlns:w="http://schemas.openxmlformats.org/wordprocessingml/2006/main" xmlns:w14="http://schemas.microsoft.com/office/word/2010/wordml" xmlns:w15="http://schemas.microsoft.com/office/word/2012/wordml" xmlns:w16cex="http://schemas.microsoft.com/office/word/2018/wordml/cex" xmlns:w16cid="http://schemas.microsoft.com/office/word/2016/wordml/cid" xmlns:w16="http://schemas.microsoft.com/office/word/2018/wordml" xmlns:w16sdtdh="http://schemas.microsoft.com/office/word/2020/wordml/sdtdatahash" xmlns:w16se="http://schemas.microsoft.com/office/word/2015/wordml/symex" xmlns:wpg="http://schemas.microsoft.com/office/word/2010/wordprocessingGroup" xmlns:wpi="http://schemas.microsoft.com/office/word/2010/wordprocessingInk" xmlns:wne="http://schemas.microsoft.com/office/word/2006/wordml" xmlns:wps="http://schemas.microsoft.com/office/word/2010/wordprocessingShape" mc:Ignorable="w14 w15 w16se w16cid w16 w16cex w16sdtdh wp14">
   <w:body>
+    <w:p/>
     <w:p>
       <w:pPr>
-        <w:pStyle w:val="NormalWeb"/>
-      </w:pPr>
+        <w:rPr>
+          <w:rFonts w:eastAsia="Times New Roman"/>
+        </w:rPr>
+      </w:pPr>
+      <w:r>
+        <w:rPr>
+          <w:rFonts w:eastAsia="Times New Roman"/>
+        </w:rPr>
+        <w:t xml:space="preserve">1. </w:t>
+      </w:r>
+      <w:proofErr w:type="spellStart"/>
+      <w:r>
+        <w:rPr>
+          <w:rFonts w:eastAsia="Times New Roman"/>
+        </w:rPr>
+        <w:t>Descreva</w:t>
+      </w:r>
+      <w:proofErr w:type="spellEnd"/>
+      <w:r>
+        <w:rPr>
+          <w:rFonts w:eastAsia="Times New Roman"/>
+        </w:rPr>
+        <w:t xml:space="preserve"> </w:t>
+      </w:r>
+      <w:proofErr w:type="spellStart"/>
+      <w:r>
+        <w:rPr>
+          <w:rFonts w:eastAsia="Times New Roman"/>
+        </w:rPr>
+        <w:t>os</w:t>
+      </w:r>
+      <w:proofErr w:type="spellEnd"/>
+      <w:r>
+        <w:rPr>
+          <w:rFonts w:eastAsia="Times New Roman"/>
+        </w:rPr>
+        <w:t xml:space="preserve"> </w:t>
+      </w:r>
+      <w:proofErr w:type="spellStart"/>
+      <w:r>
+        <w:rPr>
+          <w:rFonts w:eastAsia="Times New Roman"/>
+        </w:rPr>
+        <w:t>cinco</w:t>
+      </w:r>
+      <w:proofErr w:type="spellEnd"/>
+      <w:r>
+        <w:rPr>
+          <w:rFonts w:eastAsia="Times New Roman"/>
+        </w:rPr>
+        <w:t xml:space="preserve"> </w:t>
+      </w:r>
+      <w:proofErr w:type="spellStart"/>
+      <w:r>
+        <w:rPr>
+          <w:rFonts w:eastAsia="Times New Roman"/>
+        </w:rPr>
+        <w:t>passos</w:t>
+      </w:r>
+      <w:proofErr w:type="spellEnd"/>
+      <w:r>
+        <w:rPr>
+          <w:rFonts w:eastAsia="Times New Roman"/>
+        </w:rPr>
+        <w:t xml:space="preserve"> do </w:t>
+      </w:r>
+      <w:proofErr w:type="spellStart"/>
+      <w:r>
+        <w:rPr>
+          <w:rFonts w:eastAsia="Times New Roman"/>
+        </w:rPr>
+        <w:t>fluxo</w:t>
+      </w:r>
+      <w:proofErr w:type="spellEnd"/>
+      <w:r>
+        <w:rPr>
+          <w:rFonts w:eastAsia="Times New Roman"/>
+        </w:rPr>
+        <w:t xml:space="preserve"> de </w:t>
+      </w:r>
+      <w:proofErr w:type="spellStart"/>
+      <w:r>
+        <w:rPr>
+          <w:rFonts w:eastAsia="Times New Roman"/>
+        </w:rPr>
+        <w:t>contribuição</w:t>
+      </w:r>
+      <w:proofErr w:type="spellEnd"/>
+      <w:r>
+        <w:rPr>
+          <w:rFonts w:eastAsia="Times New Roman"/>
+        </w:rPr>
+        <w:t xml:space="preserve">, do clone </w:t>
+      </w:r>
+      <w:proofErr w:type="spellStart"/>
+      <w:r>
+        <w:rPr>
+          <w:rFonts w:eastAsia="Times New Roman"/>
+        </w:rPr>
+        <w:t>ao</w:t>
+      </w:r>
+      <w:proofErr w:type="spellEnd"/>
+      <w:r>
+        <w:rPr>
+          <w:rFonts w:eastAsia="Times New Roman"/>
+        </w:rPr>
+        <w:t xml:space="preserve"> merge, </w:t>
+      </w:r>
+      <w:proofErr w:type="spellStart"/>
+      <w:r>
+        <w:rPr>
+          <w:rFonts w:eastAsia="Times New Roman"/>
+        </w:rPr>
+        <w:t>indicando</w:t>
+      </w:r>
+      <w:proofErr w:type="spellEnd"/>
+      <w:r>
+        <w:rPr>
+          <w:rFonts w:eastAsia="Times New Roman"/>
+        </w:rPr>
+        <w:t xml:space="preserve"> o </w:t>
+      </w:r>
+      <w:proofErr w:type="spellStart"/>
+      <w:r>
+        <w:rPr>
+          <w:rFonts w:eastAsia="Times New Roman"/>
+        </w:rPr>
+        <w:t>artefato</w:t>
+      </w:r>
+      <w:proofErr w:type="spellEnd"/>
+      <w:r>
+        <w:rPr>
+          <w:rFonts w:eastAsia="Times New Roman"/>
+        </w:rPr>
+        <w:t xml:space="preserve"> </w:t>
+      </w:r>
+      <w:proofErr w:type="spellStart"/>
+      <w:r>
+        <w:rPr>
+          <w:rFonts w:eastAsia="Times New Roman"/>
+        </w:rPr>
+        <w:t>produzido</w:t>
+      </w:r>
+      <w:proofErr w:type="spellEnd"/>
+      <w:r>
+        <w:rPr>
+          <w:rFonts w:eastAsia="Times New Roman"/>
+        </w:rPr>
+        <w:t xml:space="preserve"> </w:t>
+      </w:r>
+      <w:proofErr w:type="spellStart"/>
+      <w:r>
+        <w:rPr>
+          <w:rFonts w:eastAsia="Times New Roman"/>
+        </w:rPr>
+        <w:t>em</w:t>
+      </w:r>
+      <w:proofErr w:type="spellEnd"/>
+      <w:r>
+        <w:rPr>
+          <w:rFonts w:eastAsia="Times New Roman"/>
+        </w:rPr>
+        <w:t xml:space="preserve"> </w:t>
+      </w:r>
+      <w:proofErr w:type="spellStart"/>
+      <w:r>
+        <w:rPr>
+          <w:rFonts w:eastAsia="Times New Roman"/>
+        </w:rPr>
+        <w:t>cada</w:t>
+      </w:r>
+      <w:proofErr w:type="spellEnd"/>
+      <w:r>
+        <w:rPr>
+          <w:rFonts w:eastAsia="Times New Roman"/>
+        </w:rPr>
+        <w:t xml:space="preserve"> um.</w:t>
+      </w:r>
     </w:p>
     <w:p>
-      <w:pPr>
-        <w:pStyle w:val="Heading3"/>
-        <w:rPr>
-          <w:rFonts w:eastAsia="Times New Roman"/>
-        </w:rPr>
-      </w:pPr>
-      <w:r>
-        <w:rPr>
-          <w:rFonts w:eastAsia="Times New Roman"/>
-        </w:rPr>
-        <w:t>1. Descreva os cinco passos do fluxo de contribuição, do clone ao merge, indicando o artefato produzido em cada um.</w:t>
+      <w:proofErr w:type="spellStart"/>
+      <w:r>
+        <w:rPr>
+          <w:rStyle w:val="Forte"/>
+        </w:rPr>
+        <w:t>Resposta</w:t>
+      </w:r>
+      <w:proofErr w:type="spellEnd"/>
+      <w:r>
+        <w:rPr>
+          <w:rStyle w:val="Forte"/>
+        </w:rPr>
+        <w:t>:</w:t>
       </w:r>
     </w:p>
     <w:p>
       <w:pPr>
-        <w:pStyle w:val="NormalWeb"/>
-      </w:pPr>
-      <w:r>
-        <w:rPr>
-          <w:rStyle w:val="Strong"/>
-        </w:rPr>
-        <w:t>Resposta:</w:t>
+        <w:pStyle w:val="PargrafodaLista"/>
+        <w:numPr>
+          <w:ilvl w:val="0"/>
+          <w:numId w:val="7"/>
+        </w:numPr>
+      </w:pPr>
+      <w:r>
+        <w:rPr>
+          <w:rStyle w:val="Forte"/>
+        </w:rPr>
+        <w:t>Clone:</w:t>
+      </w:r>
+      <w:r>
+        <w:t xml:space="preserve"> </w:t>
+      </w:r>
+      <w:proofErr w:type="spellStart"/>
+      <w:r>
+        <w:t>baixa</w:t>
+      </w:r>
+      <w:proofErr w:type="spellEnd"/>
+      <w:r>
+        <w:t xml:space="preserve"> o </w:t>
+      </w:r>
+      <w:proofErr w:type="spellStart"/>
+      <w:r>
+        <w:t>repositório</w:t>
+      </w:r>
+      <w:proofErr w:type="spellEnd"/>
+      <w:r>
+        <w:t xml:space="preserve"> para a </w:t>
+      </w:r>
+      <w:proofErr w:type="spellStart"/>
+      <w:r>
+        <w:t>máquina</w:t>
+      </w:r>
+      <w:proofErr w:type="spellEnd"/>
+      <w:r>
+        <w:t xml:space="preserve"> local.</w:t>
+      </w:r>
+      <w:r>
+        <w:br/>
+      </w:r>
+      <w:proofErr w:type="spellStart"/>
+      <w:r>
+        <w:rPr>
+          <w:rStyle w:val="Forte"/>
+        </w:rPr>
+        <w:t>Artefato</w:t>
+      </w:r>
+      <w:proofErr w:type="spellEnd"/>
+      <w:r>
+        <w:rPr>
+          <w:rStyle w:val="Forte"/>
+        </w:rPr>
+        <w:t>:</w:t>
+      </w:r>
+      <w:r>
+        <w:t xml:space="preserve"> </w:t>
+      </w:r>
+      <w:proofErr w:type="spellStart"/>
+      <w:r>
+        <w:t>uma</w:t>
+      </w:r>
+      <w:proofErr w:type="spellEnd"/>
+      <w:r>
+        <w:t xml:space="preserve"> </w:t>
+      </w:r>
+      <w:proofErr w:type="spellStart"/>
+      <w:r>
+        <w:t>cópia</w:t>
+      </w:r>
+      <w:proofErr w:type="spellEnd"/>
+      <w:r>
+        <w:t xml:space="preserve"> local do </w:t>
+      </w:r>
+      <w:proofErr w:type="spellStart"/>
+      <w:r>
+        <w:t>repositório</w:t>
+      </w:r>
+      <w:proofErr w:type="spellEnd"/>
+      <w:r>
+        <w:t>.</w:t>
       </w:r>
     </w:p>
     <w:p>
       <w:pPr>
-        <w:pStyle w:val="NormalWeb"/>
+        <w:pStyle w:val="PargrafodaLista"/>
         <w:numPr>
           <w:ilvl w:val="0"/>
-          <w:numId w:val="1"/>
+          <w:numId w:val="7"/>
         </w:numPr>
       </w:pPr>
       <w:r>
         <w:rPr>
-          <w:rStyle w:val="Strong"/>
-        </w:rPr>
-        <w:t>Clone:</w:t>
-      </w:r>
-      <w:r>
-        <w:t xml:space="preserve"> baixa o repositório para a máquina local.</w:t>
+          <w:rStyle w:val="Forte"/>
+        </w:rPr>
+        <w:t>Branch:</w:t>
+      </w:r>
+      <w:r>
+        <w:t xml:space="preserve"> </w:t>
+      </w:r>
+      <w:proofErr w:type="spellStart"/>
+      <w:r>
+        <w:t>cria</w:t>
+      </w:r>
+      <w:proofErr w:type="spellEnd"/>
+      <w:r>
+        <w:t xml:space="preserve"> </w:t>
+      </w:r>
+      <w:proofErr w:type="spellStart"/>
+      <w:r>
+        <w:t>uma</w:t>
+      </w:r>
+      <w:proofErr w:type="spellEnd"/>
+      <w:r>
+        <w:t xml:space="preserve"> branch para </w:t>
+      </w:r>
+      <w:proofErr w:type="spellStart"/>
+      <w:r>
+        <w:t>trabalhar</w:t>
+      </w:r>
+      <w:proofErr w:type="spellEnd"/>
+      <w:r>
+        <w:t xml:space="preserve"> </w:t>
+      </w:r>
+      <w:proofErr w:type="spellStart"/>
+      <w:r>
+        <w:t>sem</w:t>
+      </w:r>
+      <w:proofErr w:type="spellEnd"/>
+      <w:r>
+        <w:t xml:space="preserve"> </w:t>
+      </w:r>
+      <w:proofErr w:type="spellStart"/>
+      <w:r>
+        <w:t>alterar</w:t>
+      </w:r>
+      <w:proofErr w:type="spellEnd"/>
+      <w:r>
+        <w:t xml:space="preserve"> </w:t>
+      </w:r>
+      <w:proofErr w:type="spellStart"/>
+      <w:r>
+        <w:t>diretamente</w:t>
+      </w:r>
+      <w:proofErr w:type="spellEnd"/>
+      <w:r>
+        <w:t xml:space="preserve"> a </w:t>
+      </w:r>
+      <w:r>
+        <w:rPr>
+          <w:rStyle w:val="CdigoHTML"/>
+        </w:rPr>
+        <w:t>main</w:t>
+      </w:r>
+      <w:r>
+        <w:t>.</w:t>
       </w:r>
       <w:r>
         <w:br/>
       </w:r>
-      <w:r>
-        <w:rPr>
-          <w:rStyle w:val="Strong"/>
-        </w:rPr>
-        <w:t>Artefato:</w:t>
-      </w:r>
-      <w:r>
-        <w:t xml:space="preserve"> uma cópia local do repositório.</w:t>
+      <w:proofErr w:type="spellStart"/>
+      <w:r>
+        <w:rPr>
+          <w:rStyle w:val="Forte"/>
+        </w:rPr>
+        <w:t>Artefato</w:t>
+      </w:r>
+      <w:proofErr w:type="spellEnd"/>
+      <w:r>
+        <w:rPr>
+          <w:rStyle w:val="Forte"/>
+        </w:rPr>
+        <w:t>:</w:t>
+      </w:r>
+      <w:r>
+        <w:t xml:space="preserve"> </w:t>
+      </w:r>
+      <w:proofErr w:type="spellStart"/>
+      <w:r>
+        <w:t>uma</w:t>
+      </w:r>
+      <w:proofErr w:type="spellEnd"/>
+      <w:r>
+        <w:t xml:space="preserve"> nova branch.</w:t>
       </w:r>
     </w:p>
     <w:p>
       <w:pPr>
-        <w:pStyle w:val="NormalWeb"/>
+        <w:pStyle w:val="PargrafodaLista"/>
         <w:numPr>
           <w:ilvl w:val="0"/>
-          <w:numId w:val="1"/>
+          <w:numId w:val="7"/>
         </w:numPr>
       </w:pPr>
       <w:r>
         <w:rPr>
-          <w:rStyle w:val="Strong"/>
-        </w:rPr>
-        <w:t>Branch:</w:t>
-      </w:r>
-      <w:r>
-        <w:t xml:space="preserve"> cria uma branch para trabalhar sem alterar diretamente a </w:t>
-      </w:r>
-      <w:r>
-        <w:rPr>
-          <w:rStyle w:val="HTMLCode"/>
-        </w:rPr>
-        <w:t>main</w:t>
-      </w:r>
+          <w:rStyle w:val="Forte"/>
+        </w:rPr>
+        <w:t>Commit e push:</w:t>
+      </w:r>
+      <w:r>
+        <w:t xml:space="preserve"> </w:t>
+      </w:r>
+      <w:proofErr w:type="spellStart"/>
+      <w:r>
+        <w:t>faz</w:t>
+      </w:r>
+      <w:proofErr w:type="spellEnd"/>
+      <w:r>
+        <w:t xml:space="preserve"> as </w:t>
+      </w:r>
+      <w:proofErr w:type="spellStart"/>
+      <w:r>
+        <w:t>alterações</w:t>
+      </w:r>
+      <w:proofErr w:type="spellEnd"/>
+      <w:r>
+        <w:t xml:space="preserve">, </w:t>
+      </w:r>
+      <w:proofErr w:type="spellStart"/>
+      <w:r>
+        <w:t>registra</w:t>
+      </w:r>
+      <w:proofErr w:type="spellEnd"/>
+      <w:r>
+        <w:t xml:space="preserve"> com commits e </w:t>
+      </w:r>
+      <w:proofErr w:type="spellStart"/>
+      <w:r>
+        <w:t>envia</w:t>
+      </w:r>
+      <w:proofErr w:type="spellEnd"/>
+      <w:r>
+        <w:t xml:space="preserve"> a branch para o GitHub.</w:t>
+      </w:r>
+      <w:r>
+        <w:br/>
+      </w:r>
+      <w:proofErr w:type="spellStart"/>
+      <w:r>
+        <w:rPr>
+          <w:rStyle w:val="Forte"/>
+        </w:rPr>
+        <w:t>Artefato</w:t>
+      </w:r>
+      <w:proofErr w:type="spellEnd"/>
+      <w:r>
+        <w:rPr>
+          <w:rStyle w:val="Forte"/>
+        </w:rPr>
+        <w:t>:</w:t>
+      </w:r>
+      <w:r>
+        <w:t xml:space="preserve"> commits </w:t>
+      </w:r>
+      <w:proofErr w:type="spellStart"/>
+      <w:r>
+        <w:t>publicados</w:t>
+      </w:r>
+      <w:proofErr w:type="spellEnd"/>
+      <w:r>
+        <w:t xml:space="preserve"> no </w:t>
+      </w:r>
+      <w:proofErr w:type="spellStart"/>
+      <w:r>
+        <w:t>repositório</w:t>
+      </w:r>
+      <w:proofErr w:type="spellEnd"/>
+      <w:r>
+        <w:t xml:space="preserve"> </w:t>
+      </w:r>
+      <w:proofErr w:type="spellStart"/>
+      <w:r>
+        <w:t>remoto</w:t>
+      </w:r>
+      <w:proofErr w:type="spellEnd"/>
       <w:r>
         <w:t>.</w:t>
-      </w:r>
-      <w:r>
-        <w:br/>
-      </w:r>
-      <w:r>
-        <w:rPr>
-          <w:rStyle w:val="Strong"/>
-        </w:rPr>
-        <w:t>Artefato:</w:t>
-      </w:r>
-      <w:r>
-        <w:t xml:space="preserve"> uma nova branch.</w:t>
       </w:r>
     </w:p>
     <w:p>
       <w:pPr>
-        <w:pStyle w:val="NormalWeb"/>
+        <w:pStyle w:val="PargrafodaLista"/>
         <w:numPr>
           <w:ilvl w:val="0"/>
-          <w:numId w:val="1"/>
+          <w:numId w:val="7"/>
         </w:numPr>
       </w:pPr>
       <w:r>
         <w:rPr>
-          <w:rStyle w:val="Strong"/>
-        </w:rPr>
-        <w:t>Commit e push:</w:t>
-      </w:r>
-      <w:r>
-        <w:t xml:space="preserve"> faz as alterações, registra com commits e envia a branch para o GitHub.</w:t>
+          <w:rStyle w:val="Forte"/>
+        </w:rPr>
+        <w:t>Pull Request:</w:t>
+      </w:r>
+      <w:r>
+        <w:t xml:space="preserve"> </w:t>
+      </w:r>
+      <w:proofErr w:type="spellStart"/>
+      <w:r>
+        <w:t>abre</w:t>
+      </w:r>
+      <w:proofErr w:type="spellEnd"/>
+      <w:r>
+        <w:t xml:space="preserve"> um PR para </w:t>
+      </w:r>
+      <w:proofErr w:type="spellStart"/>
+      <w:r>
+        <w:t>solicitar</w:t>
+      </w:r>
+      <w:proofErr w:type="spellEnd"/>
+      <w:r>
+        <w:t xml:space="preserve"> que as </w:t>
+      </w:r>
+      <w:proofErr w:type="spellStart"/>
+      <w:r>
+        <w:t>alterações</w:t>
+      </w:r>
+      <w:proofErr w:type="spellEnd"/>
+      <w:r>
+        <w:t xml:space="preserve"> </w:t>
+      </w:r>
+      <w:proofErr w:type="spellStart"/>
+      <w:r>
+        <w:t>sejam</w:t>
+      </w:r>
+      <w:proofErr w:type="spellEnd"/>
+      <w:r>
+        <w:t xml:space="preserve"> </w:t>
+      </w:r>
+      <w:proofErr w:type="spellStart"/>
+      <w:r>
+        <w:t>revisadas</w:t>
+      </w:r>
+      <w:proofErr w:type="spellEnd"/>
+      <w:r>
+        <w:t xml:space="preserve"> e </w:t>
+      </w:r>
+      <w:proofErr w:type="spellStart"/>
+      <w:r>
+        <w:t>incorporadas</w:t>
+      </w:r>
+      <w:proofErr w:type="spellEnd"/>
+      <w:r>
+        <w:t xml:space="preserve"> à branch principal.</w:t>
       </w:r>
       <w:r>
         <w:br/>
       </w:r>
-      <w:r>
-        <w:rPr>
-          <w:rStyle w:val="Strong"/>
-        </w:rPr>
-        <w:t>Artefato:</w:t>
-      </w:r>
-      <w:r>
-        <w:t xml:space="preserve"> commits publicados no repositório remoto.</w:t>
+      <w:proofErr w:type="spellStart"/>
+      <w:r>
+        <w:rPr>
+          <w:rStyle w:val="Forte"/>
+        </w:rPr>
+        <w:t>Artefato</w:t>
+      </w:r>
+      <w:proofErr w:type="spellEnd"/>
+      <w:r>
+        <w:rPr>
+          <w:rStyle w:val="Forte"/>
+        </w:rPr>
+        <w:t>:</w:t>
+      </w:r>
+      <w:r>
+        <w:t xml:space="preserve"> Pull Request.</w:t>
       </w:r>
     </w:p>
     <w:p>
       <w:pPr>
-        <w:pStyle w:val="NormalWeb"/>
+        <w:pStyle w:val="PargrafodaLista"/>
         <w:numPr>
           <w:ilvl w:val="0"/>
-          <w:numId w:val="1"/>
+          <w:numId w:val="7"/>
         </w:numPr>
       </w:pPr>
-      <w:r>
-        <w:rPr>
-          <w:rStyle w:val="Strong"/>
-        </w:rPr>
-        <w:t>Pull Request:</w:t>
-      </w:r>
-      <w:r>
-        <w:t xml:space="preserve"> abre um PR para solicitar que as alterações sejam revisadas e incorporadas à branch principal.</w:t>
+      <w:proofErr w:type="spellStart"/>
+      <w:r>
+        <w:rPr>
+          <w:rStyle w:val="Forte"/>
+        </w:rPr>
+        <w:t>Revisão</w:t>
+      </w:r>
+      <w:proofErr w:type="spellEnd"/>
+      <w:r>
+        <w:rPr>
+          <w:rStyle w:val="Forte"/>
+        </w:rPr>
+        <w:t xml:space="preserve"> e merge:</w:t>
+      </w:r>
+      <w:r>
+        <w:t xml:space="preserve"> </w:t>
+      </w:r>
+      <w:proofErr w:type="spellStart"/>
+      <w:r>
+        <w:t>outras</w:t>
+      </w:r>
+      <w:proofErr w:type="spellEnd"/>
+      <w:r>
+        <w:t xml:space="preserve"> </w:t>
+      </w:r>
+      <w:proofErr w:type="spellStart"/>
+      <w:r>
+        <w:t>pessoas</w:t>
+      </w:r>
+      <w:proofErr w:type="spellEnd"/>
+      <w:r>
+        <w:t xml:space="preserve"> </w:t>
+      </w:r>
+      <w:proofErr w:type="spellStart"/>
+      <w:r>
+        <w:t>revisam</w:t>
+      </w:r>
+      <w:proofErr w:type="spellEnd"/>
+      <w:r>
+        <w:t xml:space="preserve"> o </w:t>
+      </w:r>
+      <w:proofErr w:type="spellStart"/>
+      <w:r>
+        <w:t>código</w:t>
+      </w:r>
+      <w:proofErr w:type="spellEnd"/>
+      <w:r>
+        <w:t xml:space="preserve"> e, se </w:t>
+      </w:r>
+      <w:proofErr w:type="spellStart"/>
+      <w:r>
+        <w:t>estiver</w:t>
+      </w:r>
+      <w:proofErr w:type="spellEnd"/>
+      <w:r>
+        <w:t xml:space="preserve"> </w:t>
+      </w:r>
+      <w:proofErr w:type="spellStart"/>
+      <w:r>
+        <w:t>tudo</w:t>
+      </w:r>
+      <w:proofErr w:type="spellEnd"/>
+      <w:r>
+        <w:t xml:space="preserve"> </w:t>
+      </w:r>
+      <w:proofErr w:type="spellStart"/>
+      <w:r>
+        <w:t>certo</w:t>
+      </w:r>
+      <w:proofErr w:type="spellEnd"/>
+      <w:r>
+        <w:t xml:space="preserve">, o PR é </w:t>
+      </w:r>
+      <w:proofErr w:type="spellStart"/>
+      <w:r>
+        <w:t>integrado</w:t>
+      </w:r>
+      <w:proofErr w:type="spellEnd"/>
+      <w:r>
+        <w:t xml:space="preserve"> à </w:t>
+      </w:r>
+      <w:r>
+        <w:rPr>
+          <w:rStyle w:val="CdigoHTML"/>
+        </w:rPr>
+        <w:t>main</w:t>
+      </w:r>
+      <w:r>
+        <w:t>.</w:t>
       </w:r>
       <w:r>
         <w:br/>
       </w:r>
-      <w:r>
-        <w:rPr>
-          <w:rStyle w:val="Strong"/>
-        </w:rPr>
-        <w:t>Artefato:</w:t>
-      </w:r>
-      <w:r>
-        <w:t xml:space="preserve"> Pull Request.</w:t>
-      </w:r>
-    </w:p>
-    <w:p>
-      <w:pPr>
-        <w:pStyle w:val="NormalWeb"/>
-        <w:numPr>
-          <w:ilvl w:val="0"/>
-          <w:numId w:val="1"/>
-        </w:numPr>
-      </w:pPr>
-      <w:r>
-        <w:rPr>
-          <w:rStyle w:val="Strong"/>
-        </w:rPr>
-        <w:t>Revisão e merge:</w:t>
-      </w:r>
-      <w:r>
-        <w:t xml:space="preserve"> outras pessoas revisam o código e, se estiver tudo certo, o PR é integrado à </w:t>
-      </w:r>
-      <w:r>
-        <w:rPr>
-          <w:rStyle w:val="HTMLCode"/>
-        </w:rPr>
-        <w:t>main</w:t>
-      </w:r>
-      <w:r>
-        <w:t>.</w:t>
-      </w:r>
-      <w:r>
-        <w:br/>
-      </w:r>
-      <w:r>
-        <w:rPr>
-          <w:rStyle w:val="Strong"/>
-        </w:rPr>
-        <w:t>Artefato:</w:t>
-      </w:r>
-      <w:r>
-        <w:t xml:space="preserve"> código integrado na branch principal.</w:t>
+      <w:proofErr w:type="spellStart"/>
+      <w:r>
+        <w:rPr>
+          <w:rStyle w:val="Forte"/>
+        </w:rPr>
+        <w:t>Artefato</w:t>
+      </w:r>
+      <w:proofErr w:type="spellEnd"/>
+      <w:r>
+        <w:rPr>
+          <w:rStyle w:val="Forte"/>
+        </w:rPr>
+        <w:t>:</w:t>
+      </w:r>
+      <w:r>
+        <w:t xml:space="preserve"> </w:t>
+      </w:r>
+      <w:proofErr w:type="spellStart"/>
+      <w:r>
+        <w:t>código</w:t>
+      </w:r>
+      <w:proofErr w:type="spellEnd"/>
+      <w:r>
+        <w:t xml:space="preserve"> </w:t>
+      </w:r>
+      <w:proofErr w:type="spellStart"/>
+      <w:r>
+        <w:t>integrado</w:t>
+      </w:r>
+      <w:proofErr w:type="spellEnd"/>
+      <w:r>
+        <w:t xml:space="preserve"> </w:t>
+      </w:r>
+      <w:proofErr w:type="spellStart"/>
+      <w:r>
+        <w:t>na</w:t>
+      </w:r>
+      <w:proofErr w:type="spellEnd"/>
+      <w:r>
+        <w:t xml:space="preserve"> branch principal.</w:t>
       </w:r>
     </w:p>
     <w:p>
@@ -262,9 +774,9 @@
               </wp:inline>
             </w:drawing>
           </mc:Choice>
-          <mc:Fallback>
+          <mc:Fallback xmlns:w16sdtfl="http://schemas.microsoft.com/office/word/2024/wordml/sdtformatlock" xmlns:w16du="http://schemas.microsoft.com/office/word/2023/wordml/word16du">
             <w:pict>
-              <v:rect w14:anchorId="4FD7EECF" id="Rectangle 6" o:spid="_x0000_s1026" style="width:468pt;height:.1pt;visibility:visible;mso-wrap-style:square;mso-left-percent:-10001;mso-top-percent:-10001;mso-position-horizontal:absolute;mso-position-horizontal-relative:char;mso-position-vertical:absolute;mso-position-vertical-relative:line;mso-left-percent:-10001;mso-top-percent:-10001;v-text-anchor:top" o:gfxdata="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" filled="f">
+              <v:rect w14:anchorId="4FD7EECF" id="Rectangle 6" o:spid="_x0000_s1026" style="width:468pt;height:.1pt;visibility:visible;mso-wrap-style:square;mso-left-percent:-10001;mso-top-percent:-10001;mso-position-horizontal:absolute;mso-position-horizontal-relative:char;mso-position-vertical:absolute;mso-position-vertical-relative:line;mso-left-percent:-10001;mso-top-percent:-10001;v-text-anchor:top" o:gfxdata="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" filled="f">
                 <w10:anchorlock/>
               </v:rect>
             </w:pict>
@@ -274,75 +786,737 @@
     </w:p>
     <w:p>
       <w:pPr>
-        <w:pStyle w:val="Heading3"/>
-        <w:rPr>
-          <w:rFonts w:eastAsia="Times New Roman"/>
-        </w:rPr>
-      </w:pPr>
-      <w:r>
-        <w:rPr>
-          <w:rFonts w:eastAsia="Times New Roman"/>
-        </w:rPr>
-        <w:t>2. Um pull request tem título «alterações», nenhuma descrição e 38 arquivos alterados. Liste o que falta para torná-lo revisável e explique o risco de aprová-lo assim.</w:t>
+        <w:rPr>
+          <w:rFonts w:eastAsia="Times New Roman"/>
+        </w:rPr>
+      </w:pPr>
+      <w:r>
+        <w:rPr>
+          <w:rFonts w:eastAsia="Times New Roman"/>
+        </w:rPr>
+        <w:t xml:space="preserve">2. Um pull request </w:t>
+      </w:r>
+      <w:proofErr w:type="spellStart"/>
+      <w:r>
+        <w:rPr>
+          <w:rFonts w:eastAsia="Times New Roman"/>
+        </w:rPr>
+        <w:t>tem</w:t>
+      </w:r>
+      <w:proofErr w:type="spellEnd"/>
+      <w:r>
+        <w:rPr>
+          <w:rFonts w:eastAsia="Times New Roman"/>
+        </w:rPr>
+        <w:t xml:space="preserve"> </w:t>
+      </w:r>
+      <w:proofErr w:type="spellStart"/>
+      <w:r>
+        <w:rPr>
+          <w:rFonts w:eastAsia="Times New Roman"/>
+        </w:rPr>
+        <w:t>título</w:t>
+      </w:r>
+      <w:proofErr w:type="spellEnd"/>
+      <w:r>
+        <w:rPr>
+          <w:rFonts w:eastAsia="Times New Roman"/>
+        </w:rPr>
+        <w:t xml:space="preserve"> «</w:t>
+      </w:r>
+      <w:proofErr w:type="spellStart"/>
+      <w:r>
+        <w:rPr>
+          <w:rFonts w:eastAsia="Times New Roman"/>
+        </w:rPr>
+        <w:t>alterações</w:t>
+      </w:r>
+      <w:proofErr w:type="spellEnd"/>
+      <w:r>
+        <w:rPr>
+          <w:rFonts w:eastAsia="Times New Roman"/>
+        </w:rPr>
+        <w:t xml:space="preserve">», </w:t>
+      </w:r>
+      <w:proofErr w:type="spellStart"/>
+      <w:r>
+        <w:rPr>
+          <w:rFonts w:eastAsia="Times New Roman"/>
+        </w:rPr>
+        <w:t>nenhuma</w:t>
+      </w:r>
+      <w:proofErr w:type="spellEnd"/>
+      <w:r>
+        <w:rPr>
+          <w:rFonts w:eastAsia="Times New Roman"/>
+        </w:rPr>
+        <w:t xml:space="preserve"> </w:t>
+      </w:r>
+      <w:proofErr w:type="spellStart"/>
+      <w:r>
+        <w:rPr>
+          <w:rFonts w:eastAsia="Times New Roman"/>
+        </w:rPr>
+        <w:t>descrição</w:t>
+      </w:r>
+      <w:proofErr w:type="spellEnd"/>
+      <w:r>
+        <w:rPr>
+          <w:rFonts w:eastAsia="Times New Roman"/>
+        </w:rPr>
+        <w:t xml:space="preserve"> e 38 </w:t>
+      </w:r>
+      <w:proofErr w:type="spellStart"/>
+      <w:r>
+        <w:rPr>
+          <w:rFonts w:eastAsia="Times New Roman"/>
+        </w:rPr>
+        <w:t>arquivos</w:t>
+      </w:r>
+      <w:proofErr w:type="spellEnd"/>
+      <w:r>
+        <w:rPr>
+          <w:rFonts w:eastAsia="Times New Roman"/>
+        </w:rPr>
+        <w:t xml:space="preserve"> </w:t>
+      </w:r>
+      <w:proofErr w:type="spellStart"/>
+      <w:r>
+        <w:rPr>
+          <w:rFonts w:eastAsia="Times New Roman"/>
+        </w:rPr>
+        <w:t>alterados</w:t>
+      </w:r>
+      <w:proofErr w:type="spellEnd"/>
+      <w:r>
+        <w:rPr>
+          <w:rFonts w:eastAsia="Times New Roman"/>
+        </w:rPr>
+        <w:t xml:space="preserve">. </w:t>
+      </w:r>
+      <w:proofErr w:type="spellStart"/>
+      <w:r>
+        <w:rPr>
+          <w:rFonts w:eastAsia="Times New Roman"/>
+        </w:rPr>
+        <w:t>Liste</w:t>
+      </w:r>
+      <w:proofErr w:type="spellEnd"/>
+      <w:r>
+        <w:rPr>
+          <w:rFonts w:eastAsia="Times New Roman"/>
+        </w:rPr>
+        <w:t xml:space="preserve"> o que </w:t>
+      </w:r>
+      <w:proofErr w:type="spellStart"/>
+      <w:r>
+        <w:rPr>
+          <w:rFonts w:eastAsia="Times New Roman"/>
+        </w:rPr>
+        <w:t>falta</w:t>
+      </w:r>
+      <w:proofErr w:type="spellEnd"/>
+      <w:r>
+        <w:rPr>
+          <w:rFonts w:eastAsia="Times New Roman"/>
+        </w:rPr>
+        <w:t xml:space="preserve"> para </w:t>
+      </w:r>
+      <w:proofErr w:type="spellStart"/>
+      <w:r>
+        <w:rPr>
+          <w:rFonts w:eastAsia="Times New Roman"/>
+        </w:rPr>
+        <w:t>torná</w:t>
+      </w:r>
+      <w:proofErr w:type="spellEnd"/>
+      <w:r>
+        <w:rPr>
+          <w:rFonts w:eastAsia="Times New Roman"/>
+        </w:rPr>
+        <w:t xml:space="preserve">-lo </w:t>
+      </w:r>
+      <w:proofErr w:type="spellStart"/>
+      <w:r>
+        <w:rPr>
+          <w:rFonts w:eastAsia="Times New Roman"/>
+        </w:rPr>
+        <w:t>revisável</w:t>
+      </w:r>
+      <w:proofErr w:type="spellEnd"/>
+      <w:r>
+        <w:rPr>
+          <w:rFonts w:eastAsia="Times New Roman"/>
+        </w:rPr>
+        <w:t xml:space="preserve"> e </w:t>
+      </w:r>
+      <w:proofErr w:type="spellStart"/>
+      <w:r>
+        <w:rPr>
+          <w:rFonts w:eastAsia="Times New Roman"/>
+        </w:rPr>
+        <w:t>explique</w:t>
+      </w:r>
+      <w:proofErr w:type="spellEnd"/>
+      <w:r>
+        <w:rPr>
+          <w:rFonts w:eastAsia="Times New Roman"/>
+        </w:rPr>
+        <w:t xml:space="preserve"> o </w:t>
+      </w:r>
+      <w:proofErr w:type="spellStart"/>
+      <w:r>
+        <w:rPr>
+          <w:rFonts w:eastAsia="Times New Roman"/>
+        </w:rPr>
+        <w:t>risco</w:t>
+      </w:r>
+      <w:proofErr w:type="spellEnd"/>
+      <w:r>
+        <w:rPr>
+          <w:rFonts w:eastAsia="Times New Roman"/>
+        </w:rPr>
+        <w:t xml:space="preserve"> de </w:t>
+      </w:r>
+      <w:proofErr w:type="spellStart"/>
+      <w:r>
+        <w:rPr>
+          <w:rFonts w:eastAsia="Times New Roman"/>
+        </w:rPr>
+        <w:t>aprová</w:t>
+      </w:r>
+      <w:proofErr w:type="spellEnd"/>
+      <w:r>
+        <w:rPr>
+          <w:rFonts w:eastAsia="Times New Roman"/>
+        </w:rPr>
+        <w:t xml:space="preserve">-lo </w:t>
+      </w:r>
+      <w:proofErr w:type="spellStart"/>
+      <w:r>
+        <w:rPr>
+          <w:rFonts w:eastAsia="Times New Roman"/>
+        </w:rPr>
+        <w:t>assim</w:t>
+      </w:r>
+      <w:proofErr w:type="spellEnd"/>
+      <w:r>
+        <w:rPr>
+          <w:rFonts w:eastAsia="Times New Roman"/>
+        </w:rPr>
+        <w:t>.</w:t>
       </w:r>
     </w:p>
     <w:p>
-      <w:pPr>
-        <w:pStyle w:val="NormalWeb"/>
-      </w:pPr>
-      <w:r>
-        <w:rPr>
-          <w:rStyle w:val="Strong"/>
-        </w:rPr>
-        <w:t>Resposta:</w:t>
+      <w:proofErr w:type="spellStart"/>
+      <w:r>
+        <w:rPr>
+          <w:rStyle w:val="Forte"/>
+        </w:rPr>
+        <w:t>Resposta</w:t>
+      </w:r>
+      <w:proofErr w:type="spellEnd"/>
+      <w:r>
+        <w:rPr>
+          <w:rStyle w:val="Forte"/>
+        </w:rPr>
+        <w:t>:</w:t>
       </w:r>
       <w:r>
         <w:br/>
         <w:t xml:space="preserve">Falta um </w:t>
       </w:r>
-      <w:r>
-        <w:rPr>
-          <w:rStyle w:val="Strong"/>
-        </w:rPr>
-        <w:t>título mais específico</w:t>
-      </w:r>
-      <w:r>
-        <w:t xml:space="preserve">, uma </w:t>
-      </w:r>
-      <w:r>
-        <w:rPr>
-          <w:rStyle w:val="Strong"/>
-        </w:rPr>
-        <w:t>descrição explicando o que foi alterado e por quê</w:t>
-      </w:r>
-      <w:r>
-        <w:t xml:space="preserve">, informações sobre </w:t>
-      </w:r>
-      <w:r>
-        <w:rPr>
-          <w:rStyle w:val="Strong"/>
-        </w:rPr>
-        <w:t>como testar</w:t>
-      </w:r>
-      <w:r>
-        <w:t xml:space="preserve">, e, se necessário, indicar </w:t>
-      </w:r>
-      <w:r>
-        <w:rPr>
-          <w:rStyle w:val="Strong"/>
-        </w:rPr>
-        <w:t>issues relacionadas</w:t>
-      </w:r>
-      <w:r>
-        <w:t>. Também seria importante verificar se os 38 arquivos realmente precisam fazer parte do mesmo PR.</w:t>
+      <w:proofErr w:type="spellStart"/>
+      <w:r>
+        <w:rPr>
+          <w:rStyle w:val="Forte"/>
+        </w:rPr>
+        <w:t>título</w:t>
+      </w:r>
+      <w:proofErr w:type="spellEnd"/>
+      <w:r>
+        <w:rPr>
+          <w:rStyle w:val="Forte"/>
+        </w:rPr>
+        <w:t xml:space="preserve"> </w:t>
+      </w:r>
+      <w:proofErr w:type="spellStart"/>
+      <w:r>
+        <w:rPr>
+          <w:rStyle w:val="Forte"/>
+        </w:rPr>
+        <w:t>mais</w:t>
+      </w:r>
+      <w:proofErr w:type="spellEnd"/>
+      <w:r>
+        <w:rPr>
+          <w:rStyle w:val="Forte"/>
+        </w:rPr>
+        <w:t xml:space="preserve"> </w:t>
+      </w:r>
+      <w:proofErr w:type="spellStart"/>
+      <w:r>
+        <w:rPr>
+          <w:rStyle w:val="Forte"/>
+        </w:rPr>
+        <w:t>específico</w:t>
+      </w:r>
+      <w:proofErr w:type="spellEnd"/>
+      <w:r>
+        <w:t xml:space="preserve">, </w:t>
+      </w:r>
+      <w:proofErr w:type="spellStart"/>
+      <w:r>
+        <w:t>uma</w:t>
+      </w:r>
+      <w:proofErr w:type="spellEnd"/>
+      <w:r>
+        <w:t xml:space="preserve"> </w:t>
+      </w:r>
+      <w:proofErr w:type="spellStart"/>
+      <w:r>
+        <w:rPr>
+          <w:rStyle w:val="Forte"/>
+        </w:rPr>
+        <w:t>descrição</w:t>
+      </w:r>
+      <w:proofErr w:type="spellEnd"/>
+      <w:r>
+        <w:rPr>
+          <w:rStyle w:val="Forte"/>
+        </w:rPr>
+        <w:t xml:space="preserve"> </w:t>
+      </w:r>
+      <w:proofErr w:type="spellStart"/>
+      <w:r>
+        <w:rPr>
+          <w:rStyle w:val="Forte"/>
+        </w:rPr>
+        <w:t>explicando</w:t>
+      </w:r>
+      <w:proofErr w:type="spellEnd"/>
+      <w:r>
+        <w:rPr>
+          <w:rStyle w:val="Forte"/>
+        </w:rPr>
+        <w:t xml:space="preserve"> o que </w:t>
+      </w:r>
+      <w:proofErr w:type="spellStart"/>
+      <w:r>
+        <w:rPr>
+          <w:rStyle w:val="Forte"/>
+        </w:rPr>
+        <w:t>foi</w:t>
+      </w:r>
+      <w:proofErr w:type="spellEnd"/>
+      <w:r>
+        <w:rPr>
+          <w:rStyle w:val="Forte"/>
+        </w:rPr>
+        <w:t xml:space="preserve"> </w:t>
+      </w:r>
+      <w:proofErr w:type="spellStart"/>
+      <w:r>
+        <w:rPr>
+          <w:rStyle w:val="Forte"/>
+        </w:rPr>
+        <w:t>alterado</w:t>
+      </w:r>
+      <w:proofErr w:type="spellEnd"/>
+      <w:r>
+        <w:rPr>
+          <w:rStyle w:val="Forte"/>
+        </w:rPr>
+        <w:t xml:space="preserve"> e </w:t>
+      </w:r>
+      <w:proofErr w:type="spellStart"/>
+      <w:r>
+        <w:rPr>
+          <w:rStyle w:val="Forte"/>
+        </w:rPr>
+        <w:t>por</w:t>
+      </w:r>
+      <w:proofErr w:type="spellEnd"/>
+      <w:r>
+        <w:rPr>
+          <w:rStyle w:val="Forte"/>
+        </w:rPr>
+        <w:t xml:space="preserve"> </w:t>
+      </w:r>
+      <w:proofErr w:type="spellStart"/>
+      <w:r>
+        <w:rPr>
+          <w:rStyle w:val="Forte"/>
+        </w:rPr>
+        <w:t>quê</w:t>
+      </w:r>
+      <w:proofErr w:type="spellEnd"/>
+      <w:r>
+        <w:t xml:space="preserve">, </w:t>
+      </w:r>
+      <w:proofErr w:type="spellStart"/>
+      <w:r>
+        <w:t>informações</w:t>
+      </w:r>
+      <w:proofErr w:type="spellEnd"/>
+      <w:r>
+        <w:t xml:space="preserve"> </w:t>
+      </w:r>
+      <w:proofErr w:type="spellStart"/>
+      <w:r>
+        <w:t>sobre</w:t>
+      </w:r>
+      <w:proofErr w:type="spellEnd"/>
+      <w:r>
+        <w:t xml:space="preserve"> </w:t>
+      </w:r>
+      <w:proofErr w:type="spellStart"/>
+      <w:r>
+        <w:rPr>
+          <w:rStyle w:val="Forte"/>
+        </w:rPr>
+        <w:t>como</w:t>
+      </w:r>
+      <w:proofErr w:type="spellEnd"/>
+      <w:r>
+        <w:rPr>
+          <w:rStyle w:val="Forte"/>
+        </w:rPr>
+        <w:t xml:space="preserve"> </w:t>
+      </w:r>
+      <w:proofErr w:type="spellStart"/>
+      <w:r>
+        <w:rPr>
+          <w:rStyle w:val="Forte"/>
+        </w:rPr>
+        <w:t>testar</w:t>
+      </w:r>
+      <w:proofErr w:type="spellEnd"/>
+      <w:r>
+        <w:t xml:space="preserve">, e, se </w:t>
+      </w:r>
+      <w:proofErr w:type="spellStart"/>
+      <w:r>
+        <w:t>necessário</w:t>
+      </w:r>
+      <w:proofErr w:type="spellEnd"/>
+      <w:r>
+        <w:t xml:space="preserve">, </w:t>
+      </w:r>
+      <w:proofErr w:type="spellStart"/>
+      <w:r>
+        <w:t>indicar</w:t>
+      </w:r>
+      <w:proofErr w:type="spellEnd"/>
+      <w:r>
+        <w:t xml:space="preserve"> </w:t>
+      </w:r>
+      <w:r>
+        <w:rPr>
+          <w:rStyle w:val="Forte"/>
+        </w:rPr>
+        <w:t xml:space="preserve">issues </w:t>
+      </w:r>
+      <w:proofErr w:type="spellStart"/>
+      <w:r>
+        <w:rPr>
+          <w:rStyle w:val="Forte"/>
+        </w:rPr>
+        <w:t>relacionadas</w:t>
+      </w:r>
+      <w:proofErr w:type="spellEnd"/>
+      <w:r>
+        <w:t xml:space="preserve">. </w:t>
+      </w:r>
+      <w:proofErr w:type="spellStart"/>
+      <w:r>
+        <w:t>Também</w:t>
+      </w:r>
+      <w:proofErr w:type="spellEnd"/>
+      <w:r>
+        <w:t xml:space="preserve"> seria </w:t>
+      </w:r>
+      <w:proofErr w:type="spellStart"/>
+      <w:r>
+        <w:t>importante</w:t>
+      </w:r>
+      <w:proofErr w:type="spellEnd"/>
+      <w:r>
+        <w:t xml:space="preserve"> </w:t>
+      </w:r>
+      <w:proofErr w:type="spellStart"/>
+      <w:r>
+        <w:t>verificar</w:t>
+      </w:r>
+      <w:proofErr w:type="spellEnd"/>
+      <w:r>
+        <w:t xml:space="preserve"> se </w:t>
+      </w:r>
+      <w:proofErr w:type="spellStart"/>
+      <w:r>
+        <w:t>os</w:t>
+      </w:r>
+      <w:proofErr w:type="spellEnd"/>
+      <w:r>
+        <w:t xml:space="preserve"> 38 </w:t>
+      </w:r>
+      <w:proofErr w:type="spellStart"/>
+      <w:r>
+        <w:t>arquivos</w:t>
+      </w:r>
+      <w:proofErr w:type="spellEnd"/>
+      <w:r>
+        <w:t xml:space="preserve"> </w:t>
+      </w:r>
+      <w:proofErr w:type="spellStart"/>
+      <w:r>
+        <w:t>realmente</w:t>
+      </w:r>
+      <w:proofErr w:type="spellEnd"/>
+      <w:r>
+        <w:t xml:space="preserve"> </w:t>
+      </w:r>
+      <w:proofErr w:type="spellStart"/>
+      <w:r>
+        <w:t>precisam</w:t>
+      </w:r>
+      <w:proofErr w:type="spellEnd"/>
+      <w:r>
+        <w:t xml:space="preserve"> </w:t>
+      </w:r>
+      <w:proofErr w:type="spellStart"/>
+      <w:r>
+        <w:t>fazer</w:t>
+      </w:r>
+      <w:proofErr w:type="spellEnd"/>
+      <w:r>
+        <w:t xml:space="preserve"> </w:t>
+      </w:r>
+      <w:proofErr w:type="spellStart"/>
+      <w:r>
+        <w:t>parte</w:t>
+      </w:r>
+      <w:proofErr w:type="spellEnd"/>
+      <w:r>
+        <w:t xml:space="preserve"> do </w:t>
+      </w:r>
+      <w:proofErr w:type="spellStart"/>
+      <w:r>
+        <w:t>mesmo</w:t>
+      </w:r>
+      <w:proofErr w:type="spellEnd"/>
+      <w:r>
+        <w:t xml:space="preserve"> PR.</w:t>
       </w:r>
     </w:p>
     <w:p>
-      <w:pPr>
-        <w:pStyle w:val="NormalWeb"/>
-      </w:pPr>
-      <w:r>
-        <w:t>Aprovar dessa forma é arriscado porque o revisor pode não entender o objetivo das alterações nem conseguir verificar facilmente se elas estão corretas. Além disso, um PR muito grande e sem contexto aumenta a chance de algum problema passar despercebido.</w:t>
+      <w:proofErr w:type="spellStart"/>
+      <w:r>
+        <w:t>Aprovar</w:t>
+      </w:r>
+      <w:proofErr w:type="spellEnd"/>
+      <w:r>
+        <w:t xml:space="preserve"> dessa forma é </w:t>
+      </w:r>
+      <w:proofErr w:type="spellStart"/>
+      <w:r>
+        <w:t>arriscado</w:t>
+      </w:r>
+      <w:proofErr w:type="spellEnd"/>
+      <w:r>
+        <w:t xml:space="preserve"> </w:t>
+      </w:r>
+      <w:proofErr w:type="spellStart"/>
+      <w:r>
+        <w:t>porque</w:t>
+      </w:r>
+      <w:proofErr w:type="spellEnd"/>
+      <w:r>
+        <w:t xml:space="preserve"> o revisor </w:t>
+      </w:r>
+      <w:proofErr w:type="spellStart"/>
+      <w:r>
+        <w:t>pode</w:t>
+      </w:r>
+      <w:proofErr w:type="spellEnd"/>
+      <w:r>
+        <w:t xml:space="preserve"> </w:t>
+      </w:r>
+      <w:proofErr w:type="spellStart"/>
+      <w:r>
+        <w:t>não</w:t>
+      </w:r>
+      <w:proofErr w:type="spellEnd"/>
+      <w:r>
+        <w:t xml:space="preserve"> </w:t>
+      </w:r>
+      <w:proofErr w:type="spellStart"/>
+      <w:r>
+        <w:t>entender</w:t>
+      </w:r>
+      <w:proofErr w:type="spellEnd"/>
+      <w:r>
+        <w:t xml:space="preserve"> o </w:t>
+      </w:r>
+      <w:proofErr w:type="spellStart"/>
+      <w:r>
+        <w:t>objetivo</w:t>
+      </w:r>
+      <w:proofErr w:type="spellEnd"/>
+      <w:r>
+        <w:t xml:space="preserve"> das </w:t>
+      </w:r>
+      <w:proofErr w:type="spellStart"/>
+      <w:r>
+        <w:t>alterações</w:t>
+      </w:r>
+      <w:proofErr w:type="spellEnd"/>
+      <w:r>
+        <w:t xml:space="preserve"> </w:t>
+      </w:r>
+      <w:proofErr w:type="spellStart"/>
+      <w:r>
+        <w:t>nem</w:t>
+      </w:r>
+      <w:proofErr w:type="spellEnd"/>
+      <w:r>
+        <w:t xml:space="preserve"> </w:t>
+      </w:r>
+      <w:proofErr w:type="spellStart"/>
+      <w:r>
+        <w:t>conseguir</w:t>
+      </w:r>
+      <w:proofErr w:type="spellEnd"/>
+      <w:r>
+        <w:t xml:space="preserve"> </w:t>
+      </w:r>
+      <w:proofErr w:type="spellStart"/>
+      <w:r>
+        <w:t>verificar</w:t>
+      </w:r>
+      <w:proofErr w:type="spellEnd"/>
+      <w:r>
+        <w:t xml:space="preserve"> </w:t>
+      </w:r>
+      <w:proofErr w:type="spellStart"/>
+      <w:r>
+        <w:t>facilmente</w:t>
+      </w:r>
+      <w:proofErr w:type="spellEnd"/>
+      <w:r>
+        <w:t xml:space="preserve"> se </w:t>
+      </w:r>
+      <w:proofErr w:type="spellStart"/>
+      <w:r>
+        <w:t>elas</w:t>
+      </w:r>
+      <w:proofErr w:type="spellEnd"/>
+      <w:r>
+        <w:t xml:space="preserve"> </w:t>
+      </w:r>
+      <w:proofErr w:type="spellStart"/>
+      <w:r>
+        <w:t>estão</w:t>
+      </w:r>
+      <w:proofErr w:type="spellEnd"/>
+      <w:r>
+        <w:t xml:space="preserve"> </w:t>
+      </w:r>
+      <w:proofErr w:type="spellStart"/>
+      <w:r>
+        <w:t>corretas</w:t>
+      </w:r>
+      <w:proofErr w:type="spellEnd"/>
+      <w:r>
+        <w:t xml:space="preserve">. </w:t>
+      </w:r>
+      <w:proofErr w:type="spellStart"/>
+      <w:r>
+        <w:t>Além</w:t>
+      </w:r>
+      <w:proofErr w:type="spellEnd"/>
+      <w:r>
+        <w:t xml:space="preserve"> </w:t>
+      </w:r>
+      <w:proofErr w:type="spellStart"/>
+      <w:r>
+        <w:t>disso</w:t>
+      </w:r>
+      <w:proofErr w:type="spellEnd"/>
+      <w:r>
+        <w:t xml:space="preserve">, um PR </w:t>
+      </w:r>
+      <w:proofErr w:type="spellStart"/>
+      <w:r>
+        <w:t>muito</w:t>
+      </w:r>
+      <w:proofErr w:type="spellEnd"/>
+      <w:r>
+        <w:t xml:space="preserve"> </w:t>
+      </w:r>
+      <w:proofErr w:type="spellStart"/>
+      <w:r>
+        <w:t>grande</w:t>
+      </w:r>
+      <w:proofErr w:type="spellEnd"/>
+      <w:r>
+        <w:t xml:space="preserve"> e </w:t>
+      </w:r>
+      <w:proofErr w:type="spellStart"/>
+      <w:r>
+        <w:t>sem</w:t>
+      </w:r>
+      <w:proofErr w:type="spellEnd"/>
+      <w:r>
+        <w:t xml:space="preserve"> </w:t>
+      </w:r>
+      <w:proofErr w:type="spellStart"/>
+      <w:r>
+        <w:t>contexto</w:t>
+      </w:r>
+      <w:proofErr w:type="spellEnd"/>
+      <w:r>
+        <w:t xml:space="preserve"> </w:t>
+      </w:r>
+      <w:proofErr w:type="spellStart"/>
+      <w:r>
+        <w:t>aumenta</w:t>
+      </w:r>
+      <w:proofErr w:type="spellEnd"/>
+      <w:r>
+        <w:t xml:space="preserve"> a chance de </w:t>
+      </w:r>
+      <w:proofErr w:type="spellStart"/>
+      <w:r>
+        <w:t>algum</w:t>
+      </w:r>
+      <w:proofErr w:type="spellEnd"/>
+      <w:r>
+        <w:t xml:space="preserve"> </w:t>
+      </w:r>
+      <w:proofErr w:type="spellStart"/>
+      <w:r>
+        <w:t>problema</w:t>
+      </w:r>
+      <w:proofErr w:type="spellEnd"/>
+      <w:r>
+        <w:t xml:space="preserve"> </w:t>
+      </w:r>
+      <w:proofErr w:type="spellStart"/>
+      <w:r>
+        <w:t>passar</w:t>
+      </w:r>
+      <w:proofErr w:type="spellEnd"/>
+      <w:r>
+        <w:t xml:space="preserve"> </w:t>
+      </w:r>
+      <w:proofErr w:type="spellStart"/>
+      <w:r>
+        <w:t>despercebido</w:t>
+      </w:r>
+      <w:proofErr w:type="spellEnd"/>
+      <w:r>
+        <w:t>.</w:t>
       </w:r>
     </w:p>
     <w:p>
@@ -407,9 +1581,9 @@
               </wp:inline>
             </w:drawing>
           </mc:Choice>
-          <mc:Fallback>
+          <mc:Fallback xmlns:w16sdtfl="http://schemas.microsoft.com/office/word/2024/wordml/sdtformatlock" xmlns:w16du="http://schemas.microsoft.com/office/word/2023/wordml/word16du">
             <w:pict>
-              <v:rect w14:anchorId="0A0995B1" id="Rectangle 5" o:spid="_x0000_s1026" style="width:468pt;height:.1pt;visibility:visible;mso-wrap-style:square;mso-left-percent:-10001;mso-top-percent:-10001;mso-position-horizontal:absolute;mso-position-horizontal-relative:char;mso-position-vertical:absolute;mso-position-vertical-relative:line;mso-left-percent:-10001;mso-top-percent:-10001;v-text-anchor:top" o:gfxdata="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" filled="f">
+              <v:rect w14:anchorId="0A0995B1" id="Rectangle 5" o:spid="_x0000_s1026" style="width:468pt;height:.1pt;visibility:visible;mso-wrap-style:square;mso-left-percent:-10001;mso-top-percent:-10001;mso-position-horizontal:absolute;mso-position-horizontal-relative:char;mso-position-vertical:absolute;mso-position-vertical-relative:line;mso-left-percent:-10001;mso-top-percent:-10001;v-text-anchor:top" o:gfxdata="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" filled="f">
                 <w10:anchorlock/>
               </v:rect>
             </w:pict>
@@ -419,58 +1593,505 @@
     </w:p>
     <w:p>
       <w:pPr>
-        <w:pStyle w:val="Heading3"/>
-        <w:rPr>
-          <w:rFonts w:eastAsia="Times New Roman"/>
-        </w:rPr>
-      </w:pPr>
-      <w:r>
-        <w:rPr>
-          <w:rFonts w:eastAsia="Times New Roman"/>
-        </w:rPr>
-        <w:t>3. Escreva um comentário de revisão adequado para um trecho que ignora o caso de lista vazia, indicando se é bloqueante ou sugestão.</w:t>
+        <w:rPr>
+          <w:rFonts w:eastAsia="Times New Roman"/>
+        </w:rPr>
+      </w:pPr>
+      <w:r>
+        <w:rPr>
+          <w:rFonts w:eastAsia="Times New Roman"/>
+        </w:rPr>
+        <w:t xml:space="preserve">3. </w:t>
+      </w:r>
+      <w:proofErr w:type="spellStart"/>
+      <w:r>
+        <w:rPr>
+          <w:rFonts w:eastAsia="Times New Roman"/>
+        </w:rPr>
+        <w:t>Escreva</w:t>
+      </w:r>
+      <w:proofErr w:type="spellEnd"/>
+      <w:r>
+        <w:rPr>
+          <w:rFonts w:eastAsia="Times New Roman"/>
+        </w:rPr>
+        <w:t xml:space="preserve"> um </w:t>
+      </w:r>
+      <w:proofErr w:type="spellStart"/>
+      <w:r>
+        <w:rPr>
+          <w:rFonts w:eastAsia="Times New Roman"/>
+        </w:rPr>
+        <w:t>comentário</w:t>
+      </w:r>
+      <w:proofErr w:type="spellEnd"/>
+      <w:r>
+        <w:rPr>
+          <w:rFonts w:eastAsia="Times New Roman"/>
+        </w:rPr>
+        <w:t xml:space="preserve"> de </w:t>
+      </w:r>
+      <w:proofErr w:type="spellStart"/>
+      <w:r>
+        <w:rPr>
+          <w:rFonts w:eastAsia="Times New Roman"/>
+        </w:rPr>
+        <w:t>revisão</w:t>
+      </w:r>
+      <w:proofErr w:type="spellEnd"/>
+      <w:r>
+        <w:rPr>
+          <w:rFonts w:eastAsia="Times New Roman"/>
+        </w:rPr>
+        <w:t xml:space="preserve"> </w:t>
+      </w:r>
+      <w:proofErr w:type="spellStart"/>
+      <w:r>
+        <w:rPr>
+          <w:rFonts w:eastAsia="Times New Roman"/>
+        </w:rPr>
+        <w:t>adequado</w:t>
+      </w:r>
+      <w:proofErr w:type="spellEnd"/>
+      <w:r>
+        <w:rPr>
+          <w:rFonts w:eastAsia="Times New Roman"/>
+        </w:rPr>
+        <w:t xml:space="preserve"> para um </w:t>
+      </w:r>
+      <w:proofErr w:type="spellStart"/>
+      <w:r>
+        <w:rPr>
+          <w:rFonts w:eastAsia="Times New Roman"/>
+        </w:rPr>
+        <w:t>trecho</w:t>
+      </w:r>
+      <w:proofErr w:type="spellEnd"/>
+      <w:r>
+        <w:rPr>
+          <w:rFonts w:eastAsia="Times New Roman"/>
+        </w:rPr>
+        <w:t xml:space="preserve"> que </w:t>
+      </w:r>
+      <w:proofErr w:type="spellStart"/>
+      <w:r>
+        <w:rPr>
+          <w:rFonts w:eastAsia="Times New Roman"/>
+        </w:rPr>
+        <w:t>ignora</w:t>
+      </w:r>
+      <w:proofErr w:type="spellEnd"/>
+      <w:r>
+        <w:rPr>
+          <w:rFonts w:eastAsia="Times New Roman"/>
+        </w:rPr>
+        <w:t xml:space="preserve"> o </w:t>
+      </w:r>
+      <w:proofErr w:type="spellStart"/>
+      <w:r>
+        <w:rPr>
+          <w:rFonts w:eastAsia="Times New Roman"/>
+        </w:rPr>
+        <w:t>caso</w:t>
+      </w:r>
+      <w:proofErr w:type="spellEnd"/>
+      <w:r>
+        <w:rPr>
+          <w:rFonts w:eastAsia="Times New Roman"/>
+        </w:rPr>
+        <w:t xml:space="preserve"> de </w:t>
+      </w:r>
+      <w:proofErr w:type="spellStart"/>
+      <w:r>
+        <w:rPr>
+          <w:rFonts w:eastAsia="Times New Roman"/>
+        </w:rPr>
+        <w:t>lista</w:t>
+      </w:r>
+      <w:proofErr w:type="spellEnd"/>
+      <w:r>
+        <w:rPr>
+          <w:rFonts w:eastAsia="Times New Roman"/>
+        </w:rPr>
+        <w:t xml:space="preserve"> </w:t>
+      </w:r>
+      <w:proofErr w:type="spellStart"/>
+      <w:r>
+        <w:rPr>
+          <w:rFonts w:eastAsia="Times New Roman"/>
+        </w:rPr>
+        <w:t>vazia</w:t>
+      </w:r>
+      <w:proofErr w:type="spellEnd"/>
+      <w:r>
+        <w:rPr>
+          <w:rFonts w:eastAsia="Times New Roman"/>
+        </w:rPr>
+        <w:t xml:space="preserve">, </w:t>
+      </w:r>
+      <w:proofErr w:type="spellStart"/>
+      <w:r>
+        <w:rPr>
+          <w:rFonts w:eastAsia="Times New Roman"/>
+        </w:rPr>
+        <w:t>indicando</w:t>
+      </w:r>
+      <w:proofErr w:type="spellEnd"/>
+      <w:r>
+        <w:rPr>
+          <w:rFonts w:eastAsia="Times New Roman"/>
+        </w:rPr>
+        <w:t xml:space="preserve"> se é </w:t>
+      </w:r>
+      <w:proofErr w:type="spellStart"/>
+      <w:r>
+        <w:rPr>
+          <w:rFonts w:eastAsia="Times New Roman"/>
+        </w:rPr>
+        <w:t>bloqueante</w:t>
+      </w:r>
+      <w:proofErr w:type="spellEnd"/>
+      <w:r>
+        <w:rPr>
+          <w:rFonts w:eastAsia="Times New Roman"/>
+        </w:rPr>
+        <w:t xml:space="preserve"> </w:t>
+      </w:r>
+      <w:proofErr w:type="spellStart"/>
+      <w:r>
+        <w:rPr>
+          <w:rFonts w:eastAsia="Times New Roman"/>
+        </w:rPr>
+        <w:t>ou</w:t>
+      </w:r>
+      <w:proofErr w:type="spellEnd"/>
+      <w:r>
+        <w:rPr>
+          <w:rFonts w:eastAsia="Times New Roman"/>
+        </w:rPr>
+        <w:t xml:space="preserve"> </w:t>
+      </w:r>
+      <w:proofErr w:type="spellStart"/>
+      <w:r>
+        <w:rPr>
+          <w:rFonts w:eastAsia="Times New Roman"/>
+        </w:rPr>
+        <w:t>sugestão</w:t>
+      </w:r>
+      <w:proofErr w:type="spellEnd"/>
+      <w:r>
+        <w:rPr>
+          <w:rFonts w:eastAsia="Times New Roman"/>
+        </w:rPr>
+        <w:t>.</w:t>
       </w:r>
     </w:p>
     <w:p>
-      <w:pPr>
-        <w:pStyle w:val="NormalWeb"/>
-      </w:pPr>
-      <w:r>
-        <w:rPr>
-          <w:rStyle w:val="Strong"/>
-        </w:rPr>
-        <w:t>Resposta:</w:t>
+      <w:proofErr w:type="spellStart"/>
+      <w:r>
+        <w:rPr>
+          <w:rStyle w:val="Forte"/>
+        </w:rPr>
+        <w:t>Resposta</w:t>
+      </w:r>
+      <w:proofErr w:type="spellEnd"/>
+      <w:r>
+        <w:rPr>
+          <w:rStyle w:val="Forte"/>
+        </w:rPr>
+        <w:t>:</w:t>
       </w:r>
     </w:p>
     <w:p>
-      <w:pPr>
-        <w:pStyle w:val="NormalWeb"/>
-      </w:pPr>
-      <w:r>
-        <w:rPr>
-          <w:rStyle w:val="Strong"/>
-        </w:rPr>
-        <w:t>Bloqueante:</w:t>
-      </w:r>
-      <w:r>
-        <w:t xml:space="preserve"> Este trecho não trata o caso em que a lista está vazia. Isso pode causar um erro durante a execução. Sugiro verificar se a lista possui elementos antes de acessar o primeiro item.</w:t>
+      <w:proofErr w:type="spellStart"/>
+      <w:r>
+        <w:rPr>
+          <w:rStyle w:val="Forte"/>
+        </w:rPr>
+        <w:lastRenderedPageBreak/>
+        <w:t>Bloqueante</w:t>
+      </w:r>
+      <w:proofErr w:type="spellEnd"/>
+      <w:r>
+        <w:rPr>
+          <w:rStyle w:val="Forte"/>
+        </w:rPr>
+        <w:t>:</w:t>
+      </w:r>
+      <w:r>
+        <w:t xml:space="preserve"> Este </w:t>
+      </w:r>
+      <w:proofErr w:type="spellStart"/>
+      <w:r>
+        <w:t>trecho</w:t>
+      </w:r>
+      <w:proofErr w:type="spellEnd"/>
+      <w:r>
+        <w:t xml:space="preserve"> </w:t>
+      </w:r>
+      <w:proofErr w:type="spellStart"/>
+      <w:r>
+        <w:t>não</w:t>
+      </w:r>
+      <w:proofErr w:type="spellEnd"/>
+      <w:r>
+        <w:t xml:space="preserve"> </w:t>
+      </w:r>
+      <w:proofErr w:type="spellStart"/>
+      <w:r>
+        <w:t>trata</w:t>
+      </w:r>
+      <w:proofErr w:type="spellEnd"/>
+      <w:r>
+        <w:t xml:space="preserve"> o </w:t>
+      </w:r>
+      <w:proofErr w:type="spellStart"/>
+      <w:r>
+        <w:t>caso</w:t>
+      </w:r>
+      <w:proofErr w:type="spellEnd"/>
+      <w:r>
+        <w:t xml:space="preserve"> </w:t>
+      </w:r>
+      <w:proofErr w:type="spellStart"/>
+      <w:r>
+        <w:t>em</w:t>
+      </w:r>
+      <w:proofErr w:type="spellEnd"/>
+      <w:r>
+        <w:t xml:space="preserve"> que a </w:t>
+      </w:r>
+      <w:proofErr w:type="spellStart"/>
+      <w:r>
+        <w:t>lista</w:t>
+      </w:r>
+      <w:proofErr w:type="spellEnd"/>
+      <w:r>
+        <w:t xml:space="preserve"> </w:t>
+      </w:r>
+      <w:proofErr w:type="spellStart"/>
+      <w:r>
+        <w:t>está</w:t>
+      </w:r>
+      <w:proofErr w:type="spellEnd"/>
+      <w:r>
+        <w:t xml:space="preserve"> </w:t>
+      </w:r>
+      <w:proofErr w:type="spellStart"/>
+      <w:r>
+        <w:t>vazia</w:t>
+      </w:r>
+      <w:proofErr w:type="spellEnd"/>
+      <w:r>
+        <w:t xml:space="preserve">. </w:t>
+      </w:r>
+      <w:proofErr w:type="spellStart"/>
+      <w:r>
+        <w:t>Isso</w:t>
+      </w:r>
+      <w:proofErr w:type="spellEnd"/>
+      <w:r>
+        <w:t xml:space="preserve"> </w:t>
+      </w:r>
+      <w:proofErr w:type="spellStart"/>
+      <w:r>
+        <w:t>pode</w:t>
+      </w:r>
+      <w:proofErr w:type="spellEnd"/>
+      <w:r>
+        <w:t xml:space="preserve"> </w:t>
+      </w:r>
+      <w:proofErr w:type="spellStart"/>
+      <w:r>
+        <w:t>causar</w:t>
+      </w:r>
+      <w:proofErr w:type="spellEnd"/>
+      <w:r>
+        <w:t xml:space="preserve"> um </w:t>
+      </w:r>
+      <w:proofErr w:type="spellStart"/>
+      <w:r>
+        <w:t>erro</w:t>
+      </w:r>
+      <w:proofErr w:type="spellEnd"/>
+      <w:r>
+        <w:t xml:space="preserve"> </w:t>
+      </w:r>
+      <w:proofErr w:type="spellStart"/>
+      <w:r>
+        <w:t>durante</w:t>
+      </w:r>
+      <w:proofErr w:type="spellEnd"/>
+      <w:r>
+        <w:t xml:space="preserve"> </w:t>
+      </w:r>
+      <w:proofErr w:type="gramStart"/>
+      <w:r>
+        <w:t>a</w:t>
+      </w:r>
+      <w:proofErr w:type="gramEnd"/>
+      <w:r>
+        <w:t xml:space="preserve"> </w:t>
+      </w:r>
+      <w:proofErr w:type="spellStart"/>
+      <w:r>
+        <w:t>execução</w:t>
+      </w:r>
+      <w:proofErr w:type="spellEnd"/>
+      <w:r>
+        <w:t xml:space="preserve">. </w:t>
+      </w:r>
+      <w:proofErr w:type="spellStart"/>
+      <w:r>
+        <w:t>Sugiro</w:t>
+      </w:r>
+      <w:proofErr w:type="spellEnd"/>
+      <w:r>
+        <w:t xml:space="preserve"> </w:t>
+      </w:r>
+      <w:proofErr w:type="spellStart"/>
+      <w:r>
+        <w:t>verificar</w:t>
+      </w:r>
+      <w:proofErr w:type="spellEnd"/>
+      <w:r>
+        <w:t xml:space="preserve"> se a </w:t>
+      </w:r>
+      <w:proofErr w:type="spellStart"/>
+      <w:r>
+        <w:t>lista</w:t>
+      </w:r>
+      <w:proofErr w:type="spellEnd"/>
+      <w:r>
+        <w:t xml:space="preserve"> </w:t>
+      </w:r>
+      <w:proofErr w:type="spellStart"/>
+      <w:r>
+        <w:t>possui</w:t>
+      </w:r>
+      <w:proofErr w:type="spellEnd"/>
+      <w:r>
+        <w:t xml:space="preserve"> </w:t>
+      </w:r>
+      <w:proofErr w:type="spellStart"/>
+      <w:r>
+        <w:t>elementos</w:t>
+      </w:r>
+      <w:proofErr w:type="spellEnd"/>
+      <w:r>
+        <w:t xml:space="preserve"> antes de </w:t>
+      </w:r>
+      <w:proofErr w:type="spellStart"/>
+      <w:r>
+        <w:t>acessar</w:t>
+      </w:r>
+      <w:proofErr w:type="spellEnd"/>
+      <w:r>
+        <w:t xml:space="preserve"> o </w:t>
+      </w:r>
+      <w:proofErr w:type="spellStart"/>
+      <w:r>
+        <w:t>primeiro</w:t>
+      </w:r>
+      <w:proofErr w:type="spellEnd"/>
+      <w:r>
+        <w:t xml:space="preserve"> item.</w:t>
       </w:r>
     </w:p>
     <w:p>
-      <w:pPr>
-        <w:pStyle w:val="NormalWeb"/>
-      </w:pPr>
       <w:r>
         <w:t xml:space="preserve">É </w:t>
       </w:r>
-      <w:r>
-        <w:rPr>
-          <w:rStyle w:val="Strong"/>
+      <w:proofErr w:type="spellStart"/>
+      <w:r>
+        <w:rPr>
+          <w:rStyle w:val="Forte"/>
         </w:rPr>
         <w:t>bloqueante</w:t>
       </w:r>
-      <w:r>
-        <w:t xml:space="preserve"> porque o problema pode fazer o programa falhar em uma situação válida.</w:t>
+      <w:proofErr w:type="spellEnd"/>
+      <w:r>
+        <w:t xml:space="preserve"> </w:t>
+      </w:r>
+      <w:proofErr w:type="spellStart"/>
+      <w:r>
+        <w:t>porque</w:t>
+      </w:r>
+      <w:proofErr w:type="spellEnd"/>
+      <w:r>
+        <w:t xml:space="preserve"> o </w:t>
+      </w:r>
+      <w:proofErr w:type="spellStart"/>
+      <w:r>
+        <w:t>problema</w:t>
+      </w:r>
+      <w:proofErr w:type="spellEnd"/>
+      <w:r>
+        <w:t xml:space="preserve"> </w:t>
+      </w:r>
+      <w:proofErr w:type="spellStart"/>
+      <w:r>
+        <w:t>pode</w:t>
+      </w:r>
+      <w:proofErr w:type="spellEnd"/>
+      <w:r>
+        <w:t xml:space="preserve"> </w:t>
+      </w:r>
+      <w:proofErr w:type="spellStart"/>
+      <w:r>
+        <w:t>fazer</w:t>
+      </w:r>
+      <w:proofErr w:type="spellEnd"/>
+      <w:r>
+        <w:t xml:space="preserve"> o </w:t>
+      </w:r>
+      <w:proofErr w:type="spellStart"/>
+      <w:r>
+        <w:t>programa</w:t>
+      </w:r>
+      <w:proofErr w:type="spellEnd"/>
+      <w:r>
+        <w:t xml:space="preserve"> </w:t>
+      </w:r>
+      <w:proofErr w:type="spellStart"/>
+      <w:r>
+        <w:t>falhar</w:t>
+      </w:r>
+      <w:proofErr w:type="spellEnd"/>
+      <w:r>
+        <w:t xml:space="preserve"> </w:t>
+      </w:r>
+      <w:proofErr w:type="spellStart"/>
+      <w:r>
+        <w:t>em</w:t>
+      </w:r>
+      <w:proofErr w:type="spellEnd"/>
+      <w:r>
+        <w:t xml:space="preserve"> </w:t>
+      </w:r>
+      <w:proofErr w:type="spellStart"/>
+      <w:r>
+        <w:t>uma</w:t>
+      </w:r>
+      <w:proofErr w:type="spellEnd"/>
+      <w:r>
+        <w:t xml:space="preserve"> </w:t>
+      </w:r>
+      <w:proofErr w:type="spellStart"/>
+      <w:r>
+        <w:t>situação</w:t>
+      </w:r>
+      <w:proofErr w:type="spellEnd"/>
+      <w:r>
+        <w:t xml:space="preserve"> </w:t>
+      </w:r>
+      <w:proofErr w:type="spellStart"/>
+      <w:r>
+        <w:t>válida</w:t>
+      </w:r>
+      <w:proofErr w:type="spellEnd"/>
+      <w:r>
+        <w:t>.</w:t>
       </w:r>
     </w:p>
     <w:p>
@@ -535,9 +2156,9 @@
               </wp:inline>
             </w:drawing>
           </mc:Choice>
-          <mc:Fallback>
+          <mc:Fallback xmlns:w16sdtfl="http://schemas.microsoft.com/office/word/2024/wordml/sdtformatlock" xmlns:w16du="http://schemas.microsoft.com/office/word/2023/wordml/word16du">
             <w:pict>
-              <v:rect w14:anchorId="1580BB6A" id="Rectangle 4" o:spid="_x0000_s1026" style="width:468pt;height:.1pt;visibility:visible;mso-wrap-style:square;mso-left-percent:-10001;mso-top-percent:-10001;mso-position-horizontal:absolute;mso-position-horizontal-relative:char;mso-position-vertical:absolute;mso-position-vertical-relative:line;mso-left-percent:-10001;mso-top-percent:-10001;v-text-anchor:top" o:gfxdata="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" filled="f">
+              <v:rect w14:anchorId="1580BB6A" id="Rectangle 4" o:spid="_x0000_s1026" style="width:468pt;height:.1pt;visibility:visible;mso-wrap-style:square;mso-left-percent:-10001;mso-top-percent:-10001;mso-position-horizontal:absolute;mso-position-horizontal-relative:char;mso-position-vertical:absolute;mso-position-vertical-relative:line;mso-left-percent:-10001;mso-top-percent:-10001;v-text-anchor:top" o:gfxdata="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" filled="f">
                 <w10:anchorlock/>
               </v:rect>
             </w:pict>
@@ -547,117 +2168,675 @@
     </w:p>
     <w:p>
       <w:pPr>
-        <w:pStyle w:val="Heading3"/>
-        <w:rPr>
-          <w:rFonts w:eastAsia="Times New Roman"/>
-        </w:rPr>
-      </w:pPr>
-      <w:r>
-        <w:rPr>
-          <w:rFonts w:eastAsia="Times New Roman"/>
-        </w:rPr>
-        <w:t>4. Justifique cada uma das quatro regras de proteção da branch principal em termos do problema que ela evita.</w:t>
+        <w:rPr>
+          <w:rFonts w:eastAsia="Times New Roman"/>
+        </w:rPr>
+      </w:pPr>
+      <w:r>
+        <w:rPr>
+          <w:rFonts w:eastAsia="Times New Roman"/>
+        </w:rPr>
+        <w:t xml:space="preserve">4. </w:t>
+      </w:r>
+      <w:proofErr w:type="spellStart"/>
+      <w:r>
+        <w:rPr>
+          <w:rFonts w:eastAsia="Times New Roman"/>
+        </w:rPr>
+        <w:t>Justifique</w:t>
+      </w:r>
+      <w:proofErr w:type="spellEnd"/>
+      <w:r>
+        <w:rPr>
+          <w:rFonts w:eastAsia="Times New Roman"/>
+        </w:rPr>
+        <w:t xml:space="preserve"> </w:t>
+      </w:r>
+      <w:proofErr w:type="spellStart"/>
+      <w:r>
+        <w:rPr>
+          <w:rFonts w:eastAsia="Times New Roman"/>
+        </w:rPr>
+        <w:t>cada</w:t>
+      </w:r>
+      <w:proofErr w:type="spellEnd"/>
+      <w:r>
+        <w:rPr>
+          <w:rFonts w:eastAsia="Times New Roman"/>
+        </w:rPr>
+        <w:t xml:space="preserve"> </w:t>
+      </w:r>
+      <w:proofErr w:type="spellStart"/>
+      <w:r>
+        <w:rPr>
+          <w:rFonts w:eastAsia="Times New Roman"/>
+        </w:rPr>
+        <w:t>uma</w:t>
+      </w:r>
+      <w:proofErr w:type="spellEnd"/>
+      <w:r>
+        <w:rPr>
+          <w:rFonts w:eastAsia="Times New Roman"/>
+        </w:rPr>
+        <w:t xml:space="preserve"> das </w:t>
+      </w:r>
+      <w:proofErr w:type="spellStart"/>
+      <w:r>
+        <w:rPr>
+          <w:rFonts w:eastAsia="Times New Roman"/>
+        </w:rPr>
+        <w:t>quatro</w:t>
+      </w:r>
+      <w:proofErr w:type="spellEnd"/>
+      <w:r>
+        <w:rPr>
+          <w:rFonts w:eastAsia="Times New Roman"/>
+        </w:rPr>
+        <w:t xml:space="preserve"> </w:t>
+      </w:r>
+      <w:proofErr w:type="spellStart"/>
+      <w:r>
+        <w:rPr>
+          <w:rFonts w:eastAsia="Times New Roman"/>
+        </w:rPr>
+        <w:t>regras</w:t>
+      </w:r>
+      <w:proofErr w:type="spellEnd"/>
+      <w:r>
+        <w:rPr>
+          <w:rFonts w:eastAsia="Times New Roman"/>
+        </w:rPr>
+        <w:t xml:space="preserve"> de </w:t>
+      </w:r>
+      <w:proofErr w:type="spellStart"/>
+      <w:r>
+        <w:rPr>
+          <w:rFonts w:eastAsia="Times New Roman"/>
+        </w:rPr>
+        <w:t>proteção</w:t>
+      </w:r>
+      <w:proofErr w:type="spellEnd"/>
+      <w:r>
+        <w:rPr>
+          <w:rFonts w:eastAsia="Times New Roman"/>
+        </w:rPr>
+        <w:t xml:space="preserve"> da branch principal </w:t>
+      </w:r>
+      <w:proofErr w:type="spellStart"/>
+      <w:r>
+        <w:rPr>
+          <w:rFonts w:eastAsia="Times New Roman"/>
+        </w:rPr>
+        <w:t>em</w:t>
+      </w:r>
+      <w:proofErr w:type="spellEnd"/>
+      <w:r>
+        <w:rPr>
+          <w:rFonts w:eastAsia="Times New Roman"/>
+        </w:rPr>
+        <w:t xml:space="preserve"> </w:t>
+      </w:r>
+      <w:proofErr w:type="spellStart"/>
+      <w:r>
+        <w:rPr>
+          <w:rFonts w:eastAsia="Times New Roman"/>
+        </w:rPr>
+        <w:t>termos</w:t>
+      </w:r>
+      <w:proofErr w:type="spellEnd"/>
+      <w:r>
+        <w:rPr>
+          <w:rFonts w:eastAsia="Times New Roman"/>
+        </w:rPr>
+        <w:t xml:space="preserve"> do </w:t>
+      </w:r>
+      <w:proofErr w:type="spellStart"/>
+      <w:r>
+        <w:rPr>
+          <w:rFonts w:eastAsia="Times New Roman"/>
+        </w:rPr>
+        <w:t>problema</w:t>
+      </w:r>
+      <w:proofErr w:type="spellEnd"/>
+      <w:r>
+        <w:rPr>
+          <w:rFonts w:eastAsia="Times New Roman"/>
+        </w:rPr>
+        <w:t xml:space="preserve"> que </w:t>
+      </w:r>
+      <w:proofErr w:type="spellStart"/>
+      <w:r>
+        <w:rPr>
+          <w:rFonts w:eastAsia="Times New Roman"/>
+        </w:rPr>
+        <w:t>ela</w:t>
+      </w:r>
+      <w:proofErr w:type="spellEnd"/>
+      <w:r>
+        <w:rPr>
+          <w:rFonts w:eastAsia="Times New Roman"/>
+        </w:rPr>
+        <w:t xml:space="preserve"> </w:t>
+      </w:r>
+      <w:proofErr w:type="spellStart"/>
+      <w:r>
+        <w:rPr>
+          <w:rFonts w:eastAsia="Times New Roman"/>
+        </w:rPr>
+        <w:t>evita</w:t>
+      </w:r>
+      <w:proofErr w:type="spellEnd"/>
+      <w:r>
+        <w:rPr>
+          <w:rFonts w:eastAsia="Times New Roman"/>
+        </w:rPr>
+        <w:t>.</w:t>
       </w:r>
     </w:p>
     <w:p>
-      <w:pPr>
-        <w:pStyle w:val="NormalWeb"/>
-      </w:pPr>
-      <w:r>
-        <w:rPr>
-          <w:rStyle w:val="Strong"/>
-        </w:rPr>
-        <w:t>Resposta:</w:t>
+      <w:proofErr w:type="spellStart"/>
+      <w:r>
+        <w:rPr>
+          <w:rStyle w:val="Forte"/>
+        </w:rPr>
+        <w:t>Resposta</w:t>
+      </w:r>
+      <w:proofErr w:type="spellEnd"/>
+      <w:r>
+        <w:rPr>
+          <w:rStyle w:val="Forte"/>
+        </w:rPr>
+        <w:t>:</w:t>
       </w:r>
     </w:p>
     <w:p>
       <w:pPr>
-        <w:pStyle w:val="NormalWeb"/>
+        <w:pStyle w:val="PargrafodaLista"/>
         <w:numPr>
           <w:ilvl w:val="0"/>
-          <w:numId w:val="2"/>
+          <w:numId w:val="8"/>
         </w:numPr>
       </w:pPr>
-      <w:r>
-        <w:rPr>
-          <w:rStyle w:val="Strong"/>
-        </w:rPr>
-        <w:t>Exigir Pull Request:</w:t>
-      </w:r>
-      <w:r>
-        <w:t xml:space="preserve"> evita alterações diretas na </w:t>
-      </w:r>
-      <w:r>
-        <w:rPr>
-          <w:rStyle w:val="HTMLCode"/>
+      <w:proofErr w:type="spellStart"/>
+      <w:r>
+        <w:rPr>
+          <w:rStyle w:val="Forte"/>
+        </w:rPr>
+        <w:t>Exigir</w:t>
+      </w:r>
+      <w:proofErr w:type="spellEnd"/>
+      <w:r>
+        <w:rPr>
+          <w:rStyle w:val="Forte"/>
+        </w:rPr>
+        <w:t xml:space="preserve"> Pull Request:</w:t>
+      </w:r>
+      <w:r>
+        <w:t xml:space="preserve"> </w:t>
+      </w:r>
+      <w:proofErr w:type="spellStart"/>
+      <w:r>
+        <w:t>evita</w:t>
+      </w:r>
+      <w:proofErr w:type="spellEnd"/>
+      <w:r>
+        <w:t xml:space="preserve"> </w:t>
+      </w:r>
+      <w:proofErr w:type="spellStart"/>
+      <w:r>
+        <w:t>alterações</w:t>
+      </w:r>
+      <w:proofErr w:type="spellEnd"/>
+      <w:r>
+        <w:t xml:space="preserve"> </w:t>
+      </w:r>
+      <w:proofErr w:type="spellStart"/>
+      <w:r>
+        <w:t>diretas</w:t>
+      </w:r>
+      <w:proofErr w:type="spellEnd"/>
+      <w:r>
+        <w:t xml:space="preserve"> </w:t>
+      </w:r>
+      <w:proofErr w:type="spellStart"/>
+      <w:r>
+        <w:t>na</w:t>
+      </w:r>
+      <w:proofErr w:type="spellEnd"/>
+      <w:r>
+        <w:t xml:space="preserve"> </w:t>
+      </w:r>
+      <w:r>
+        <w:rPr>
+          <w:rStyle w:val="CdigoHTML"/>
         </w:rPr>
         <w:t>main</w:t>
       </w:r>
       <w:r>
-        <w:t xml:space="preserve"> sem revisão.</w:t>
+        <w:t xml:space="preserve"> </w:t>
+      </w:r>
+      <w:proofErr w:type="spellStart"/>
+      <w:r>
+        <w:t>sem</w:t>
+      </w:r>
+      <w:proofErr w:type="spellEnd"/>
+      <w:r>
+        <w:t xml:space="preserve"> </w:t>
+      </w:r>
+      <w:proofErr w:type="spellStart"/>
+      <w:r>
+        <w:t>revisão</w:t>
+      </w:r>
+      <w:proofErr w:type="spellEnd"/>
+      <w:r>
+        <w:t>.</w:t>
       </w:r>
     </w:p>
     <w:p>
       <w:pPr>
-        <w:pStyle w:val="NormalWeb"/>
+        <w:pStyle w:val="PargrafodaLista"/>
         <w:numPr>
           <w:ilvl w:val="0"/>
-          <w:numId w:val="2"/>
+          <w:numId w:val="8"/>
         </w:numPr>
       </w:pPr>
-      <w:r>
-        <w:rPr>
-          <w:rStyle w:val="Strong"/>
-        </w:rPr>
-        <w:t>Exigir aprovação de revisão:</w:t>
-      </w:r>
-      <w:r>
-        <w:t xml:space="preserve"> evita que alterações com problemas sejam integradas sem que outra pessoa as analise.</w:t>
+      <w:proofErr w:type="spellStart"/>
+      <w:r>
+        <w:rPr>
+          <w:rStyle w:val="Forte"/>
+        </w:rPr>
+        <w:t>Exigir</w:t>
+      </w:r>
+      <w:proofErr w:type="spellEnd"/>
+      <w:r>
+        <w:rPr>
+          <w:rStyle w:val="Forte"/>
+        </w:rPr>
+        <w:t xml:space="preserve"> </w:t>
+      </w:r>
+      <w:proofErr w:type="spellStart"/>
+      <w:r>
+        <w:rPr>
+          <w:rStyle w:val="Forte"/>
+        </w:rPr>
+        <w:t>aprovação</w:t>
+      </w:r>
+      <w:proofErr w:type="spellEnd"/>
+      <w:r>
+        <w:rPr>
+          <w:rStyle w:val="Forte"/>
+        </w:rPr>
+        <w:t xml:space="preserve"> de </w:t>
+      </w:r>
+      <w:proofErr w:type="spellStart"/>
+      <w:r>
+        <w:rPr>
+          <w:rStyle w:val="Forte"/>
+        </w:rPr>
+        <w:t>revisão</w:t>
+      </w:r>
+      <w:proofErr w:type="spellEnd"/>
+      <w:r>
+        <w:rPr>
+          <w:rStyle w:val="Forte"/>
+        </w:rPr>
+        <w:t>:</w:t>
+      </w:r>
+      <w:r>
+        <w:t xml:space="preserve"> </w:t>
+      </w:r>
+      <w:proofErr w:type="spellStart"/>
+      <w:r>
+        <w:t>evita</w:t>
+      </w:r>
+      <w:proofErr w:type="spellEnd"/>
+      <w:r>
+        <w:t xml:space="preserve"> que </w:t>
+      </w:r>
+      <w:proofErr w:type="spellStart"/>
+      <w:r>
+        <w:t>alterações</w:t>
+      </w:r>
+      <w:proofErr w:type="spellEnd"/>
+      <w:r>
+        <w:t xml:space="preserve"> com </w:t>
+      </w:r>
+      <w:proofErr w:type="spellStart"/>
+      <w:r>
+        <w:t>problemas</w:t>
+      </w:r>
+      <w:proofErr w:type="spellEnd"/>
+      <w:r>
+        <w:t xml:space="preserve"> </w:t>
+      </w:r>
+      <w:proofErr w:type="spellStart"/>
+      <w:r>
+        <w:t>sejam</w:t>
+      </w:r>
+      <w:proofErr w:type="spellEnd"/>
+      <w:r>
+        <w:t xml:space="preserve"> </w:t>
+      </w:r>
+      <w:proofErr w:type="spellStart"/>
+      <w:r>
+        <w:t>integradas</w:t>
+      </w:r>
+      <w:proofErr w:type="spellEnd"/>
+      <w:r>
+        <w:t xml:space="preserve"> </w:t>
+      </w:r>
+      <w:proofErr w:type="spellStart"/>
+      <w:r>
+        <w:t>sem</w:t>
+      </w:r>
+      <w:proofErr w:type="spellEnd"/>
+      <w:r>
+        <w:t xml:space="preserve"> que </w:t>
+      </w:r>
+      <w:proofErr w:type="spellStart"/>
+      <w:r>
+        <w:t>outra</w:t>
+      </w:r>
+      <w:proofErr w:type="spellEnd"/>
+      <w:r>
+        <w:t xml:space="preserve"> </w:t>
+      </w:r>
+      <w:proofErr w:type="spellStart"/>
+      <w:r>
+        <w:t>pessoa</w:t>
+      </w:r>
+      <w:proofErr w:type="spellEnd"/>
+      <w:r>
+        <w:t xml:space="preserve"> as </w:t>
+      </w:r>
+      <w:proofErr w:type="spellStart"/>
+      <w:r>
+        <w:t>analise</w:t>
+      </w:r>
+      <w:proofErr w:type="spellEnd"/>
+      <w:r>
+        <w:t>.</w:t>
       </w:r>
     </w:p>
     <w:p>
       <w:pPr>
-        <w:pStyle w:val="NormalWeb"/>
+        <w:pStyle w:val="PargrafodaLista"/>
         <w:numPr>
           <w:ilvl w:val="0"/>
-          <w:numId w:val="2"/>
+          <w:numId w:val="8"/>
         </w:numPr>
       </w:pPr>
-      <w:r>
-        <w:rPr>
-          <w:rStyle w:val="Strong"/>
-        </w:rPr>
-        <w:t>Exigir verificações/status checks:</w:t>
-      </w:r>
-      <w:r>
-        <w:t xml:space="preserve"> evita integrar código que não passou pelos testes ou pelas verificações automáticas.</w:t>
+      <w:proofErr w:type="spellStart"/>
+      <w:r>
+        <w:rPr>
+          <w:rStyle w:val="Forte"/>
+        </w:rPr>
+        <w:t>Exigir</w:t>
+      </w:r>
+      <w:proofErr w:type="spellEnd"/>
+      <w:r>
+        <w:rPr>
+          <w:rStyle w:val="Forte"/>
+        </w:rPr>
+        <w:t xml:space="preserve"> </w:t>
+      </w:r>
+      <w:proofErr w:type="spellStart"/>
+      <w:r>
+        <w:rPr>
+          <w:rStyle w:val="Forte"/>
+        </w:rPr>
+        <w:t>verificações</w:t>
+      </w:r>
+      <w:proofErr w:type="spellEnd"/>
+      <w:r>
+        <w:rPr>
+          <w:rStyle w:val="Forte"/>
+        </w:rPr>
+        <w:t>/status checks:</w:t>
+      </w:r>
+      <w:r>
+        <w:t xml:space="preserve"> </w:t>
+      </w:r>
+      <w:proofErr w:type="spellStart"/>
+      <w:r>
+        <w:t>evita</w:t>
+      </w:r>
+      <w:proofErr w:type="spellEnd"/>
+      <w:r>
+        <w:t xml:space="preserve"> </w:t>
+      </w:r>
+      <w:proofErr w:type="spellStart"/>
+      <w:r>
+        <w:t>integrar</w:t>
+      </w:r>
+      <w:proofErr w:type="spellEnd"/>
+      <w:r>
+        <w:t xml:space="preserve"> </w:t>
+      </w:r>
+      <w:proofErr w:type="spellStart"/>
+      <w:r>
+        <w:t>código</w:t>
+      </w:r>
+      <w:proofErr w:type="spellEnd"/>
+      <w:r>
+        <w:t xml:space="preserve"> que </w:t>
+      </w:r>
+      <w:proofErr w:type="spellStart"/>
+      <w:r>
+        <w:t>não</w:t>
+      </w:r>
+      <w:proofErr w:type="spellEnd"/>
+      <w:r>
+        <w:t xml:space="preserve"> </w:t>
+      </w:r>
+      <w:proofErr w:type="spellStart"/>
+      <w:r>
+        <w:t>passou</w:t>
+      </w:r>
+      <w:proofErr w:type="spellEnd"/>
+      <w:r>
+        <w:t xml:space="preserve"> </w:t>
+      </w:r>
+      <w:proofErr w:type="spellStart"/>
+      <w:r>
+        <w:t>pelos</w:t>
+      </w:r>
+      <w:proofErr w:type="spellEnd"/>
+      <w:r>
+        <w:t xml:space="preserve"> testes </w:t>
+      </w:r>
+      <w:proofErr w:type="spellStart"/>
+      <w:r>
+        <w:t>ou</w:t>
+      </w:r>
+      <w:proofErr w:type="spellEnd"/>
+      <w:r>
+        <w:t xml:space="preserve"> </w:t>
+      </w:r>
+      <w:proofErr w:type="spellStart"/>
+      <w:r>
+        <w:t>pelas</w:t>
+      </w:r>
+      <w:proofErr w:type="spellEnd"/>
+      <w:r>
+        <w:t xml:space="preserve"> </w:t>
+      </w:r>
+      <w:proofErr w:type="spellStart"/>
+      <w:r>
+        <w:t>verificações</w:t>
+      </w:r>
+      <w:proofErr w:type="spellEnd"/>
+      <w:r>
+        <w:t xml:space="preserve"> </w:t>
+      </w:r>
+      <w:proofErr w:type="spellStart"/>
+      <w:r>
+        <w:t>automáticas</w:t>
+      </w:r>
+      <w:proofErr w:type="spellEnd"/>
+      <w:r>
+        <w:t>.</w:t>
       </w:r>
     </w:p>
     <w:p>
       <w:pPr>
-        <w:pStyle w:val="NormalWeb"/>
+        <w:pStyle w:val="PargrafodaLista"/>
         <w:numPr>
           <w:ilvl w:val="0"/>
-          <w:numId w:val="2"/>
+          <w:numId w:val="8"/>
         </w:numPr>
       </w:pPr>
-      <w:r>
-        <w:rPr>
-          <w:rStyle w:val="Strong"/>
-        </w:rPr>
-        <w:t>Exigir branch atualizada antes do merge:</w:t>
-      </w:r>
-      <w:r>
-        <w:t xml:space="preserve"> evita integrar uma alteração baseada em uma versão antiga da </w:t>
-      </w:r>
-      <w:r>
-        <w:rPr>
-          <w:rStyle w:val="HTMLCode"/>
+      <w:proofErr w:type="spellStart"/>
+      <w:r>
+        <w:rPr>
+          <w:rStyle w:val="Forte"/>
+        </w:rPr>
+        <w:t>Exigir</w:t>
+      </w:r>
+      <w:proofErr w:type="spellEnd"/>
+      <w:r>
+        <w:rPr>
+          <w:rStyle w:val="Forte"/>
+        </w:rPr>
+        <w:t xml:space="preserve"> branch </w:t>
+      </w:r>
+      <w:proofErr w:type="spellStart"/>
+      <w:r>
+        <w:rPr>
+          <w:rStyle w:val="Forte"/>
+        </w:rPr>
+        <w:t>atualizada</w:t>
+      </w:r>
+      <w:proofErr w:type="spellEnd"/>
+      <w:r>
+        <w:rPr>
+          <w:rStyle w:val="Forte"/>
+        </w:rPr>
+        <w:t xml:space="preserve"> antes do merge:</w:t>
+      </w:r>
+      <w:r>
+        <w:t xml:space="preserve"> </w:t>
+      </w:r>
+      <w:proofErr w:type="spellStart"/>
+      <w:r>
+        <w:t>evita</w:t>
+      </w:r>
+      <w:proofErr w:type="spellEnd"/>
+      <w:r>
+        <w:t xml:space="preserve"> </w:t>
+      </w:r>
+      <w:proofErr w:type="spellStart"/>
+      <w:r>
+        <w:t>integrar</w:t>
+      </w:r>
+      <w:proofErr w:type="spellEnd"/>
+      <w:r>
+        <w:t xml:space="preserve"> </w:t>
+      </w:r>
+      <w:proofErr w:type="spellStart"/>
+      <w:r>
+        <w:t>uma</w:t>
+      </w:r>
+      <w:proofErr w:type="spellEnd"/>
+      <w:r>
+        <w:t xml:space="preserve"> </w:t>
+      </w:r>
+      <w:proofErr w:type="spellStart"/>
+      <w:r>
+        <w:t>alteração</w:t>
+      </w:r>
+      <w:proofErr w:type="spellEnd"/>
+      <w:r>
+        <w:t xml:space="preserve"> </w:t>
+      </w:r>
+      <w:proofErr w:type="spellStart"/>
+      <w:r>
+        <w:t>baseada</w:t>
+      </w:r>
+      <w:proofErr w:type="spellEnd"/>
+      <w:r>
+        <w:t xml:space="preserve"> </w:t>
+      </w:r>
+      <w:proofErr w:type="spellStart"/>
+      <w:r>
+        <w:t>em</w:t>
+      </w:r>
+      <w:proofErr w:type="spellEnd"/>
+      <w:r>
+        <w:t xml:space="preserve"> </w:t>
+      </w:r>
+      <w:proofErr w:type="spellStart"/>
+      <w:r>
+        <w:t>uma</w:t>
+      </w:r>
+      <w:proofErr w:type="spellEnd"/>
+      <w:r>
+        <w:t xml:space="preserve"> </w:t>
+      </w:r>
+      <w:proofErr w:type="spellStart"/>
+      <w:r>
+        <w:t>versão</w:t>
+      </w:r>
+      <w:proofErr w:type="spellEnd"/>
+      <w:r>
+        <w:t xml:space="preserve"> </w:t>
+      </w:r>
+      <w:proofErr w:type="spellStart"/>
+      <w:r>
+        <w:t>antiga</w:t>
+      </w:r>
+      <w:proofErr w:type="spellEnd"/>
+      <w:r>
+        <w:t xml:space="preserve"> da </w:t>
+      </w:r>
+      <w:r>
+        <w:rPr>
+          <w:rStyle w:val="CdigoHTML"/>
         </w:rPr>
         <w:t>main</w:t>
       </w:r>
       <w:r>
-        <w:t>, reduzindo problemas de conflito ou incompatibilidade.</w:t>
+        <w:t xml:space="preserve">, </w:t>
+      </w:r>
+      <w:proofErr w:type="spellStart"/>
+      <w:r>
+        <w:t>reduzindo</w:t>
+      </w:r>
+      <w:proofErr w:type="spellEnd"/>
+      <w:r>
+        <w:t xml:space="preserve"> </w:t>
+      </w:r>
+      <w:proofErr w:type="spellStart"/>
+      <w:r>
+        <w:t>problemas</w:t>
+      </w:r>
+      <w:proofErr w:type="spellEnd"/>
+      <w:r>
+        <w:t xml:space="preserve"> de </w:t>
+      </w:r>
+      <w:proofErr w:type="spellStart"/>
+      <w:r>
+        <w:t>conflito</w:t>
+      </w:r>
+      <w:proofErr w:type="spellEnd"/>
+      <w:r>
+        <w:t xml:space="preserve"> </w:t>
+      </w:r>
+      <w:proofErr w:type="spellStart"/>
+      <w:r>
+        <w:t>ou</w:t>
+      </w:r>
+      <w:proofErr w:type="spellEnd"/>
+      <w:r>
+        <w:t xml:space="preserve"> </w:t>
+      </w:r>
+      <w:proofErr w:type="spellStart"/>
+      <w:r>
+        <w:t>incompatibilidade</w:t>
+      </w:r>
+      <w:proofErr w:type="spellEnd"/>
+      <w:r>
+        <w:t>.</w:t>
       </w:r>
     </w:p>
     <w:p>
@@ -722,9 +2901,9 @@
               </wp:inline>
             </w:drawing>
           </mc:Choice>
-          <mc:Fallback>
+          <mc:Fallback xmlns:w16sdtfl="http://schemas.microsoft.com/office/word/2024/wordml/sdtformatlock" xmlns:w16du="http://schemas.microsoft.com/office/word/2023/wordml/word16du">
             <w:pict>
-              <v:rect w14:anchorId="4C1232E6" id="Rectangle 3" o:spid="_x0000_s1026" style="width:468pt;height:.1pt;visibility:visible;mso-wrap-style:square;mso-left-percent:-10001;mso-top-percent:-10001;mso-position-horizontal:absolute;mso-position-horizontal-relative:char;mso-position-vertical:absolute;mso-position-vertical-relative:line;mso-left-percent:-10001;mso-top-percent:-10001;v-text-anchor:top" o:gfxdata="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" filled="f">
+              <v:rect w14:anchorId="4C1232E6" id="Rectangle 3" o:spid="_x0000_s1026" style="width:468pt;height:.1pt;visibility:visible;mso-wrap-style:square;mso-left-percent:-10001;mso-top-percent:-10001;mso-position-horizontal:absolute;mso-position-horizontal-relative:char;mso-position-vertical:absolute;mso-position-vertical-relative:line;mso-left-percent:-10001;mso-top-percent:-10001;v-text-anchor:top" o:gfxdata="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" filled="f">
                 <w10:anchorlock/>
               </v:rect>
             </w:pict>
@@ -734,139 +2913,403 @@
     </w:p>
     <w:p>
       <w:pPr>
-        <w:pStyle w:val="Heading3"/>
-        <w:rPr>
-          <w:rFonts w:eastAsia="Times New Roman"/>
-        </w:rPr>
-      </w:pPr>
-      <w:r>
-        <w:rPr>
-          <w:rFonts w:eastAsia="Times New Roman"/>
-        </w:rPr>
-        <w:t xml:space="preserve">5. Traduza para comandos </w:t>
-      </w:r>
-      <w:r>
-        <w:rPr>
-          <w:rStyle w:val="HTMLCode"/>
+        <w:rPr>
+          <w:rFonts w:eastAsia="Times New Roman"/>
+        </w:rPr>
+      </w:pPr>
+      <w:r>
+        <w:rPr>
+          <w:rFonts w:eastAsia="Times New Roman"/>
+        </w:rPr>
+        <w:t xml:space="preserve">5. </w:t>
+      </w:r>
+      <w:proofErr w:type="spellStart"/>
+      <w:r>
+        <w:rPr>
+          <w:rFonts w:eastAsia="Times New Roman"/>
+        </w:rPr>
+        <w:t>Traduza</w:t>
+      </w:r>
+      <w:proofErr w:type="spellEnd"/>
+      <w:r>
+        <w:rPr>
+          <w:rFonts w:eastAsia="Times New Roman"/>
+        </w:rPr>
+        <w:t xml:space="preserve"> para </w:t>
+      </w:r>
+      <w:proofErr w:type="spellStart"/>
+      <w:r>
+        <w:rPr>
+          <w:rFonts w:eastAsia="Times New Roman"/>
+        </w:rPr>
+        <w:t>comandos</w:t>
+      </w:r>
+      <w:proofErr w:type="spellEnd"/>
+      <w:r>
+        <w:rPr>
+          <w:rFonts w:eastAsia="Times New Roman"/>
+        </w:rPr>
+        <w:t xml:space="preserve"> </w:t>
+      </w:r>
+      <w:proofErr w:type="spellStart"/>
+      <w:r>
+        <w:rPr>
+          <w:rStyle w:val="CdigoHTML"/>
         </w:rPr>
         <w:t>gh</w:t>
       </w:r>
-      <w:r>
-        <w:rPr>
-          <w:rFonts w:eastAsia="Times New Roman"/>
-        </w:rPr>
-        <w:t xml:space="preserve"> as seguintes ações: criar issue, abrir PR, trazer PR do colega para a máquina e aprovar a revisão.</w:t>
+      <w:proofErr w:type="spellEnd"/>
+      <w:r>
+        <w:rPr>
+          <w:rFonts w:eastAsia="Times New Roman"/>
+        </w:rPr>
+        <w:t xml:space="preserve"> as </w:t>
+      </w:r>
+      <w:proofErr w:type="spellStart"/>
+      <w:r>
+        <w:rPr>
+          <w:rFonts w:eastAsia="Times New Roman"/>
+        </w:rPr>
+        <w:t>seguintes</w:t>
+      </w:r>
+      <w:proofErr w:type="spellEnd"/>
+      <w:r>
+        <w:rPr>
+          <w:rFonts w:eastAsia="Times New Roman"/>
+        </w:rPr>
+        <w:t xml:space="preserve"> </w:t>
+      </w:r>
+      <w:proofErr w:type="spellStart"/>
+      <w:r>
+        <w:rPr>
+          <w:rFonts w:eastAsia="Times New Roman"/>
+        </w:rPr>
+        <w:t>ações</w:t>
+      </w:r>
+      <w:proofErr w:type="spellEnd"/>
+      <w:r>
+        <w:rPr>
+          <w:rFonts w:eastAsia="Times New Roman"/>
+        </w:rPr>
+        <w:t xml:space="preserve">: </w:t>
+      </w:r>
+      <w:proofErr w:type="spellStart"/>
+      <w:r>
+        <w:rPr>
+          <w:rFonts w:eastAsia="Times New Roman"/>
+        </w:rPr>
+        <w:t>criar</w:t>
+      </w:r>
+      <w:proofErr w:type="spellEnd"/>
+      <w:r>
+        <w:rPr>
+          <w:rFonts w:eastAsia="Times New Roman"/>
+        </w:rPr>
+        <w:t xml:space="preserve"> issue, </w:t>
+      </w:r>
+      <w:proofErr w:type="spellStart"/>
+      <w:r>
+        <w:rPr>
+          <w:rFonts w:eastAsia="Times New Roman"/>
+        </w:rPr>
+        <w:t>abrir</w:t>
+      </w:r>
+      <w:proofErr w:type="spellEnd"/>
+      <w:r>
+        <w:rPr>
+          <w:rFonts w:eastAsia="Times New Roman"/>
+        </w:rPr>
+        <w:t xml:space="preserve"> PR, </w:t>
+      </w:r>
+      <w:proofErr w:type="spellStart"/>
+      <w:r>
+        <w:rPr>
+          <w:rFonts w:eastAsia="Times New Roman"/>
+        </w:rPr>
+        <w:t>trazer</w:t>
+      </w:r>
+      <w:proofErr w:type="spellEnd"/>
+      <w:r>
+        <w:rPr>
+          <w:rFonts w:eastAsia="Times New Roman"/>
+        </w:rPr>
+        <w:t xml:space="preserve"> PR do </w:t>
+      </w:r>
+      <w:proofErr w:type="spellStart"/>
+      <w:r>
+        <w:rPr>
+          <w:rFonts w:eastAsia="Times New Roman"/>
+        </w:rPr>
+        <w:t>colega</w:t>
+      </w:r>
+      <w:proofErr w:type="spellEnd"/>
+      <w:r>
+        <w:rPr>
+          <w:rFonts w:eastAsia="Times New Roman"/>
+        </w:rPr>
+        <w:t xml:space="preserve"> para a </w:t>
+      </w:r>
+      <w:proofErr w:type="spellStart"/>
+      <w:r>
+        <w:rPr>
+          <w:rFonts w:eastAsia="Times New Roman"/>
+        </w:rPr>
+        <w:t>máquina</w:t>
+      </w:r>
+      <w:proofErr w:type="spellEnd"/>
+      <w:r>
+        <w:rPr>
+          <w:rFonts w:eastAsia="Times New Roman"/>
+        </w:rPr>
+        <w:t xml:space="preserve"> e </w:t>
+      </w:r>
+      <w:proofErr w:type="spellStart"/>
+      <w:r>
+        <w:rPr>
+          <w:rFonts w:eastAsia="Times New Roman"/>
+        </w:rPr>
+        <w:t>aprovar</w:t>
+      </w:r>
+      <w:proofErr w:type="spellEnd"/>
+      <w:r>
+        <w:rPr>
+          <w:rFonts w:eastAsia="Times New Roman"/>
+        </w:rPr>
+        <w:t xml:space="preserve"> a </w:t>
+      </w:r>
+      <w:proofErr w:type="spellStart"/>
+      <w:r>
+        <w:rPr>
+          <w:rFonts w:eastAsia="Times New Roman"/>
+        </w:rPr>
+        <w:t>revisão</w:t>
+      </w:r>
+      <w:proofErr w:type="spellEnd"/>
+      <w:r>
+        <w:rPr>
+          <w:rFonts w:eastAsia="Times New Roman"/>
+        </w:rPr>
+        <w:t>.</w:t>
       </w:r>
     </w:p>
     <w:p>
-      <w:pPr>
-        <w:pStyle w:val="NormalWeb"/>
-      </w:pPr>
-      <w:r>
-        <w:rPr>
-          <w:rStyle w:val="Strong"/>
-        </w:rPr>
-        <w:t>Resposta:</w:t>
+      <w:proofErr w:type="spellStart"/>
+      <w:r>
+        <w:rPr>
+          <w:rStyle w:val="Forte"/>
+        </w:rPr>
+        <w:t>Resposta</w:t>
+      </w:r>
+      <w:proofErr w:type="spellEnd"/>
+      <w:r>
+        <w:rPr>
+          <w:rStyle w:val="Forte"/>
+        </w:rPr>
+        <w:t>:</w:t>
       </w:r>
     </w:p>
     <w:p>
-      <w:pPr>
-        <w:pStyle w:val="NormalWeb"/>
-      </w:pPr>
-      <w:r>
-        <w:rPr>
-          <w:rStyle w:val="Strong"/>
-        </w:rPr>
-        <w:t>Criar uma issue:</w:t>
+      <w:proofErr w:type="spellStart"/>
+      <w:r>
+        <w:rPr>
+          <w:rStyle w:val="Forte"/>
+        </w:rPr>
+        <w:t>Criar</w:t>
+      </w:r>
+      <w:proofErr w:type="spellEnd"/>
+      <w:r>
+        <w:rPr>
+          <w:rStyle w:val="Forte"/>
+        </w:rPr>
+        <w:t xml:space="preserve"> </w:t>
+      </w:r>
+      <w:proofErr w:type="spellStart"/>
+      <w:r>
+        <w:rPr>
+          <w:rStyle w:val="Forte"/>
+        </w:rPr>
+        <w:t>uma</w:t>
+      </w:r>
+      <w:proofErr w:type="spellEnd"/>
+      <w:r>
+        <w:rPr>
+          <w:rStyle w:val="Forte"/>
+        </w:rPr>
+        <w:t xml:space="preserve"> issue:</w:t>
       </w:r>
     </w:p>
     <w:p>
       <w:pPr>
-        <w:pStyle w:val="HTMLPreformatted"/>
-        <w:rPr>
-          <w:rStyle w:val="HTMLCode"/>
-        </w:rPr>
-      </w:pPr>
-      <w:r>
-        <w:rPr>
-          <w:rStyle w:val="HTMLCode"/>
-        </w:rPr>
-        <w:t>gh issue create</w:t>
+        <w:rPr>
+          <w:rStyle w:val="CdigoHTML"/>
+        </w:rPr>
+      </w:pPr>
+      <w:proofErr w:type="spellStart"/>
+      <w:r>
+        <w:rPr>
+          <w:rStyle w:val="CdigoHTML"/>
+        </w:rPr>
+        <w:t>gh</w:t>
+      </w:r>
+      <w:proofErr w:type="spellEnd"/>
+      <w:r>
+        <w:rPr>
+          <w:rStyle w:val="CdigoHTML"/>
+        </w:rPr>
+        <w:t xml:space="preserve"> issue create</w:t>
       </w:r>
     </w:p>
     <w:p>
-      <w:pPr>
-        <w:pStyle w:val="NormalWeb"/>
-      </w:pPr>
-      <w:r>
-        <w:rPr>
-          <w:rStyle w:val="Strong"/>
-        </w:rPr>
-        <w:t>Abrir um Pull Request:</w:t>
+      <w:proofErr w:type="spellStart"/>
+      <w:r>
+        <w:rPr>
+          <w:rStyle w:val="Forte"/>
+        </w:rPr>
+        <w:t>Abrir</w:t>
+      </w:r>
+      <w:proofErr w:type="spellEnd"/>
+      <w:r>
+        <w:rPr>
+          <w:rStyle w:val="Forte"/>
+        </w:rPr>
+        <w:t xml:space="preserve"> um Pull Request:</w:t>
       </w:r>
     </w:p>
     <w:p>
       <w:pPr>
-        <w:pStyle w:val="HTMLPreformatted"/>
-        <w:rPr>
-          <w:rStyle w:val="HTMLCode"/>
-        </w:rPr>
-      </w:pPr>
-      <w:r>
-        <w:rPr>
-          <w:rStyle w:val="HTMLCode"/>
-        </w:rPr>
-        <w:t>gh pr create</w:t>
+        <w:rPr>
+          <w:rStyle w:val="CdigoHTML"/>
+        </w:rPr>
+      </w:pPr>
+      <w:proofErr w:type="spellStart"/>
+      <w:r>
+        <w:rPr>
+          <w:rStyle w:val="CdigoHTML"/>
+        </w:rPr>
+        <w:t>gh</w:t>
+      </w:r>
+      <w:proofErr w:type="spellEnd"/>
+      <w:r>
+        <w:rPr>
+          <w:rStyle w:val="CdigoHTML"/>
+        </w:rPr>
+        <w:t xml:space="preserve"> pr create</w:t>
       </w:r>
     </w:p>
     <w:p>
-      <w:pPr>
-        <w:pStyle w:val="NormalWeb"/>
-      </w:pPr>
-      <w:r>
-        <w:rPr>
-          <w:rStyle w:val="Strong"/>
-        </w:rPr>
-        <w:t>Trazer o PR do colega para a máquina:</w:t>
+      <w:proofErr w:type="spellStart"/>
+      <w:r>
+        <w:rPr>
+          <w:rStyle w:val="Forte"/>
+        </w:rPr>
+        <w:t>Trazer</w:t>
+      </w:r>
+      <w:proofErr w:type="spellEnd"/>
+      <w:r>
+        <w:rPr>
+          <w:rStyle w:val="Forte"/>
+        </w:rPr>
+        <w:t xml:space="preserve"> o PR do </w:t>
+      </w:r>
+      <w:proofErr w:type="spellStart"/>
+      <w:r>
+        <w:rPr>
+          <w:rStyle w:val="Forte"/>
+        </w:rPr>
+        <w:t>colega</w:t>
+      </w:r>
+      <w:proofErr w:type="spellEnd"/>
+      <w:r>
+        <w:rPr>
+          <w:rStyle w:val="Forte"/>
+        </w:rPr>
+        <w:t xml:space="preserve"> para a </w:t>
+      </w:r>
+      <w:proofErr w:type="spellStart"/>
+      <w:r>
+        <w:rPr>
+          <w:rStyle w:val="Forte"/>
+        </w:rPr>
+        <w:t>máquina</w:t>
+      </w:r>
+      <w:proofErr w:type="spellEnd"/>
+      <w:r>
+        <w:rPr>
+          <w:rStyle w:val="Forte"/>
+        </w:rPr>
+        <w:t>:</w:t>
       </w:r>
     </w:p>
     <w:p>
       <w:pPr>
-        <w:pStyle w:val="HTMLPreformatted"/>
-        <w:rPr>
-          <w:rStyle w:val="HTMLCode"/>
-        </w:rPr>
-      </w:pPr>
-      <w:r>
-        <w:rPr>
-          <w:rStyle w:val="HTMLCode"/>
-        </w:rPr>
-        <w:t>gh pr checkout NUMERO_DO_PR</w:t>
+        <w:rPr>
+          <w:rStyle w:val="CdigoHTML"/>
+        </w:rPr>
+      </w:pPr>
+      <w:proofErr w:type="spellStart"/>
+      <w:r>
+        <w:rPr>
+          <w:rStyle w:val="CdigoHTML"/>
+        </w:rPr>
+        <w:t>gh</w:t>
+      </w:r>
+      <w:proofErr w:type="spellEnd"/>
+      <w:r>
+        <w:rPr>
+          <w:rStyle w:val="CdigoHTML"/>
+        </w:rPr>
+        <w:t xml:space="preserve"> pr checkout NUMERO_DO_PR</w:t>
       </w:r>
     </w:p>
     <w:p>
-      <w:pPr>
-        <w:pStyle w:val="NormalWeb"/>
-      </w:pPr>
-      <w:r>
-        <w:rPr>
-          <w:rStyle w:val="Strong"/>
-        </w:rPr>
-        <w:t>Aprovar a revisão:</w:t>
+      <w:proofErr w:type="spellStart"/>
+      <w:r>
+        <w:rPr>
+          <w:rStyle w:val="Forte"/>
+        </w:rPr>
+        <w:t>Aprovar</w:t>
+      </w:r>
+      <w:proofErr w:type="spellEnd"/>
+      <w:r>
+        <w:rPr>
+          <w:rStyle w:val="Forte"/>
+        </w:rPr>
+        <w:t xml:space="preserve"> a </w:t>
+      </w:r>
+      <w:proofErr w:type="spellStart"/>
+      <w:r>
+        <w:rPr>
+          <w:rStyle w:val="Forte"/>
+        </w:rPr>
+        <w:t>revisão</w:t>
+      </w:r>
+      <w:proofErr w:type="spellEnd"/>
+      <w:r>
+        <w:rPr>
+          <w:rStyle w:val="Forte"/>
+        </w:rPr>
+        <w:t>:</w:t>
       </w:r>
     </w:p>
     <w:p>
       <w:pPr>
-        <w:pStyle w:val="HTMLPreformatted"/>
-        <w:rPr>
-          <w:rStyle w:val="HTMLCode"/>
-        </w:rPr>
-      </w:pPr>
-      <w:r>
-        <w:rPr>
-          <w:rStyle w:val="HTMLCode"/>
-        </w:rPr>
-        <w:t>gh pr review NUMERO_DO_PR --approve</w:t>
+        <w:rPr>
+          <w:rStyle w:val="CdigoHTML"/>
+        </w:rPr>
+      </w:pPr>
+      <w:proofErr w:type="spellStart"/>
+      <w:r>
+        <w:rPr>
+          <w:rStyle w:val="CdigoHTML"/>
+        </w:rPr>
+        <w:t>gh</w:t>
+      </w:r>
+      <w:proofErr w:type="spellEnd"/>
+      <w:r>
+        <w:rPr>
+          <w:rStyle w:val="CdigoHTML"/>
+        </w:rPr>
+        <w:t xml:space="preserve"> pr review NUMERO_DO_PR --approve</w:t>
       </w:r>
     </w:p>
     <w:p>
@@ -931,9 +3374,9 @@
               </wp:inline>
             </w:drawing>
           </mc:Choice>
-          <mc:Fallback>
+          <mc:Fallback xmlns:w16sdtfl="http://schemas.microsoft.com/office/word/2024/wordml/sdtformatlock" xmlns:w16du="http://schemas.microsoft.com/office/word/2023/wordml/word16du">
             <w:pict>
-              <v:rect w14:anchorId="3CB7EE5A" id="Rectangle 2" o:spid="_x0000_s1026" style="width:468pt;height:.1pt;visibility:visible;mso-wrap-style:square;mso-left-percent:-10001;mso-top-percent:-10001;mso-position-horizontal:absolute;mso-position-horizontal-relative:char;mso-position-vertical:absolute;mso-position-vertical-relative:line;mso-left-percent:-10001;mso-top-percent:-10001;v-text-anchor:top" o:gfxdata="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" filled="f">
+              <v:rect w14:anchorId="3CB7EE5A" id="Rectangle 2" o:spid="_x0000_s1026" style="width:468pt;height:.1pt;visibility:visible;mso-wrap-style:square;mso-left-percent:-10001;mso-top-percent:-10001;mso-position-horizontal:absolute;mso-position-horizontal-relative:char;mso-position-vertical:absolute;mso-position-vertical-relative:line;mso-left-percent:-10001;mso-top-percent:-10001;v-text-anchor:top" o:gfxdata="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" filled="f">
                 <w10:anchorlock/>
               </v:rect>
             </w:pict>
@@ -943,67 +3386,246 @@
     </w:p>
     <w:p>
       <w:pPr>
-        <w:pStyle w:val="Heading3"/>
-        <w:rPr>
-          <w:rFonts w:eastAsia="Times New Roman"/>
-        </w:rPr>
-      </w:pPr>
-      <w:r>
-        <w:rPr>
-          <w:rFonts w:eastAsia="Times New Roman"/>
-        </w:rPr>
-        <w:t>6. Compare GitHub Flow, Git Flow e trunk-based indicando em que contexto cada um é adequado.</w:t>
+        <w:rPr>
+          <w:rFonts w:eastAsia="Times New Roman"/>
+        </w:rPr>
+      </w:pPr>
+      <w:r>
+        <w:rPr>
+          <w:rFonts w:eastAsia="Times New Roman"/>
+        </w:rPr>
+        <w:t xml:space="preserve">6. Compare GitHub Flow, Git Flow e trunk-based </w:t>
+      </w:r>
+      <w:proofErr w:type="spellStart"/>
+      <w:r>
+        <w:rPr>
+          <w:rFonts w:eastAsia="Times New Roman"/>
+        </w:rPr>
+        <w:t>indicando</w:t>
+      </w:r>
+      <w:proofErr w:type="spellEnd"/>
+      <w:r>
+        <w:rPr>
+          <w:rFonts w:eastAsia="Times New Roman"/>
+        </w:rPr>
+        <w:t xml:space="preserve"> </w:t>
+      </w:r>
+      <w:proofErr w:type="spellStart"/>
+      <w:r>
+        <w:rPr>
+          <w:rFonts w:eastAsia="Times New Roman"/>
+        </w:rPr>
+        <w:t>em</w:t>
+      </w:r>
+      <w:proofErr w:type="spellEnd"/>
+      <w:r>
+        <w:rPr>
+          <w:rFonts w:eastAsia="Times New Roman"/>
+        </w:rPr>
+        <w:t xml:space="preserve"> que </w:t>
+      </w:r>
+      <w:proofErr w:type="spellStart"/>
+      <w:r>
+        <w:rPr>
+          <w:rFonts w:eastAsia="Times New Roman"/>
+        </w:rPr>
+        <w:t>contexto</w:t>
+      </w:r>
+      <w:proofErr w:type="spellEnd"/>
+      <w:r>
+        <w:rPr>
+          <w:rFonts w:eastAsia="Times New Roman"/>
+        </w:rPr>
+        <w:t xml:space="preserve"> </w:t>
+      </w:r>
+      <w:proofErr w:type="spellStart"/>
+      <w:r>
+        <w:rPr>
+          <w:rFonts w:eastAsia="Times New Roman"/>
+        </w:rPr>
+        <w:t>cada</w:t>
+      </w:r>
+      <w:proofErr w:type="spellEnd"/>
+      <w:r>
+        <w:rPr>
+          <w:rFonts w:eastAsia="Times New Roman"/>
+        </w:rPr>
+        <w:t xml:space="preserve"> um é </w:t>
+      </w:r>
+      <w:proofErr w:type="spellStart"/>
+      <w:r>
+        <w:rPr>
+          <w:rFonts w:eastAsia="Times New Roman"/>
+        </w:rPr>
+        <w:t>adequado</w:t>
+      </w:r>
+      <w:proofErr w:type="spellEnd"/>
+      <w:r>
+        <w:rPr>
+          <w:rFonts w:eastAsia="Times New Roman"/>
+        </w:rPr>
+        <w:t>.</w:t>
       </w:r>
     </w:p>
     <w:p>
-      <w:pPr>
-        <w:pStyle w:val="NormalWeb"/>
-      </w:pPr>
-      <w:r>
-        <w:rPr>
-          <w:rStyle w:val="Strong"/>
-        </w:rPr>
-        <w:t>Resposta:</w:t>
+      <w:proofErr w:type="spellStart"/>
+      <w:r>
+        <w:rPr>
+          <w:rStyle w:val="Forte"/>
+        </w:rPr>
+        <w:lastRenderedPageBreak/>
+        <w:t>Resposta</w:t>
+      </w:r>
+      <w:proofErr w:type="spellEnd"/>
+      <w:r>
+        <w:rPr>
+          <w:rStyle w:val="Forte"/>
+        </w:rPr>
+        <w:t>:</w:t>
       </w:r>
     </w:p>
     <w:p>
       <w:pPr>
-        <w:pStyle w:val="NormalWeb"/>
+        <w:pStyle w:val="PargrafodaLista"/>
         <w:numPr>
           <w:ilvl w:val="0"/>
-          <w:numId w:val="3"/>
+          <w:numId w:val="9"/>
         </w:numPr>
       </w:pPr>
       <w:r>
         <w:rPr>
-          <w:rStyle w:val="Strong"/>
+          <w:rStyle w:val="Forte"/>
         </w:rPr>
         <w:t>GitHub Flow:</w:t>
       </w:r>
       <w:r>
-        <w:t xml:space="preserve"> utiliza branches curtas e Pull Requests. É adequado para projetos que fazem mudanças frequentes e usam revisão de código antes do merge.</w:t>
+        <w:t xml:space="preserve"> </w:t>
+      </w:r>
+      <w:proofErr w:type="spellStart"/>
+      <w:r>
+        <w:t>utiliza</w:t>
+      </w:r>
+      <w:proofErr w:type="spellEnd"/>
+      <w:r>
+        <w:t xml:space="preserve"> branches </w:t>
+      </w:r>
+      <w:proofErr w:type="spellStart"/>
+      <w:r>
+        <w:t>curtas</w:t>
+      </w:r>
+      <w:proofErr w:type="spellEnd"/>
+      <w:r>
+        <w:t xml:space="preserve"> e Pull Requests. É </w:t>
+      </w:r>
+      <w:proofErr w:type="spellStart"/>
+      <w:r>
+        <w:t>adequado</w:t>
+      </w:r>
+      <w:proofErr w:type="spellEnd"/>
+      <w:r>
+        <w:t xml:space="preserve"> para </w:t>
+      </w:r>
+      <w:proofErr w:type="spellStart"/>
+      <w:r>
+        <w:t>projetos</w:t>
+      </w:r>
+      <w:proofErr w:type="spellEnd"/>
+      <w:r>
+        <w:t xml:space="preserve"> que </w:t>
+      </w:r>
+      <w:proofErr w:type="spellStart"/>
+      <w:r>
+        <w:t>fazem</w:t>
+      </w:r>
+      <w:proofErr w:type="spellEnd"/>
+      <w:r>
+        <w:t xml:space="preserve"> </w:t>
+      </w:r>
+      <w:proofErr w:type="spellStart"/>
+      <w:r>
+        <w:t>mudanças</w:t>
+      </w:r>
+      <w:proofErr w:type="spellEnd"/>
+      <w:r>
+        <w:t xml:space="preserve"> </w:t>
+      </w:r>
+      <w:proofErr w:type="spellStart"/>
+      <w:r>
+        <w:t>frequentes</w:t>
+      </w:r>
+      <w:proofErr w:type="spellEnd"/>
+      <w:r>
+        <w:t xml:space="preserve"> e </w:t>
+      </w:r>
+      <w:proofErr w:type="spellStart"/>
+      <w:r>
+        <w:t>usam</w:t>
+      </w:r>
+      <w:proofErr w:type="spellEnd"/>
+      <w:r>
+        <w:t xml:space="preserve"> </w:t>
+      </w:r>
+      <w:proofErr w:type="spellStart"/>
+      <w:r>
+        <w:t>revisão</w:t>
+      </w:r>
+      <w:proofErr w:type="spellEnd"/>
+      <w:r>
+        <w:t xml:space="preserve"> de </w:t>
+      </w:r>
+      <w:proofErr w:type="spellStart"/>
+      <w:r>
+        <w:t>código</w:t>
+      </w:r>
+      <w:proofErr w:type="spellEnd"/>
+      <w:r>
+        <w:t xml:space="preserve"> antes do merge.</w:t>
       </w:r>
     </w:p>
     <w:p>
       <w:pPr>
-        <w:pStyle w:val="NormalWeb"/>
+        <w:pStyle w:val="PargrafodaLista"/>
         <w:numPr>
           <w:ilvl w:val="0"/>
-          <w:numId w:val="3"/>
+          <w:numId w:val="9"/>
         </w:numPr>
       </w:pPr>
       <w:r>
         <w:rPr>
-          <w:rStyle w:val="Strong"/>
+          <w:rStyle w:val="Forte"/>
         </w:rPr>
         <w:t>Git Flow:</w:t>
       </w:r>
       <w:r>
-        <w:t xml:space="preserve"> possui várias branches, como </w:t>
-      </w:r>
-      <w:r>
-        <w:rPr>
-          <w:rStyle w:val="HTMLCode"/>
+        <w:t xml:space="preserve"> </w:t>
+      </w:r>
+      <w:proofErr w:type="spellStart"/>
+      <w:r>
+        <w:t>possui</w:t>
+      </w:r>
+      <w:proofErr w:type="spellEnd"/>
+      <w:r>
+        <w:t xml:space="preserve"> </w:t>
+      </w:r>
+      <w:proofErr w:type="spellStart"/>
+      <w:r>
+        <w:t>várias</w:t>
+      </w:r>
+      <w:proofErr w:type="spellEnd"/>
+      <w:r>
+        <w:t xml:space="preserve"> branches, </w:t>
+      </w:r>
+      <w:proofErr w:type="spellStart"/>
+      <w:r>
+        <w:t>como</w:t>
+      </w:r>
+      <w:proofErr w:type="spellEnd"/>
+      <w:r>
+        <w:t xml:space="preserve"> </w:t>
+      </w:r>
+      <w:r>
+        <w:rPr>
+          <w:rStyle w:val="CdigoHTML"/>
         </w:rPr>
         <w:t>develop</w:t>
       </w:r>
@@ -1012,7 +3634,7 @@
       </w:r>
       <w:r>
         <w:rPr>
-          <w:rStyle w:val="HTMLCode"/>
+          <w:rStyle w:val="CdigoHTML"/>
         </w:rPr>
         <w:t>feature</w:t>
       </w:r>
@@ -1021,30 +3643,254 @@
       </w:r>
       <w:r>
         <w:rPr>
-          <w:rStyle w:val="HTMLCode"/>
+          <w:rStyle w:val="CdigoHTML"/>
         </w:rPr>
         <w:t>release</w:t>
       </w:r>
       <w:r>
-        <w:t>. É adequado para projetos que possuem ciclos de lançamento mais definidos e precisam organizar versões.</w:t>
+        <w:t xml:space="preserve">. É </w:t>
+      </w:r>
+      <w:proofErr w:type="spellStart"/>
+      <w:r>
+        <w:t>adequado</w:t>
+      </w:r>
+      <w:proofErr w:type="spellEnd"/>
+      <w:r>
+        <w:t xml:space="preserve"> para </w:t>
+      </w:r>
+      <w:proofErr w:type="spellStart"/>
+      <w:r>
+        <w:t>projetos</w:t>
+      </w:r>
+      <w:proofErr w:type="spellEnd"/>
+      <w:r>
+        <w:t xml:space="preserve"> que </w:t>
+      </w:r>
+      <w:proofErr w:type="spellStart"/>
+      <w:r>
+        <w:t>possuem</w:t>
+      </w:r>
+      <w:proofErr w:type="spellEnd"/>
+      <w:r>
+        <w:t xml:space="preserve"> </w:t>
+      </w:r>
+      <w:proofErr w:type="spellStart"/>
+      <w:r>
+        <w:t>ciclos</w:t>
+      </w:r>
+      <w:proofErr w:type="spellEnd"/>
+      <w:r>
+        <w:t xml:space="preserve"> de </w:t>
+      </w:r>
+      <w:proofErr w:type="spellStart"/>
+      <w:r>
+        <w:t>lançamento</w:t>
+      </w:r>
+      <w:proofErr w:type="spellEnd"/>
+      <w:r>
+        <w:t xml:space="preserve"> </w:t>
+      </w:r>
+      <w:proofErr w:type="spellStart"/>
+      <w:r>
+        <w:t>mais</w:t>
+      </w:r>
+      <w:proofErr w:type="spellEnd"/>
+      <w:r>
+        <w:t xml:space="preserve"> </w:t>
+      </w:r>
+      <w:proofErr w:type="spellStart"/>
+      <w:r>
+        <w:t>definidos</w:t>
+      </w:r>
+      <w:proofErr w:type="spellEnd"/>
+      <w:r>
+        <w:t xml:space="preserve"> e </w:t>
+      </w:r>
+      <w:proofErr w:type="spellStart"/>
+      <w:r>
+        <w:t>precisam</w:t>
+      </w:r>
+      <w:proofErr w:type="spellEnd"/>
+      <w:r>
+        <w:t xml:space="preserve"> </w:t>
+      </w:r>
+      <w:proofErr w:type="spellStart"/>
+      <w:r>
+        <w:t>organizar</w:t>
+      </w:r>
+      <w:proofErr w:type="spellEnd"/>
+      <w:r>
+        <w:t xml:space="preserve"> </w:t>
+      </w:r>
+      <w:proofErr w:type="spellStart"/>
+      <w:r>
+        <w:t>versões</w:t>
+      </w:r>
+      <w:proofErr w:type="spellEnd"/>
+      <w:r>
+        <w:t>.</w:t>
       </w:r>
     </w:p>
     <w:p>
       <w:pPr>
-        <w:pStyle w:val="NormalWeb"/>
+        <w:pStyle w:val="PargrafodaLista"/>
         <w:numPr>
           <w:ilvl w:val="0"/>
-          <w:numId w:val="3"/>
+          <w:numId w:val="9"/>
         </w:numPr>
       </w:pPr>
       <w:r>
         <w:rPr>
-          <w:rStyle w:val="Strong"/>
+          <w:rStyle w:val="Forte"/>
         </w:rPr>
         <w:t>Trunk-based:</w:t>
       </w:r>
       <w:r>
-        <w:t xml:space="preserve"> os desenvolvedores trabalham em branches muito curtas ou diretamente próximas da branch principal, integrando alterações frequentemente. É adequado para equipes que fazem integração contínua e possuem bons testes automatizados.</w:t>
+        <w:t xml:space="preserve"> </w:t>
+      </w:r>
+      <w:proofErr w:type="spellStart"/>
+      <w:r>
+        <w:t>os</w:t>
+      </w:r>
+      <w:proofErr w:type="spellEnd"/>
+      <w:r>
+        <w:t xml:space="preserve"> </w:t>
+      </w:r>
+      <w:proofErr w:type="spellStart"/>
+      <w:r>
+        <w:t>desenvolvedores</w:t>
+      </w:r>
+      <w:proofErr w:type="spellEnd"/>
+      <w:r>
+        <w:t xml:space="preserve"> </w:t>
+      </w:r>
+      <w:proofErr w:type="spellStart"/>
+      <w:r>
+        <w:t>trabalham</w:t>
+      </w:r>
+      <w:proofErr w:type="spellEnd"/>
+      <w:r>
+        <w:t xml:space="preserve"> </w:t>
+      </w:r>
+      <w:proofErr w:type="spellStart"/>
+      <w:r>
+        <w:t>em</w:t>
+      </w:r>
+      <w:proofErr w:type="spellEnd"/>
+      <w:r>
+        <w:t xml:space="preserve"> branches </w:t>
+      </w:r>
+      <w:proofErr w:type="spellStart"/>
+      <w:r>
+        <w:t>muito</w:t>
+      </w:r>
+      <w:proofErr w:type="spellEnd"/>
+      <w:r>
+        <w:t xml:space="preserve"> </w:t>
+      </w:r>
+      <w:proofErr w:type="spellStart"/>
+      <w:r>
+        <w:t>curtas</w:t>
+      </w:r>
+      <w:proofErr w:type="spellEnd"/>
+      <w:r>
+        <w:t xml:space="preserve"> </w:t>
+      </w:r>
+      <w:proofErr w:type="spellStart"/>
+      <w:r>
+        <w:t>ou</w:t>
+      </w:r>
+      <w:proofErr w:type="spellEnd"/>
+      <w:r>
+        <w:t xml:space="preserve"> </w:t>
+      </w:r>
+      <w:proofErr w:type="spellStart"/>
+      <w:r>
+        <w:t>diretamente</w:t>
+      </w:r>
+      <w:proofErr w:type="spellEnd"/>
+      <w:r>
+        <w:t xml:space="preserve"> </w:t>
+      </w:r>
+      <w:proofErr w:type="spellStart"/>
+      <w:r>
+        <w:t>próximas</w:t>
+      </w:r>
+      <w:proofErr w:type="spellEnd"/>
+      <w:r>
+        <w:t xml:space="preserve"> da branch principal, </w:t>
+      </w:r>
+      <w:proofErr w:type="spellStart"/>
+      <w:r>
+        <w:t>integrando</w:t>
+      </w:r>
+      <w:proofErr w:type="spellEnd"/>
+      <w:r>
+        <w:t xml:space="preserve"> </w:t>
+      </w:r>
+      <w:proofErr w:type="spellStart"/>
+      <w:r>
+        <w:t>alterações</w:t>
+      </w:r>
+      <w:proofErr w:type="spellEnd"/>
+      <w:r>
+        <w:t xml:space="preserve"> </w:t>
+      </w:r>
+      <w:proofErr w:type="spellStart"/>
+      <w:r>
+        <w:t>frequentemente</w:t>
+      </w:r>
+      <w:proofErr w:type="spellEnd"/>
+      <w:r>
+        <w:t xml:space="preserve">. É </w:t>
+      </w:r>
+      <w:proofErr w:type="spellStart"/>
+      <w:r>
+        <w:t>adequado</w:t>
+      </w:r>
+      <w:proofErr w:type="spellEnd"/>
+      <w:r>
+        <w:t xml:space="preserve"> para equipes que </w:t>
+      </w:r>
+      <w:proofErr w:type="spellStart"/>
+      <w:r>
+        <w:t>fazem</w:t>
+      </w:r>
+      <w:proofErr w:type="spellEnd"/>
+      <w:r>
+        <w:t xml:space="preserve"> </w:t>
+      </w:r>
+      <w:proofErr w:type="spellStart"/>
+      <w:r>
+        <w:t>integração</w:t>
+      </w:r>
+      <w:proofErr w:type="spellEnd"/>
+      <w:r>
+        <w:t xml:space="preserve"> </w:t>
+      </w:r>
+      <w:proofErr w:type="spellStart"/>
+      <w:r>
+        <w:t>contínua</w:t>
+      </w:r>
+      <w:proofErr w:type="spellEnd"/>
+      <w:r>
+        <w:t xml:space="preserve"> e </w:t>
+      </w:r>
+      <w:proofErr w:type="spellStart"/>
+      <w:r>
+        <w:t>possuem</w:t>
+      </w:r>
+      <w:proofErr w:type="spellEnd"/>
+      <w:r>
+        <w:t xml:space="preserve"> bons testes </w:t>
+      </w:r>
+      <w:proofErr w:type="spellStart"/>
+      <w:r>
+        <w:t>automatizados</w:t>
+      </w:r>
+      <w:proofErr w:type="spellEnd"/>
+      <w:r>
+        <w:t>.</w:t>
       </w:r>
     </w:p>
     <w:p>
@@ -1109,9 +3955,9 @@
               </wp:inline>
             </w:drawing>
           </mc:Choice>
-          <mc:Fallback>
+          <mc:Fallback xmlns:w16sdtfl="http://schemas.microsoft.com/office/word/2024/wordml/sdtformatlock" xmlns:w16du="http://schemas.microsoft.com/office/word/2023/wordml/word16du">
             <w:pict>
-              <v:rect w14:anchorId="049C330C" id="Rectangle 1" o:spid="_x0000_s1026" style="width:468pt;height:.1pt;visibility:visible;mso-wrap-style:square;mso-left-percent:-10001;mso-top-percent:-10001;mso-position-horizontal:absolute;mso-position-horizontal-relative:char;mso-position-vertical:absolute;mso-position-vertical-relative:line;mso-left-percent:-10001;mso-top-percent:-10001;v-text-anchor:top" o:gfxdata="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" filled="f">
+              <v:rect w14:anchorId="049C330C" id="Rectangle 1" o:spid="_x0000_s1026" style="width:468pt;height:.1pt;visibility:visible;mso-wrap-style:square;mso-left-percent:-10001;mso-top-percent:-10001;mso-position-horizontal:absolute;mso-position-horizontal-relative:char;mso-position-vertical:absolute;mso-position-vertical-relative:line;mso-left-percent:-10001;mso-top-percent:-10001;v-text-anchor:top" o:gfxdata="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" filled="f">
                 <w10:anchorlock/>
               </v:rect>
             </w:pict>
@@ -1121,492 +3967,585 @@
     </w:p>
     <w:p>
       <w:pPr>
-        <w:pStyle w:val="Heading3"/>
-        <w:rPr>
-          <w:rFonts w:eastAsia="Times New Roman"/>
-        </w:rPr>
-      </w:pPr>
-      <w:r>
-        <w:rPr>
-          <w:rFonts w:eastAsia="Times New Roman"/>
-        </w:rPr>
-        <w:t>7. Explique por que revisão por pares é considerada uma prática de qualidade e não um mecanismo de controle sobre as pessoas.</w:t>
+        <w:rPr>
+          <w:rFonts w:eastAsia="Times New Roman"/>
+        </w:rPr>
+      </w:pPr>
+      <w:r>
+        <w:rPr>
+          <w:rFonts w:eastAsia="Times New Roman"/>
+        </w:rPr>
+        <w:t xml:space="preserve">7. </w:t>
+      </w:r>
+      <w:proofErr w:type="spellStart"/>
+      <w:r>
+        <w:rPr>
+          <w:rFonts w:eastAsia="Times New Roman"/>
+        </w:rPr>
+        <w:t>Explique</w:t>
+      </w:r>
+      <w:proofErr w:type="spellEnd"/>
+      <w:r>
+        <w:rPr>
+          <w:rFonts w:eastAsia="Times New Roman"/>
+        </w:rPr>
+        <w:t xml:space="preserve"> </w:t>
+      </w:r>
+      <w:proofErr w:type="spellStart"/>
+      <w:r>
+        <w:rPr>
+          <w:rFonts w:eastAsia="Times New Roman"/>
+        </w:rPr>
+        <w:t>por</w:t>
+      </w:r>
+      <w:proofErr w:type="spellEnd"/>
+      <w:r>
+        <w:rPr>
+          <w:rFonts w:eastAsia="Times New Roman"/>
+        </w:rPr>
+        <w:t xml:space="preserve"> que </w:t>
+      </w:r>
+      <w:proofErr w:type="spellStart"/>
+      <w:r>
+        <w:rPr>
+          <w:rFonts w:eastAsia="Times New Roman"/>
+        </w:rPr>
+        <w:t>revisão</w:t>
+      </w:r>
+      <w:proofErr w:type="spellEnd"/>
+      <w:r>
+        <w:rPr>
+          <w:rFonts w:eastAsia="Times New Roman"/>
+        </w:rPr>
+        <w:t xml:space="preserve"> </w:t>
+      </w:r>
+      <w:proofErr w:type="spellStart"/>
+      <w:r>
+        <w:rPr>
+          <w:rFonts w:eastAsia="Times New Roman"/>
+        </w:rPr>
+        <w:t>por</w:t>
+      </w:r>
+      <w:proofErr w:type="spellEnd"/>
+      <w:r>
+        <w:rPr>
+          <w:rFonts w:eastAsia="Times New Roman"/>
+        </w:rPr>
+        <w:t xml:space="preserve"> pares é </w:t>
+      </w:r>
+      <w:proofErr w:type="spellStart"/>
+      <w:r>
+        <w:rPr>
+          <w:rFonts w:eastAsia="Times New Roman"/>
+        </w:rPr>
+        <w:t>considerada</w:t>
+      </w:r>
+      <w:proofErr w:type="spellEnd"/>
+      <w:r>
+        <w:rPr>
+          <w:rFonts w:eastAsia="Times New Roman"/>
+        </w:rPr>
+        <w:t xml:space="preserve"> </w:t>
+      </w:r>
+      <w:proofErr w:type="spellStart"/>
+      <w:r>
+        <w:rPr>
+          <w:rFonts w:eastAsia="Times New Roman"/>
+        </w:rPr>
+        <w:t>uma</w:t>
+      </w:r>
+      <w:proofErr w:type="spellEnd"/>
+      <w:r>
+        <w:rPr>
+          <w:rFonts w:eastAsia="Times New Roman"/>
+        </w:rPr>
+        <w:t xml:space="preserve"> </w:t>
+      </w:r>
+      <w:proofErr w:type="spellStart"/>
+      <w:r>
+        <w:rPr>
+          <w:rFonts w:eastAsia="Times New Roman"/>
+        </w:rPr>
+        <w:t>prática</w:t>
+      </w:r>
+      <w:proofErr w:type="spellEnd"/>
+      <w:r>
+        <w:rPr>
+          <w:rFonts w:eastAsia="Times New Roman"/>
+        </w:rPr>
+        <w:t xml:space="preserve"> de </w:t>
+      </w:r>
+      <w:proofErr w:type="spellStart"/>
+      <w:r>
+        <w:rPr>
+          <w:rFonts w:eastAsia="Times New Roman"/>
+        </w:rPr>
+        <w:t>qualidade</w:t>
+      </w:r>
+      <w:proofErr w:type="spellEnd"/>
+      <w:r>
+        <w:rPr>
+          <w:rFonts w:eastAsia="Times New Roman"/>
+        </w:rPr>
+        <w:t xml:space="preserve"> e </w:t>
+      </w:r>
+      <w:proofErr w:type="spellStart"/>
+      <w:r>
+        <w:rPr>
+          <w:rFonts w:eastAsia="Times New Roman"/>
+        </w:rPr>
+        <w:t>não</w:t>
+      </w:r>
+      <w:proofErr w:type="spellEnd"/>
+      <w:r>
+        <w:rPr>
+          <w:rFonts w:eastAsia="Times New Roman"/>
+        </w:rPr>
+        <w:t xml:space="preserve"> um </w:t>
+      </w:r>
+      <w:proofErr w:type="spellStart"/>
+      <w:r>
+        <w:rPr>
+          <w:rFonts w:eastAsia="Times New Roman"/>
+        </w:rPr>
+        <w:t>mecanismo</w:t>
+      </w:r>
+      <w:proofErr w:type="spellEnd"/>
+      <w:r>
+        <w:rPr>
+          <w:rFonts w:eastAsia="Times New Roman"/>
+        </w:rPr>
+        <w:t xml:space="preserve"> de </w:t>
+      </w:r>
+      <w:proofErr w:type="spellStart"/>
+      <w:r>
+        <w:rPr>
+          <w:rFonts w:eastAsia="Times New Roman"/>
+        </w:rPr>
+        <w:t>controle</w:t>
+      </w:r>
+      <w:proofErr w:type="spellEnd"/>
+      <w:r>
+        <w:rPr>
+          <w:rFonts w:eastAsia="Times New Roman"/>
+        </w:rPr>
+        <w:t xml:space="preserve"> </w:t>
+      </w:r>
+      <w:proofErr w:type="spellStart"/>
+      <w:r>
+        <w:rPr>
+          <w:rFonts w:eastAsia="Times New Roman"/>
+        </w:rPr>
+        <w:t>sobre</w:t>
+      </w:r>
+      <w:proofErr w:type="spellEnd"/>
+      <w:r>
+        <w:rPr>
+          <w:rFonts w:eastAsia="Times New Roman"/>
+        </w:rPr>
+        <w:t xml:space="preserve"> as </w:t>
+      </w:r>
+      <w:proofErr w:type="spellStart"/>
+      <w:r>
+        <w:rPr>
+          <w:rFonts w:eastAsia="Times New Roman"/>
+        </w:rPr>
+        <w:t>pessoas</w:t>
+      </w:r>
+      <w:proofErr w:type="spellEnd"/>
+      <w:r>
+        <w:rPr>
+          <w:rFonts w:eastAsia="Times New Roman"/>
+        </w:rPr>
+        <w:t>.</w:t>
       </w:r>
     </w:p>
     <w:p>
-      <w:pPr>
-        <w:pStyle w:val="NormalWeb"/>
-      </w:pPr>
-      <w:r>
-        <w:rPr>
-          <w:rStyle w:val="Strong"/>
-        </w:rPr>
-        <w:t>Resposta:</w:t>
+      <w:proofErr w:type="spellStart"/>
+      <w:r>
+        <w:rPr>
+          <w:rStyle w:val="Forte"/>
+        </w:rPr>
+        <w:t>Resposta</w:t>
+      </w:r>
+      <w:proofErr w:type="spellEnd"/>
+      <w:r>
+        <w:rPr>
+          <w:rStyle w:val="Forte"/>
+        </w:rPr>
+        <w:t>:</w:t>
       </w:r>
       <w:r>
         <w:br/>
-        <w:t xml:space="preserve">A revisão por pares tem como objetivo melhorar a </w:t>
-      </w:r>
-      <w:r>
-        <w:rPr>
-          <w:rStyle w:val="Strong"/>
-        </w:rPr>
-        <w:t>qualidade do código e do projeto</w:t>
-      </w:r>
-      <w:r>
-        <w:t xml:space="preserve">, identificando erros, problemas de segurança, dificuldades de manutenção e possíveis melhorias antes que as alterações sejam integradas. O foco está no </w:t>
-      </w:r>
-      <w:r>
-        <w:rPr>
-          <w:rStyle w:val="Strong"/>
-        </w:rPr>
-        <w:t>trabalho produzido</w:t>
-      </w:r>
-      <w:r>
-        <w:t>, e não em controlar ou julgar a pessoa que escreveu o código. Além disso, a revisão permite que os integrantes compartilhem conhecimento e aprendam uns com os outros.</w:t>
-      </w:r>
-    </w:p>
-    <w:p>
-      <w:r>
-        <w:t>Claro! Vou deixar cada pergunta e a resposta logo embaixo, com uma linguagem mais simples para você estudar.</w:t>
-      </w:r>
-    </w:p>
-    <w:p/>
-    <w:p>
-      <w:pPr>
-        <w:pStyle w:val="ListParagraph"/>
-        <w:numPr>
-          <w:ilvl w:val="0"/>
-          <w:numId w:val="4"/>
-        </w:numPr>
-      </w:pPr>
-      <w:r>
-        <w:t>Descreva os cinco passos do fluxo de contribuição, do clone ao merge, indicando o artefato produzido em cada um.</w:t>
-      </w:r>
-    </w:p>
-    <w:p/>
-    <w:p>
-      <w:r>
-        <w:t>Resposta:</w:t>
-      </w:r>
-    </w:p>
-    <w:p/>
-    <w:p>
-      <w:pPr>
-        <w:pStyle w:val="ListParagraph"/>
-        <w:numPr>
-          <w:ilvl w:val="0"/>
-          <w:numId w:val="5"/>
-        </w:numPr>
-      </w:pPr>
-      <w:r>
-        <w:t>Clone: baixa o repositório para a máquina local.</w:t>
-      </w:r>
-    </w:p>
-    <w:p>
-      <w:r>
-        <w:t>Artefato: uma cópia local do repositório.</w:t>
-      </w:r>
-    </w:p>
-    <w:p/>
-    <w:p/>
-    <w:p>
-      <w:pPr>
-        <w:pStyle w:val="ListParagraph"/>
-        <w:numPr>
-          <w:ilvl w:val="0"/>
-          <w:numId w:val="5"/>
-        </w:numPr>
-      </w:pPr>
-      <w:r>
-        <w:t>Branch: cria uma branch para trabalhar sem alterar diretamente a main.</w:t>
-      </w:r>
-    </w:p>
-    <w:p>
-      <w:r>
-        <w:t>Artefato: uma nova branch.</w:t>
-      </w:r>
-    </w:p>
-    <w:p/>
-    <w:p/>
-    <w:p>
-      <w:pPr>
-        <w:pStyle w:val="ListParagraph"/>
-        <w:numPr>
-          <w:ilvl w:val="0"/>
-          <w:numId w:val="5"/>
-        </w:numPr>
-      </w:pPr>
-      <w:r>
-        <w:t>Commit e push: faz as alterações, registra com commits e envia a branch para o GitHub.</w:t>
-      </w:r>
-    </w:p>
-    <w:p>
-      <w:r>
-        <w:t>Artefato: commits publicados no repositório remoto.</w:t>
-      </w:r>
-    </w:p>
-    <w:p/>
-    <w:p/>
-    <w:p>
-      <w:pPr>
-        <w:pStyle w:val="ListParagraph"/>
-        <w:numPr>
-          <w:ilvl w:val="0"/>
-          <w:numId w:val="5"/>
-        </w:numPr>
-      </w:pPr>
-      <w:r>
-        <w:t>Pull Request: abre um PR para solicitar que as alterações sejam revisadas e incorporadas à branch principal.</w:t>
-      </w:r>
-    </w:p>
-    <w:p>
-      <w:r>
-        <w:t>Artefato: Pull Request.</w:t>
-      </w:r>
-    </w:p>
-    <w:p/>
-    <w:p/>
-    <w:p>
-      <w:pPr>
-        <w:pStyle w:val="ListParagraph"/>
-        <w:numPr>
-          <w:ilvl w:val="0"/>
-          <w:numId w:val="5"/>
-        </w:numPr>
-      </w:pPr>
-      <w:r>
-        <w:t>Revisão e merge: outras pessoas revisam o código e, se estiver tudo certo, o PR é integrado à main.</w:t>
-      </w:r>
-    </w:p>
-    <w:p>
-      <w:r>
-        <w:t>Artefato: código integrado na branch principal.</w:t>
-      </w:r>
-    </w:p>
-    <w:p/>
-    <w:p/>
-    <w:p/>
-    <w:p>
-      <w:pPr>
-        <w:pBdr>
-          <w:bottom w:val="single" w:sz="6" w:space="1" w:color="auto"/>
-        </w:pBdr>
-      </w:pPr>
-    </w:p>
-    <w:p/>
-    <w:p>
-      <w:pPr>
-        <w:pStyle w:val="ListParagraph"/>
-        <w:numPr>
-          <w:ilvl w:val="0"/>
-          <w:numId w:val="4"/>
-        </w:numPr>
-      </w:pPr>
-      <w:r>
-        <w:t>Um pull request tem título «alterações», nenhuma descrição e 38 arquivos alterados. Liste o que falta para torná-lo revisável e explique o risco de aprová-lo assim.</w:t>
-      </w:r>
-    </w:p>
-    <w:p/>
-    <w:p>
-      <w:r>
-        <w:t>Resposta:</w:t>
-      </w:r>
-    </w:p>
-    <w:p>
-      <w:r>
-        <w:t>Falta um título mais específico, uma descrição explicando o que foi alterado e por quê, informações sobre como testar, e, se necessário, indicar issues relacionadas. Também seria importante verificar se os 38 arquivos realmente precisam fazer parte do mesmo PR.</w:t>
-      </w:r>
-    </w:p>
-    <w:p/>
-    <w:p>
-      <w:r>
-        <w:t>Aprovar dessa forma é arriscado porque o revisor pode não entender o objetivo das alterações nem conseguir verificar facilmente se elas estão corretas. Além disso, um PR muito grande e sem contexto aumenta a chance de algum problema passar despercebido.</w:t>
-      </w:r>
-    </w:p>
-    <w:p/>
-    <w:p>
-      <w:pPr>
-        <w:pBdr>
-          <w:bottom w:val="single" w:sz="6" w:space="1" w:color="auto"/>
-        </w:pBdr>
-      </w:pPr>
-    </w:p>
-    <w:p/>
-    <w:p>
-      <w:pPr>
-        <w:pStyle w:val="ListParagraph"/>
-        <w:numPr>
-          <w:ilvl w:val="0"/>
-          <w:numId w:val="4"/>
-        </w:numPr>
-      </w:pPr>
-      <w:r>
-        <w:t>Escreva um comentário de revisão adequado para um trecho que ignora o caso de lista vazia, indicando se é bloqueante ou sugestão.</w:t>
-      </w:r>
-    </w:p>
-    <w:p/>
-    <w:p>
-      <w:r>
-        <w:t>Resposta:</w:t>
-      </w:r>
-    </w:p>
-    <w:p/>
-    <w:p>
-      <w:pPr>
-        <w:pStyle w:val="ListParagraph"/>
-        <w:numPr>
-          <w:ilvl w:val="1"/>
-          <w:numId w:val="4"/>
-        </w:numPr>
-      </w:pPr>
-      <w:r>
-        <w:t>Bloqueante: Este trecho não trata o caso em que a lista está vazia. Isso pode causar um erro durante a execução. Sugiro verificar se a lista possui elementos antes de acessar o primeiro item.</w:t>
-      </w:r>
-    </w:p>
-    <w:p/>
-    <w:p/>
-    <w:p/>
-    <w:p>
-      <w:r>
-        <w:t>É bloqueante porque o problema pode fazer o programa falhar em uma situação válida.</w:t>
-      </w:r>
-    </w:p>
-    <w:p/>
-    <w:p>
-      <w:pPr>
-        <w:pBdr>
-          <w:bottom w:val="single" w:sz="6" w:space="1" w:color="auto"/>
-        </w:pBdr>
-      </w:pPr>
-    </w:p>
-    <w:p/>
-    <w:p>
-      <w:pPr>
-        <w:pStyle w:val="ListParagraph"/>
-        <w:numPr>
-          <w:ilvl w:val="0"/>
-          <w:numId w:val="4"/>
-        </w:numPr>
-      </w:pPr>
-      <w:r>
-        <w:t>Justifique cada uma das quatro regras de proteção da branch principal em termos do problema que ela evita.</w:t>
-      </w:r>
-    </w:p>
-    <w:p/>
-    <w:p>
-      <w:r>
-        <w:t>Resposta:</w:t>
-      </w:r>
-    </w:p>
-    <w:p/>
-    <w:p>
-      <w:pPr>
-        <w:pStyle w:val="ListParagraph"/>
-        <w:numPr>
-          <w:ilvl w:val="0"/>
-          <w:numId w:val="6"/>
-        </w:numPr>
-      </w:pPr>
-      <w:r>
-        <w:t>Exigir Pull Request: evita alterações diretas na main sem revisão.</w:t>
-      </w:r>
-    </w:p>
-    <w:p/>
-    <w:p/>
-    <w:p>
-      <w:pPr>
-        <w:pStyle w:val="ListParagraph"/>
-        <w:numPr>
-          <w:ilvl w:val="0"/>
-          <w:numId w:val="6"/>
-        </w:numPr>
-      </w:pPr>
-      <w:r>
-        <w:t>Exigir aprovação de revisão: evita que alterações com problemas sejam integradas sem que outra pessoa as analise.</w:t>
-      </w:r>
-    </w:p>
-    <w:p/>
-    <w:p/>
-    <w:p>
-      <w:pPr>
-        <w:pStyle w:val="ListParagraph"/>
-        <w:numPr>
-          <w:ilvl w:val="0"/>
-          <w:numId w:val="6"/>
-        </w:numPr>
-      </w:pPr>
-      <w:r>
-        <w:t>Exigir verificações/status checks: evita integrar código que não passou pelos testes ou pelas verificações automáticas.</w:t>
-      </w:r>
-    </w:p>
-    <w:p/>
-    <w:p/>
-    <w:p>
-      <w:pPr>
-        <w:pStyle w:val="ListParagraph"/>
-        <w:numPr>
-          <w:ilvl w:val="0"/>
-          <w:numId w:val="6"/>
-        </w:numPr>
-      </w:pPr>
-      <w:r>
-        <w:t>Exigir branch atualizada antes do merge: evita integrar uma alteração baseada em uma versão antiga da main, reduzindo problemas de conflito ou incompatibilidade.</w:t>
-      </w:r>
-    </w:p>
-    <w:p/>
-    <w:p/>
-    <w:p/>
-    <w:p>
-      <w:pPr>
-        <w:pBdr>
-          <w:bottom w:val="single" w:sz="6" w:space="1" w:color="auto"/>
-        </w:pBdr>
-      </w:pPr>
-    </w:p>
-    <w:p/>
-    <w:p>
-      <w:pPr>
-        <w:pStyle w:val="ListParagraph"/>
-        <w:numPr>
-          <w:ilvl w:val="0"/>
-          <w:numId w:val="6"/>
-        </w:numPr>
-      </w:pPr>
-      <w:r>
-        <w:t>Traduza para comandos gh as seguintes ações: criar issue, abrir PR, trazer PR do colega para a máquina e aprovar a revisão.</w:t>
-      </w:r>
-    </w:p>
-    <w:p/>
-    <w:p>
-      <w:r>
-        <w:t>Resposta:</w:t>
-      </w:r>
-    </w:p>
-    <w:p/>
-    <w:p>
-      <w:r>
-        <w:t>Criar uma issue:</w:t>
-      </w:r>
-    </w:p>
-    <w:p/>
-    <w:p>
-      <w:r>
-        <w:t>Gh issue create</w:t>
-      </w:r>
-    </w:p>
-    <w:p/>
-    <w:p>
-      <w:r>
-        <w:t>Abrir um Pull Request:</w:t>
-      </w:r>
-    </w:p>
-    <w:p/>
-    <w:p>
-      <w:r>
-        <w:t>Gh pr create</w:t>
-      </w:r>
-    </w:p>
-    <w:p/>
-    <w:p>
-      <w:r>
-        <w:t>Trazer o PR do colega para a máquina:</w:t>
-      </w:r>
-    </w:p>
-    <w:p/>
-    <w:p>
-      <w:r>
-        <w:t>Gh pr checkout NUMERO_DO_PR</w:t>
-      </w:r>
-    </w:p>
-    <w:p/>
-    <w:p>
-      <w:r>
-        <w:t>Aprovar a revisão:</w:t>
-      </w:r>
-    </w:p>
-    <w:p/>
-    <w:p>
-      <w:r>
-        <w:t>Gh pr review NUMERO_DO_PR –approve</w:t>
-      </w:r>
-    </w:p>
-    <w:p/>
-    <w:p>
-      <w:pPr>
-        <w:pBdr>
-          <w:bottom w:val="single" w:sz="6" w:space="1" w:color="auto"/>
-        </w:pBdr>
-      </w:pPr>
-    </w:p>
-    <w:p/>
-    <w:p>
-      <w:pPr>
-        <w:pStyle w:val="ListParagraph"/>
-        <w:numPr>
-          <w:ilvl w:val="0"/>
-          <w:numId w:val="6"/>
-        </w:numPr>
-      </w:pPr>
-      <w:r>
-        <w:t>Compare GitHub Flow, Git Flow e trunk-based indicando em que contexto cada um é adequado.</w:t>
-      </w:r>
-    </w:p>
-    <w:p/>
-    <w:p>
-      <w:r>
-        <w:t>Resposta:</w:t>
-      </w:r>
-    </w:p>
-    <w:p/>
-    <w:p>
-      <w:r>
-        <w:t>GitHub Flow: utiliza branches curtas e Pull Requests. É adequado para projetos que fazem mudanças frequentes e usam revisão de código antes do merge.</w:t>
-      </w:r>
-    </w:p>
-    <w:p/>
-    <w:p>
-      <w:r>
-        <w:t>Git Flow: possui várias branches, como develop, feature e release. É adequado para projetos que possuem ciclos de lançamento mais definidos e precisam organizar versões.</w:t>
-      </w:r>
-    </w:p>
-    <w:p/>
-    <w:p>
-      <w:r>
-        <w:t>Trunk-based: os desenvolvedores trabalham em branches muito curtas ou diretamente próximas da branch principal, integrando alterações frequentemente. É adequado para equipes que fazem integração contínua e possuem bons testes automatizados.</w:t>
-      </w:r>
-    </w:p>
-    <w:p/>
-    <w:p/>
-    <w:p>
-      <w:pPr>
-        <w:pBdr>
-          <w:bottom w:val="single" w:sz="6" w:space="1" w:color="auto"/>
-        </w:pBdr>
-      </w:pPr>
-    </w:p>
-    <w:p/>
-    <w:p>
-      <w:pPr>
-        <w:pStyle w:val="ListParagraph"/>
-        <w:numPr>
-          <w:ilvl w:val="0"/>
-          <w:numId w:val="6"/>
-        </w:numPr>
-      </w:pPr>
-      <w:r>
-        <w:t>Explique por que revisão por pares é considerada uma prática de qualidade e não um mecanismo de controle sobre as pessoas.</w:t>
-      </w:r>
-    </w:p>
-    <w:p/>
-    <w:p>
-      <w:r>
-        <w:t>Resposta:</w:t>
-      </w:r>
-    </w:p>
-    <w:p>
-      <w:r>
-        <w:t>A revisão por pares tem como objetivo melhorar a qualidade do código e do projeto, identificando erros, problemas de segurança, dificuldades de manutenção e possíveis melhorias antes que as alterações sejam integradas. O foco está no trabalho produzido, e não em controlar ou julgar a pessoa que escreveu o código. Além disso, a revisão permite que os integrantes compartilhem conhecimento e aprendam uns com os outros.</w:t>
+        <w:t xml:space="preserve">A </w:t>
+      </w:r>
+      <w:proofErr w:type="spellStart"/>
+      <w:r>
+        <w:t>revisão</w:t>
+      </w:r>
+      <w:proofErr w:type="spellEnd"/>
+      <w:r>
+        <w:t xml:space="preserve"> </w:t>
+      </w:r>
+      <w:proofErr w:type="spellStart"/>
+      <w:r>
+        <w:t>por</w:t>
+      </w:r>
+      <w:proofErr w:type="spellEnd"/>
+      <w:r>
+        <w:t xml:space="preserve"> pares </w:t>
+      </w:r>
+      <w:proofErr w:type="spellStart"/>
+      <w:r>
+        <w:t>tem</w:t>
+      </w:r>
+      <w:proofErr w:type="spellEnd"/>
+      <w:r>
+        <w:t xml:space="preserve"> </w:t>
+      </w:r>
+      <w:proofErr w:type="spellStart"/>
+      <w:r>
+        <w:t>como</w:t>
+      </w:r>
+      <w:proofErr w:type="spellEnd"/>
+      <w:r>
+        <w:t xml:space="preserve"> </w:t>
+      </w:r>
+      <w:proofErr w:type="spellStart"/>
+      <w:r>
+        <w:t>objetivo</w:t>
+      </w:r>
+      <w:proofErr w:type="spellEnd"/>
+      <w:r>
+        <w:t xml:space="preserve"> </w:t>
+      </w:r>
+      <w:proofErr w:type="spellStart"/>
+      <w:r>
+        <w:t>melhorar</w:t>
+      </w:r>
+      <w:proofErr w:type="spellEnd"/>
+      <w:r>
+        <w:t xml:space="preserve"> a </w:t>
+      </w:r>
+      <w:proofErr w:type="spellStart"/>
+      <w:r>
+        <w:rPr>
+          <w:rStyle w:val="Forte"/>
+        </w:rPr>
+        <w:t>qualidade</w:t>
+      </w:r>
+      <w:proofErr w:type="spellEnd"/>
+      <w:r>
+        <w:rPr>
+          <w:rStyle w:val="Forte"/>
+        </w:rPr>
+        <w:t xml:space="preserve"> do </w:t>
+      </w:r>
+      <w:proofErr w:type="spellStart"/>
+      <w:r>
+        <w:rPr>
+          <w:rStyle w:val="Forte"/>
+        </w:rPr>
+        <w:t>código</w:t>
+      </w:r>
+      <w:proofErr w:type="spellEnd"/>
+      <w:r>
+        <w:rPr>
+          <w:rStyle w:val="Forte"/>
+        </w:rPr>
+        <w:t xml:space="preserve"> e do </w:t>
+      </w:r>
+      <w:proofErr w:type="spellStart"/>
+      <w:r>
+        <w:rPr>
+          <w:rStyle w:val="Forte"/>
+        </w:rPr>
+        <w:t>projeto</w:t>
+      </w:r>
+      <w:proofErr w:type="spellEnd"/>
+      <w:r>
+        <w:t xml:space="preserve">, </w:t>
+      </w:r>
+      <w:proofErr w:type="spellStart"/>
+      <w:r>
+        <w:t>identificando</w:t>
+      </w:r>
+      <w:proofErr w:type="spellEnd"/>
+      <w:r>
+        <w:t xml:space="preserve"> </w:t>
+      </w:r>
+      <w:proofErr w:type="spellStart"/>
+      <w:r>
+        <w:t>erros</w:t>
+      </w:r>
+      <w:proofErr w:type="spellEnd"/>
+      <w:r>
+        <w:t xml:space="preserve">, </w:t>
+      </w:r>
+      <w:proofErr w:type="spellStart"/>
+      <w:r>
+        <w:t>problemas</w:t>
+      </w:r>
+      <w:proofErr w:type="spellEnd"/>
+      <w:r>
+        <w:t xml:space="preserve"> de </w:t>
+      </w:r>
+      <w:proofErr w:type="spellStart"/>
+      <w:r>
+        <w:t>segurança</w:t>
+      </w:r>
+      <w:proofErr w:type="spellEnd"/>
+      <w:r>
+        <w:t xml:space="preserve">, </w:t>
+      </w:r>
+      <w:proofErr w:type="spellStart"/>
+      <w:r>
+        <w:t>dificuldades</w:t>
+      </w:r>
+      <w:proofErr w:type="spellEnd"/>
+      <w:r>
+        <w:t xml:space="preserve"> de </w:t>
+      </w:r>
+      <w:proofErr w:type="spellStart"/>
+      <w:r>
+        <w:t>manutenção</w:t>
+      </w:r>
+      <w:proofErr w:type="spellEnd"/>
+      <w:r>
+        <w:t xml:space="preserve"> e </w:t>
+      </w:r>
+      <w:proofErr w:type="spellStart"/>
+      <w:r>
+        <w:t>possíveis</w:t>
+      </w:r>
+      <w:proofErr w:type="spellEnd"/>
+      <w:r>
+        <w:t xml:space="preserve"> </w:t>
+      </w:r>
+      <w:proofErr w:type="spellStart"/>
+      <w:r>
+        <w:t>melhorias</w:t>
+      </w:r>
+      <w:proofErr w:type="spellEnd"/>
+      <w:r>
+        <w:t xml:space="preserve"> antes que as </w:t>
+      </w:r>
+      <w:proofErr w:type="spellStart"/>
+      <w:r>
+        <w:t>alterações</w:t>
+      </w:r>
+      <w:proofErr w:type="spellEnd"/>
+      <w:r>
+        <w:t xml:space="preserve"> </w:t>
+      </w:r>
+      <w:proofErr w:type="spellStart"/>
+      <w:r>
+        <w:t>sejam</w:t>
+      </w:r>
+      <w:proofErr w:type="spellEnd"/>
+      <w:r>
+        <w:t xml:space="preserve"> </w:t>
+      </w:r>
+      <w:proofErr w:type="spellStart"/>
+      <w:r>
+        <w:t>integradas</w:t>
+      </w:r>
+      <w:proofErr w:type="spellEnd"/>
+      <w:r>
+        <w:t xml:space="preserve">. O </w:t>
+      </w:r>
+      <w:proofErr w:type="spellStart"/>
+      <w:r>
+        <w:t>foco</w:t>
+      </w:r>
+      <w:proofErr w:type="spellEnd"/>
+      <w:r>
+        <w:t xml:space="preserve"> </w:t>
+      </w:r>
+      <w:proofErr w:type="spellStart"/>
+      <w:r>
+        <w:t>está</w:t>
+      </w:r>
+      <w:proofErr w:type="spellEnd"/>
+      <w:r>
+        <w:t xml:space="preserve"> no </w:t>
+      </w:r>
+      <w:proofErr w:type="spellStart"/>
+      <w:r>
+        <w:rPr>
+          <w:rStyle w:val="Forte"/>
+        </w:rPr>
+        <w:t>trabalho</w:t>
+      </w:r>
+      <w:proofErr w:type="spellEnd"/>
+      <w:r>
+        <w:rPr>
+          <w:rStyle w:val="Forte"/>
+        </w:rPr>
+        <w:t xml:space="preserve"> </w:t>
+      </w:r>
+      <w:proofErr w:type="spellStart"/>
+      <w:r>
+        <w:rPr>
+          <w:rStyle w:val="Forte"/>
+        </w:rPr>
+        <w:t>produzido</w:t>
+      </w:r>
+      <w:proofErr w:type="spellEnd"/>
+      <w:r>
+        <w:t xml:space="preserve">, e </w:t>
+      </w:r>
+      <w:proofErr w:type="spellStart"/>
+      <w:r>
+        <w:t>não</w:t>
+      </w:r>
+      <w:proofErr w:type="spellEnd"/>
+      <w:r>
+        <w:t xml:space="preserve"> </w:t>
+      </w:r>
+      <w:proofErr w:type="spellStart"/>
+      <w:r>
+        <w:t>em</w:t>
+      </w:r>
+      <w:proofErr w:type="spellEnd"/>
+      <w:r>
+        <w:t xml:space="preserve"> </w:t>
+      </w:r>
+      <w:proofErr w:type="spellStart"/>
+      <w:r>
+        <w:t>controlar</w:t>
+      </w:r>
+      <w:proofErr w:type="spellEnd"/>
+      <w:r>
+        <w:t xml:space="preserve"> </w:t>
+      </w:r>
+      <w:proofErr w:type="spellStart"/>
+      <w:r>
+        <w:t>ou</w:t>
+      </w:r>
+      <w:proofErr w:type="spellEnd"/>
+      <w:r>
+        <w:t xml:space="preserve"> </w:t>
+      </w:r>
+      <w:proofErr w:type="spellStart"/>
+      <w:r>
+        <w:t>julgar</w:t>
+      </w:r>
+      <w:proofErr w:type="spellEnd"/>
+      <w:r>
+        <w:t xml:space="preserve"> a </w:t>
+      </w:r>
+      <w:proofErr w:type="spellStart"/>
+      <w:r>
+        <w:t>pessoa</w:t>
+      </w:r>
+      <w:proofErr w:type="spellEnd"/>
+      <w:r>
+        <w:t xml:space="preserve"> que </w:t>
+      </w:r>
+      <w:proofErr w:type="spellStart"/>
+      <w:r>
+        <w:t>escreveu</w:t>
+      </w:r>
+      <w:proofErr w:type="spellEnd"/>
+      <w:r>
+        <w:t xml:space="preserve"> o </w:t>
+      </w:r>
+      <w:proofErr w:type="spellStart"/>
+      <w:r>
+        <w:t>código</w:t>
+      </w:r>
+      <w:proofErr w:type="spellEnd"/>
+      <w:r>
+        <w:t xml:space="preserve">. </w:t>
+      </w:r>
+      <w:proofErr w:type="spellStart"/>
+      <w:r>
+        <w:t>Além</w:t>
+      </w:r>
+      <w:proofErr w:type="spellEnd"/>
+      <w:r>
+        <w:t xml:space="preserve"> </w:t>
+      </w:r>
+      <w:proofErr w:type="spellStart"/>
+      <w:r>
+        <w:t>disso</w:t>
+      </w:r>
+      <w:proofErr w:type="spellEnd"/>
+      <w:r>
+        <w:t xml:space="preserve">, a </w:t>
+      </w:r>
+      <w:proofErr w:type="spellStart"/>
+      <w:r>
+        <w:t>revisão</w:t>
+      </w:r>
+      <w:proofErr w:type="spellEnd"/>
+      <w:r>
+        <w:t xml:space="preserve"> </w:t>
+      </w:r>
+      <w:proofErr w:type="spellStart"/>
+      <w:r>
+        <w:t>permite</w:t>
+      </w:r>
+      <w:proofErr w:type="spellEnd"/>
+      <w:r>
+        <w:t xml:space="preserve"> que </w:t>
+      </w:r>
+      <w:proofErr w:type="spellStart"/>
+      <w:r>
+        <w:t>os</w:t>
+      </w:r>
+      <w:proofErr w:type="spellEnd"/>
+      <w:r>
+        <w:t xml:space="preserve"> </w:t>
+      </w:r>
+      <w:proofErr w:type="spellStart"/>
+      <w:r>
+        <w:t>integrantes</w:t>
+      </w:r>
+      <w:proofErr w:type="spellEnd"/>
+      <w:r>
+        <w:t xml:space="preserve"> </w:t>
+      </w:r>
+      <w:proofErr w:type="spellStart"/>
+      <w:r>
+        <w:t>compartilhem</w:t>
+      </w:r>
+      <w:proofErr w:type="spellEnd"/>
+      <w:r>
+        <w:t xml:space="preserve"> </w:t>
+      </w:r>
+      <w:proofErr w:type="spellStart"/>
+      <w:r>
+        <w:t>conhecimento</w:t>
+      </w:r>
+      <w:proofErr w:type="spellEnd"/>
+      <w:r>
+        <w:t xml:space="preserve"> e </w:t>
+      </w:r>
+      <w:proofErr w:type="spellStart"/>
+      <w:r>
+        <w:t>aprendam</w:t>
+      </w:r>
+      <w:proofErr w:type="spellEnd"/>
+      <w:r>
+        <w:t xml:space="preserve"> </w:t>
+      </w:r>
+      <w:proofErr w:type="spellStart"/>
+      <w:r>
+        <w:t>uns</w:t>
+      </w:r>
+      <w:proofErr w:type="spellEnd"/>
+      <w:r>
+        <w:t xml:space="preserve"> com </w:t>
+      </w:r>
+      <w:proofErr w:type="spellStart"/>
+      <w:r>
+        <w:t>os</w:t>
+      </w:r>
+      <w:proofErr w:type="spellEnd"/>
+      <w:r>
+        <w:t xml:space="preserve"> outros.</w:t>
       </w:r>
     </w:p>
     <w:p/>
@@ -1621,7 +4560,7 @@
 </file>
 
 <file path=word/numbering.xml><?xml version="1.0" encoding="utf-8"?>
-<w:numbering xmlns:wpc="http://schemas.microsoft.com/office/word/2010/wordprocessingCanvas" xmlns:cx="http://schemas.microsoft.com/office/drawing/2014/chartex" xmlns:cx1="http://schemas.microsoft.com/office/drawing/2015/9/8/chartex" xmlns:cx2="http://schemas.microsoft.com/office/drawing/2015/10/21/chartex" xmlns:cx3="http://schemas.microsoft.com/office/drawing/2016/5/9/chartex" xmlns:cx4="http://schemas.microsoft.com/office/drawing/2016/5/10/chartex" xmlns:cx5="http://schemas.microsoft.com/office/drawing/2016/5/11/chartex" xmlns:cx6="http://schemas.microsoft.com/office/drawing/2016/5/12/chartex" xmlns:cx7="http://schemas.microsoft.com/office/drawing/2016/5/13/chartex" xmlns:cx8="http://schemas.microsoft.com/office/drawing/2016/5/14/chartex" xmlns:mc="http://schemas.openxmlformats.org/markup-compatibility/2006" xmlns:aink="http://schemas.microsoft.com/office/drawing/2016/ink" xmlns:am3d="http://schemas.microsoft.com/office/drawing/2017/model3d" xmlns:o="urn:schemas-microsoft-com:office:office" xmlns:oel="http://schemas.microsoft.com/office/2019/extlst" xmlns:r="http://schemas.openxmlformats.org/officeDocument/2006/relationships" xmlns:m="http://schemas.openxmlformats.org/officeDocument/2006/math" xmlns:v="urn:schemas-microsoft-com:vml" xmlns:wp14="http://schemas.microsoft.com/office/word/2010/wordprocessingDrawing" xmlns:wp="http://schemas.openxmlformats.org/drawingml/2006/wordprocessingDrawing" xmlns:w10="urn:schemas-microsoft-com:office:word" xmlns:w="http://schemas.openxmlformats.org/wordprocessingml/2006/main" xmlns:w14="http://schemas.microsoft.com/office/word/2010/wordml" xmlns:w15="http://schemas.microsoft.com/office/word/2012/wordml" xmlns:w16cex="http://schemas.microsoft.com/office/word/2018/wordml/cex" xmlns:w16cid="http://schemas.microsoft.com/office/word/2016/wordml/cid" xmlns:w16="http://schemas.microsoft.com/office/word/2018/wordml" xmlns:w16du="http://schemas.microsoft.com/office/word/2023/wordml/word16du" xmlns:w16sdtdh="http://schemas.microsoft.com/office/word/2020/wordml/sdtdatahash" xmlns:w16sdtfl="http://schemas.microsoft.com/office/word/2024/wordml/sdtformatlock" xmlns:w16se="http://schemas.microsoft.com/office/word/2015/wordml/symex" xmlns:wpg="http://schemas.microsoft.com/office/word/2010/wordprocessingGroup" xmlns:wpi="http://schemas.microsoft.com/office/word/2010/wordprocessingInk" xmlns:wne="http://schemas.microsoft.com/office/word/2006/wordml" xmlns:wps="http://schemas.microsoft.com/office/word/2010/wordprocessingShape" mc:Ignorable="w14 w15 w16se w16cid w16 w16cex w16sdtdh w16sdtfl w16du wp14">
+<w:numbering xmlns:wpc="http://schemas.microsoft.com/office/word/2010/wordprocessingCanvas" xmlns:cx="http://schemas.microsoft.com/office/drawing/2014/chartex" xmlns:cx1="http://schemas.microsoft.com/office/drawing/2015/9/8/chartex" xmlns:cx2="http://schemas.microsoft.com/office/drawing/2015/10/21/chartex" xmlns:cx3="http://schemas.microsoft.com/office/drawing/2016/5/9/chartex" xmlns:cx4="http://schemas.microsoft.com/office/drawing/2016/5/10/chartex" xmlns:cx5="http://schemas.microsoft.com/office/drawing/2016/5/11/chartex" xmlns:cx6="http://schemas.microsoft.com/office/drawing/2016/5/12/chartex" xmlns:cx7="http://schemas.microsoft.com/office/drawing/2016/5/13/chartex" xmlns:cx8="http://schemas.microsoft.com/office/drawing/2016/5/14/chartex" xmlns:mc="http://schemas.openxmlformats.org/markup-compatibility/2006" xmlns:aink="http://schemas.microsoft.com/office/drawing/2016/ink" xmlns:am3d="http://schemas.microsoft.com/office/drawing/2017/model3d" xmlns:o="urn:schemas-microsoft-com:office:office" xmlns:oel="http://schemas.microsoft.com/office/2019/extlst" xmlns:r="http://schemas.openxmlformats.org/officeDocument/2006/relationships" xmlns:m="http://schemas.openxmlformats.org/officeDocument/2006/math" xmlns:v="urn:schemas-microsoft-com:vml" xmlns:wp14="http://schemas.microsoft.com/office/word/2010/wordprocessingDrawing" xmlns:wp="http://schemas.openxmlformats.org/drawingml/2006/wordprocessingDrawing" xmlns:w10="urn:schemas-microsoft-com:office:word" xmlns:w="http://schemas.openxmlformats.org/wordprocessingml/2006/main" xmlns:w14="http://schemas.microsoft.com/office/word/2010/wordml" xmlns:w15="http://schemas.microsoft.com/office/word/2012/wordml" xmlns:w16cex="http://schemas.microsoft.com/office/word/2018/wordml/cex" xmlns:w16cid="http://schemas.microsoft.com/office/word/2016/wordml/cid" xmlns:w16="http://schemas.microsoft.com/office/word/2018/wordml" xmlns:w16sdtdh="http://schemas.microsoft.com/office/word/2020/wordml/sdtdatahash" xmlns:w16se="http://schemas.microsoft.com/office/word/2015/wordml/symex" xmlns:wpg="http://schemas.microsoft.com/office/word/2010/wordprocessingGroup" xmlns:wpi="http://schemas.microsoft.com/office/word/2010/wordprocessingInk" xmlns:wne="http://schemas.microsoft.com/office/word/2006/wordml" xmlns:wps="http://schemas.microsoft.com/office/word/2010/wordprocessingShape" mc:Ignorable="w14 w15 w16se w16cid w16 w16cex w16sdtdh wp14">
   <w:abstractNum w:abstractNumId="0" w15:restartNumberingAfterBreak="0">
     <w:nsid w:val="117F5821"/>
     <w:multiLevelType w:val="hybridMultilevel"/>
@@ -1712,6 +4651,119 @@
     </w:lvl>
   </w:abstractNum>
   <w:abstractNum w:abstractNumId="1" w15:restartNumberingAfterBreak="0">
+    <w:nsid w:val="132A70FE"/>
+    <w:multiLevelType w:val="hybridMultilevel"/>
+    <w:tmpl w:val="3208D5C0"/>
+    <w:lvl w:ilvl="0" w:tplc="04160001">
+      <w:start w:val="1"/>
+      <w:numFmt w:val="bullet"/>
+      <w:lvlText w:val=""/>
+      <w:lvlJc w:val="left"/>
+      <w:pPr>
+        <w:ind w:left="720" w:hanging="360"/>
+      </w:pPr>
+      <w:rPr>
+        <w:rFonts w:ascii="Symbol" w:hAnsi="Symbol" w:hint="default"/>
+      </w:rPr>
+    </w:lvl>
+    <w:lvl w:ilvl="1" w:tplc="04160003" w:tentative="1">
+      <w:start w:val="1"/>
+      <w:numFmt w:val="bullet"/>
+      <w:lvlText w:val="o"/>
+      <w:lvlJc w:val="left"/>
+      <w:pPr>
+        <w:ind w:left="1440" w:hanging="360"/>
+      </w:pPr>
+      <w:rPr>
+        <w:rFonts w:ascii="Courier New" w:hAnsi="Courier New" w:cs="Courier New" w:hint="default"/>
+      </w:rPr>
+    </w:lvl>
+    <w:lvl w:ilvl="2" w:tplc="04160005" w:tentative="1">
+      <w:start w:val="1"/>
+      <w:numFmt w:val="bullet"/>
+      <w:lvlText w:val=""/>
+      <w:lvlJc w:val="left"/>
+      <w:pPr>
+        <w:ind w:left="2160" w:hanging="360"/>
+      </w:pPr>
+      <w:rPr>
+        <w:rFonts w:ascii="Wingdings" w:hAnsi="Wingdings" w:hint="default"/>
+      </w:rPr>
+    </w:lvl>
+    <w:lvl w:ilvl="3" w:tplc="04160001" w:tentative="1">
+      <w:start w:val="1"/>
+      <w:numFmt w:val="bullet"/>
+      <w:lvlText w:val=""/>
+      <w:lvlJc w:val="left"/>
+      <w:pPr>
+        <w:ind w:left="2880" w:hanging="360"/>
+      </w:pPr>
+      <w:rPr>
+        <w:rFonts w:ascii="Symbol" w:hAnsi="Symbol" w:hint="default"/>
+      </w:rPr>
+    </w:lvl>
+    <w:lvl w:ilvl="4" w:tplc="04160003" w:tentative="1">
+      <w:start w:val="1"/>
+      <w:numFmt w:val="bullet"/>
+      <w:lvlText w:val="o"/>
+      <w:lvlJc w:val="left"/>
+      <w:pPr>
+        <w:ind w:left="3600" w:hanging="360"/>
+      </w:pPr>
+      <w:rPr>
+        <w:rFonts w:ascii="Courier New" w:hAnsi="Courier New" w:cs="Courier New" w:hint="default"/>
+      </w:rPr>
+    </w:lvl>
+    <w:lvl w:ilvl="5" w:tplc="04160005" w:tentative="1">
+      <w:start w:val="1"/>
+      <w:numFmt w:val="bullet"/>
+      <w:lvlText w:val=""/>
+      <w:lvlJc w:val="left"/>
+      <w:pPr>
+        <w:ind w:left="4320" w:hanging="360"/>
+      </w:pPr>
+      <w:rPr>
+        <w:rFonts w:ascii="Wingdings" w:hAnsi="Wingdings" w:hint="default"/>
+      </w:rPr>
+    </w:lvl>
+    <w:lvl w:ilvl="6" w:tplc="04160001" w:tentative="1">
+      <w:start w:val="1"/>
+      <w:numFmt w:val="bullet"/>
+      <w:lvlText w:val=""/>
+      <w:lvlJc w:val="left"/>
+      <w:pPr>
+        <w:ind w:left="5040" w:hanging="360"/>
+      </w:pPr>
+      <w:rPr>
+        <w:rFonts w:ascii="Symbol" w:hAnsi="Symbol" w:hint="default"/>
+      </w:rPr>
+    </w:lvl>
+    <w:lvl w:ilvl="7" w:tplc="04160003" w:tentative="1">
+      <w:start w:val="1"/>
+      <w:numFmt w:val="bullet"/>
+      <w:lvlText w:val="o"/>
+      <w:lvlJc w:val="left"/>
+      <w:pPr>
+        <w:ind w:left="5760" w:hanging="360"/>
+      </w:pPr>
+      <w:rPr>
+        <w:rFonts w:ascii="Courier New" w:hAnsi="Courier New" w:cs="Courier New" w:hint="default"/>
+      </w:rPr>
+    </w:lvl>
+    <w:lvl w:ilvl="8" w:tplc="04160005" w:tentative="1">
+      <w:start w:val="1"/>
+      <w:numFmt w:val="bullet"/>
+      <w:lvlText w:val=""/>
+      <w:lvlJc w:val="left"/>
+      <w:pPr>
+        <w:ind w:left="6480" w:hanging="360"/>
+      </w:pPr>
+      <w:rPr>
+        <w:rFonts w:ascii="Wingdings" w:hAnsi="Wingdings" w:hint="default"/>
+      </w:rPr>
+    </w:lvl>
+  </w:abstractNum>
+  <w:abstractNum w:abstractNumId="2" w15:restartNumberingAfterBreak="0">
     <w:nsid w:val="1AD04D9F"/>
     <w:multiLevelType w:val="multilevel"/>
     <w:tmpl w:val="FFFFFFFF"/>
@@ -1824,7 +4876,7 @@
       </w:pPr>
     </w:lvl>
   </w:abstractNum>
-  <w:abstractNum w:abstractNumId="2" w15:restartNumberingAfterBreak="0">
+  <w:abstractNum w:abstractNumId="3" w15:restartNumberingAfterBreak="0">
     <w:nsid w:val="1E282C45"/>
     <w:multiLevelType w:val="hybridMultilevel"/>
     <w:tmpl w:val="1E2CBE58"/>
@@ -1913,7 +4965,7 @@
       </w:pPr>
     </w:lvl>
   </w:abstractNum>
-  <w:abstractNum w:abstractNumId="3" w15:restartNumberingAfterBreak="0">
+  <w:abstractNum w:abstractNumId="4" w15:restartNumberingAfterBreak="0">
     <w:nsid w:val="35EC5DC5"/>
     <w:multiLevelType w:val="hybridMultilevel"/>
     <w:tmpl w:val="931C277A"/>
@@ -2005,7 +5057,120 @@
       </w:pPr>
     </w:lvl>
   </w:abstractNum>
-  <w:abstractNum w:abstractNumId="4" w15:restartNumberingAfterBreak="0">
+  <w:abstractNum w:abstractNumId="5" w15:restartNumberingAfterBreak="0">
+    <w:nsid w:val="47361D10"/>
+    <w:multiLevelType w:val="hybridMultilevel"/>
+    <w:tmpl w:val="3C505580"/>
+    <w:lvl w:ilvl="0" w:tplc="04160001">
+      <w:start w:val="1"/>
+      <w:numFmt w:val="bullet"/>
+      <w:lvlText w:val=""/>
+      <w:lvlJc w:val="left"/>
+      <w:pPr>
+        <w:ind w:left="720" w:hanging="360"/>
+      </w:pPr>
+      <w:rPr>
+        <w:rFonts w:ascii="Symbol" w:hAnsi="Symbol" w:hint="default"/>
+      </w:rPr>
+    </w:lvl>
+    <w:lvl w:ilvl="1" w:tplc="04160003" w:tentative="1">
+      <w:start w:val="1"/>
+      <w:numFmt w:val="bullet"/>
+      <w:lvlText w:val="o"/>
+      <w:lvlJc w:val="left"/>
+      <w:pPr>
+        <w:ind w:left="1440" w:hanging="360"/>
+      </w:pPr>
+      <w:rPr>
+        <w:rFonts w:ascii="Courier New" w:hAnsi="Courier New" w:cs="Courier New" w:hint="default"/>
+      </w:rPr>
+    </w:lvl>
+    <w:lvl w:ilvl="2" w:tplc="04160005" w:tentative="1">
+      <w:start w:val="1"/>
+      <w:numFmt w:val="bullet"/>
+      <w:lvlText w:val=""/>
+      <w:lvlJc w:val="left"/>
+      <w:pPr>
+        <w:ind w:left="2160" w:hanging="360"/>
+      </w:pPr>
+      <w:rPr>
+        <w:rFonts w:ascii="Wingdings" w:hAnsi="Wingdings" w:hint="default"/>
+      </w:rPr>
+    </w:lvl>
+    <w:lvl w:ilvl="3" w:tplc="04160001" w:tentative="1">
+      <w:start w:val="1"/>
+      <w:numFmt w:val="bullet"/>
+      <w:lvlText w:val=""/>
+      <w:lvlJc w:val="left"/>
+      <w:pPr>
+        <w:ind w:left="2880" w:hanging="360"/>
+      </w:pPr>
+      <w:rPr>
+        <w:rFonts w:ascii="Symbol" w:hAnsi="Symbol" w:hint="default"/>
+      </w:rPr>
+    </w:lvl>
+    <w:lvl w:ilvl="4" w:tplc="04160003" w:tentative="1">
+      <w:start w:val="1"/>
+      <w:numFmt w:val="bullet"/>
+      <w:lvlText w:val="o"/>
+      <w:lvlJc w:val="left"/>
+      <w:pPr>
+        <w:ind w:left="3600" w:hanging="360"/>
+      </w:pPr>
+      <w:rPr>
+        <w:rFonts w:ascii="Courier New" w:hAnsi="Courier New" w:cs="Courier New" w:hint="default"/>
+      </w:rPr>
+    </w:lvl>
+    <w:lvl w:ilvl="5" w:tplc="04160005" w:tentative="1">
+      <w:start w:val="1"/>
+      <w:numFmt w:val="bullet"/>
+      <w:lvlText w:val=""/>
+      <w:lvlJc w:val="left"/>
+      <w:pPr>
+        <w:ind w:left="4320" w:hanging="360"/>
+      </w:pPr>
+      <w:rPr>
+        <w:rFonts w:ascii="Wingdings" w:hAnsi="Wingdings" w:hint="default"/>
+      </w:rPr>
+    </w:lvl>
+    <w:lvl w:ilvl="6" w:tplc="04160001" w:tentative="1">
+      <w:start w:val="1"/>
+      <w:numFmt w:val="bullet"/>
+      <w:lvlText w:val=""/>
+      <w:lvlJc w:val="left"/>
+      <w:pPr>
+        <w:ind w:left="5040" w:hanging="360"/>
+      </w:pPr>
+      <w:rPr>
+        <w:rFonts w:ascii="Symbol" w:hAnsi="Symbol" w:hint="default"/>
+      </w:rPr>
+    </w:lvl>
+    <w:lvl w:ilvl="7" w:tplc="04160003" w:tentative="1">
+      <w:start w:val="1"/>
+      <w:numFmt w:val="bullet"/>
+      <w:lvlText w:val="o"/>
+      <w:lvlJc w:val="left"/>
+      <w:pPr>
+        <w:ind w:left="5760" w:hanging="360"/>
+      </w:pPr>
+      <w:rPr>
+        <w:rFonts w:ascii="Courier New" w:hAnsi="Courier New" w:cs="Courier New" w:hint="default"/>
+      </w:rPr>
+    </w:lvl>
+    <w:lvl w:ilvl="8" w:tplc="04160005" w:tentative="1">
+      <w:start w:val="1"/>
+      <w:numFmt w:val="bullet"/>
+      <w:lvlText w:val=""/>
+      <w:lvlJc w:val="left"/>
+      <w:pPr>
+        <w:ind w:left="6480" w:hanging="360"/>
+      </w:pPr>
+      <w:rPr>
+        <w:rFonts w:ascii="Wingdings" w:hAnsi="Wingdings" w:hint="default"/>
+      </w:rPr>
+    </w:lvl>
+  </w:abstractNum>
+  <w:abstractNum w:abstractNumId="6" w15:restartNumberingAfterBreak="0">
     <w:nsid w:val="50936BAC"/>
     <w:multiLevelType w:val="multilevel"/>
     <w:tmpl w:val="FFFFFFFF"/>
@@ -2118,7 +5283,120 @@
       </w:pPr>
     </w:lvl>
   </w:abstractNum>
-  <w:abstractNum w:abstractNumId="5" w15:restartNumberingAfterBreak="0">
+  <w:abstractNum w:abstractNumId="7" w15:restartNumberingAfterBreak="0">
+    <w:nsid w:val="5B813D76"/>
+    <w:multiLevelType w:val="hybridMultilevel"/>
+    <w:tmpl w:val="318E72C4"/>
+    <w:lvl w:ilvl="0" w:tplc="04160001">
+      <w:start w:val="1"/>
+      <w:numFmt w:val="bullet"/>
+      <w:lvlText w:val=""/>
+      <w:lvlJc w:val="left"/>
+      <w:pPr>
+        <w:ind w:left="720" w:hanging="360"/>
+      </w:pPr>
+      <w:rPr>
+        <w:rFonts w:ascii="Symbol" w:hAnsi="Symbol" w:hint="default"/>
+      </w:rPr>
+    </w:lvl>
+    <w:lvl w:ilvl="1" w:tplc="04160003" w:tentative="1">
+      <w:start w:val="1"/>
+      <w:numFmt w:val="bullet"/>
+      <w:lvlText w:val="o"/>
+      <w:lvlJc w:val="left"/>
+      <w:pPr>
+        <w:ind w:left="1440" w:hanging="360"/>
+      </w:pPr>
+      <w:rPr>
+        <w:rFonts w:ascii="Courier New" w:hAnsi="Courier New" w:cs="Courier New" w:hint="default"/>
+      </w:rPr>
+    </w:lvl>
+    <w:lvl w:ilvl="2" w:tplc="04160005" w:tentative="1">
+      <w:start w:val="1"/>
+      <w:numFmt w:val="bullet"/>
+      <w:lvlText w:val=""/>
+      <w:lvlJc w:val="left"/>
+      <w:pPr>
+        <w:ind w:left="2160" w:hanging="360"/>
+      </w:pPr>
+      <w:rPr>
+        <w:rFonts w:ascii="Wingdings" w:hAnsi="Wingdings" w:hint="default"/>
+      </w:rPr>
+    </w:lvl>
+    <w:lvl w:ilvl="3" w:tplc="04160001" w:tentative="1">
+      <w:start w:val="1"/>
+      <w:numFmt w:val="bullet"/>
+      <w:lvlText w:val=""/>
+      <w:lvlJc w:val="left"/>
+      <w:pPr>
+        <w:ind w:left="2880" w:hanging="360"/>
+      </w:pPr>
+      <w:rPr>
+        <w:rFonts w:ascii="Symbol" w:hAnsi="Symbol" w:hint="default"/>
+      </w:rPr>
+    </w:lvl>
+    <w:lvl w:ilvl="4" w:tplc="04160003" w:tentative="1">
+      <w:start w:val="1"/>
+      <w:numFmt w:val="bullet"/>
+      <w:lvlText w:val="o"/>
+      <w:lvlJc w:val="left"/>
+      <w:pPr>
+        <w:ind w:left="3600" w:hanging="360"/>
+      </w:pPr>
+      <w:rPr>
+        <w:rFonts w:ascii="Courier New" w:hAnsi="Courier New" w:cs="Courier New" w:hint="default"/>
+      </w:rPr>
+    </w:lvl>
+    <w:lvl w:ilvl="5" w:tplc="04160005" w:tentative="1">
+      <w:start w:val="1"/>
+      <w:numFmt w:val="bullet"/>
+      <w:lvlText w:val=""/>
+      <w:lvlJc w:val="left"/>
+      <w:pPr>
+        <w:ind w:left="4320" w:hanging="360"/>
+      </w:pPr>
+      <w:rPr>
+        <w:rFonts w:ascii="Wingdings" w:hAnsi="Wingdings" w:hint="default"/>
+      </w:rPr>
+    </w:lvl>
+    <w:lvl w:ilvl="6" w:tplc="04160001" w:tentative="1">
+      <w:start w:val="1"/>
+      <w:numFmt w:val="bullet"/>
+      <w:lvlText w:val=""/>
+      <w:lvlJc w:val="left"/>
+      <w:pPr>
+        <w:ind w:left="5040" w:hanging="360"/>
+      </w:pPr>
+      <w:rPr>
+        <w:rFonts w:ascii="Symbol" w:hAnsi="Symbol" w:hint="default"/>
+      </w:rPr>
+    </w:lvl>
+    <w:lvl w:ilvl="7" w:tplc="04160003" w:tentative="1">
+      <w:start w:val="1"/>
+      <w:numFmt w:val="bullet"/>
+      <w:lvlText w:val="o"/>
+      <w:lvlJc w:val="left"/>
+      <w:pPr>
+        <w:ind w:left="5760" w:hanging="360"/>
+      </w:pPr>
+      <w:rPr>
+        <w:rFonts w:ascii="Courier New" w:hAnsi="Courier New" w:cs="Courier New" w:hint="default"/>
+      </w:rPr>
+    </w:lvl>
+    <w:lvl w:ilvl="8" w:tplc="04160005" w:tentative="1">
+      <w:start w:val="1"/>
+      <w:numFmt w:val="bullet"/>
+      <w:lvlText w:val=""/>
+      <w:lvlJc w:val="left"/>
+      <w:pPr>
+        <w:ind w:left="6480" w:hanging="360"/>
+      </w:pPr>
+      <w:rPr>
+        <w:rFonts w:ascii="Wingdings" w:hAnsi="Wingdings" w:hint="default"/>
+      </w:rPr>
+    </w:lvl>
+  </w:abstractNum>
+  <w:abstractNum w:abstractNumId="8" w15:restartNumberingAfterBreak="0">
     <w:nsid w:val="686376CF"/>
     <w:multiLevelType w:val="multilevel"/>
     <w:tmpl w:val="FFFFFFFF"/>
@@ -2268,28 +5546,37 @@
     </w:lvl>
   </w:abstractNum>
   <w:num w:numId="1" w16cid:durableId="1950821359">
+    <w:abstractNumId w:val="6"/>
+  </w:num>
+  <w:num w:numId="2" w16cid:durableId="145557289">
+    <w:abstractNumId w:val="2"/>
+  </w:num>
+  <w:num w:numId="3" w16cid:durableId="1100612388">
+    <w:abstractNumId w:val="8"/>
+  </w:num>
+  <w:num w:numId="4" w16cid:durableId="407390491">
     <w:abstractNumId w:val="4"/>
   </w:num>
-  <w:num w:numId="2" w16cid:durableId="145557289">
-    <w:abstractNumId w:val="1"/>
-  </w:num>
-  <w:num w:numId="3" w16cid:durableId="1100612388">
-    <w:abstractNumId w:val="5"/>
-  </w:num>
-  <w:num w:numId="4" w16cid:durableId="407390491">
+  <w:num w:numId="5" w16cid:durableId="332299989">
     <w:abstractNumId w:val="3"/>
-  </w:num>
-  <w:num w:numId="5" w16cid:durableId="332299989">
-    <w:abstractNumId w:val="2"/>
   </w:num>
   <w:num w:numId="6" w16cid:durableId="732389244">
     <w:abstractNumId w:val="0"/>
+  </w:num>
+  <w:num w:numId="7" w16cid:durableId="528688475">
+    <w:abstractNumId w:val="7"/>
+  </w:num>
+  <w:num w:numId="8" w16cid:durableId="1570995742">
+    <w:abstractNumId w:val="1"/>
+  </w:num>
+  <w:num w:numId="9" w16cid:durableId="294340564">
+    <w:abstractNumId w:val="5"/>
   </w:num>
 </w:numbering>
 </file>
 
 <file path=word/styles.xml><?xml version="1.0" encoding="utf-8"?>
-<w:styles xmlns:mc="http://schemas.openxmlformats.org/markup-compatibility/2006" xmlns:r="http://schemas.openxmlformats.org/officeDocument/2006/relationships" xmlns:w="http://schemas.openxmlformats.org/wordprocessingml/2006/main" xmlns:w14="http://schemas.microsoft.com/office/word/2010/wordml" xmlns:w15="http://schemas.microsoft.com/office/word/2012/wordml" xmlns:w16cex="http://schemas.microsoft.com/office/word/2018/wordml/cex" xmlns:w16cid="http://schemas.microsoft.com/office/word/2016/wordml/cid" xmlns:w16="http://schemas.microsoft.com/office/word/2018/wordml" xmlns:w16du="http://schemas.microsoft.com/office/word/2023/wordml/word16du" xmlns:w16sdtdh="http://schemas.microsoft.com/office/word/2020/wordml/sdtdatahash" xmlns:w16sdtfl="http://schemas.microsoft.com/office/word/2024/wordml/sdtformatlock" xmlns:w16se="http://schemas.microsoft.com/office/word/2015/wordml/symex" mc:Ignorable="w14 w15 w16se w16cid w16 w16cex w16sdtdh w16sdtfl w16du">
+<w:styles xmlns:mc="http://schemas.openxmlformats.org/markup-compatibility/2006" xmlns:r="http://schemas.openxmlformats.org/officeDocument/2006/relationships" xmlns:w="http://schemas.openxmlformats.org/wordprocessingml/2006/main" xmlns:w14="http://schemas.microsoft.com/office/word/2010/wordml" xmlns:w15="http://schemas.microsoft.com/office/word/2012/wordml" xmlns:w16cex="http://schemas.microsoft.com/office/word/2018/wordml/cex" xmlns:w16cid="http://schemas.microsoft.com/office/word/2016/wordml/cid" xmlns:w16="http://schemas.microsoft.com/office/word/2018/wordml" xmlns:w16sdtdh="http://schemas.microsoft.com/office/word/2020/wordml/sdtdatahash" xmlns:w16se="http://schemas.microsoft.com/office/word/2015/wordml/symex" mc:Ignorable="w14 w15 w16se w16cid w16 w16cex w16sdtdh">
   <w:docDefaults>
     <w:rPrDefault>
       <w:rPr>
@@ -2689,11 +5976,11 @@
     <w:name w:val="Normal"/>
     <w:qFormat/>
   </w:style>
-  <w:style w:type="paragraph" w:styleId="Heading1">
+  <w:style w:type="paragraph" w:styleId="Ttulo1">
     <w:name w:val="heading 1"/>
     <w:basedOn w:val="Normal"/>
     <w:next w:val="Normal"/>
-    <w:link w:val="Heading1Char"/>
+    <w:link w:val="Ttulo1Char"/>
     <w:uiPriority w:val="9"/>
     <w:qFormat/>
     <w:rsid w:val="00243798"/>
@@ -2710,11 +5997,11 @@
       <w:szCs w:val="40"/>
     </w:rPr>
   </w:style>
-  <w:style w:type="paragraph" w:styleId="Heading2">
+  <w:style w:type="paragraph" w:styleId="Ttulo2">
     <w:name w:val="heading 2"/>
     <w:basedOn w:val="Normal"/>
     <w:next w:val="Normal"/>
-    <w:link w:val="Heading2Char"/>
+    <w:link w:val="Ttulo2Char"/>
     <w:uiPriority w:val="9"/>
     <w:semiHidden/>
     <w:unhideWhenUsed/>
@@ -2733,11 +6020,11 @@
       <w:szCs w:val="32"/>
     </w:rPr>
   </w:style>
-  <w:style w:type="paragraph" w:styleId="Heading3">
+  <w:style w:type="paragraph" w:styleId="Ttulo3">
     <w:name w:val="heading 3"/>
     <w:basedOn w:val="Normal"/>
     <w:next w:val="Normal"/>
-    <w:link w:val="Heading3Char"/>
+    <w:link w:val="Ttulo3Char"/>
     <w:uiPriority w:val="9"/>
     <w:unhideWhenUsed/>
     <w:qFormat/>
@@ -2755,11 +6042,11 @@
       <w:szCs w:val="28"/>
     </w:rPr>
   </w:style>
-  <w:style w:type="paragraph" w:styleId="Heading4">
+  <w:style w:type="paragraph" w:styleId="Ttulo4">
     <w:name w:val="heading 4"/>
     <w:basedOn w:val="Normal"/>
     <w:next w:val="Normal"/>
-    <w:link w:val="Heading4Char"/>
+    <w:link w:val="Ttulo4Char"/>
     <w:uiPriority w:val="9"/>
     <w:semiHidden/>
     <w:unhideWhenUsed/>
@@ -2778,11 +6065,11 @@
       <w:color w:val="0F4761" w:themeColor="accent1" w:themeShade="BF"/>
     </w:rPr>
   </w:style>
-  <w:style w:type="paragraph" w:styleId="Heading5">
+  <w:style w:type="paragraph" w:styleId="Ttulo5">
     <w:name w:val="heading 5"/>
     <w:basedOn w:val="Normal"/>
     <w:next w:val="Normal"/>
-    <w:link w:val="Heading5Char"/>
+    <w:link w:val="Ttulo5Char"/>
     <w:uiPriority w:val="9"/>
     <w:semiHidden/>
     <w:unhideWhenUsed/>
@@ -2799,11 +6086,11 @@
       <w:color w:val="0F4761" w:themeColor="accent1" w:themeShade="BF"/>
     </w:rPr>
   </w:style>
-  <w:style w:type="paragraph" w:styleId="Heading6">
+  <w:style w:type="paragraph" w:styleId="Ttulo6">
     <w:name w:val="heading 6"/>
     <w:basedOn w:val="Normal"/>
     <w:next w:val="Normal"/>
-    <w:link w:val="Heading6Char"/>
+    <w:link w:val="Ttulo6Char"/>
     <w:uiPriority w:val="9"/>
     <w:semiHidden/>
     <w:unhideWhenUsed/>
@@ -2822,11 +6109,11 @@
       <w:color w:val="595959" w:themeColor="text1" w:themeTint="A6"/>
     </w:rPr>
   </w:style>
-  <w:style w:type="paragraph" w:styleId="Heading7">
+  <w:style w:type="paragraph" w:styleId="Ttulo7">
     <w:name w:val="heading 7"/>
     <w:basedOn w:val="Normal"/>
     <w:next w:val="Normal"/>
-    <w:link w:val="Heading7Char"/>
+    <w:link w:val="Ttulo7Char"/>
     <w:uiPriority w:val="9"/>
     <w:semiHidden/>
     <w:unhideWhenUsed/>
@@ -2843,11 +6130,11 @@
       <w:color w:val="595959" w:themeColor="text1" w:themeTint="A6"/>
     </w:rPr>
   </w:style>
-  <w:style w:type="paragraph" w:styleId="Heading8">
+  <w:style w:type="paragraph" w:styleId="Ttulo8">
     <w:name w:val="heading 8"/>
     <w:basedOn w:val="Normal"/>
     <w:next w:val="Normal"/>
-    <w:link w:val="Heading8Char"/>
+    <w:link w:val="Ttulo8Char"/>
     <w:uiPriority w:val="9"/>
     <w:semiHidden/>
     <w:unhideWhenUsed/>
@@ -2866,11 +6153,11 @@
       <w:color w:val="272727" w:themeColor="text1" w:themeTint="D8"/>
     </w:rPr>
   </w:style>
-  <w:style w:type="paragraph" w:styleId="Heading9">
+  <w:style w:type="paragraph" w:styleId="Ttulo9">
     <w:name w:val="heading 9"/>
     <w:basedOn w:val="Normal"/>
     <w:next w:val="Normal"/>
-    <w:link w:val="Heading9Char"/>
+    <w:link w:val="Ttulo9Char"/>
     <w:uiPriority w:val="9"/>
     <w:semiHidden/>
     <w:unhideWhenUsed/>
@@ -2887,13 +6174,13 @@
       <w:color w:val="272727" w:themeColor="text1" w:themeTint="D8"/>
     </w:rPr>
   </w:style>
-  <w:style w:type="character" w:default="1" w:styleId="DefaultParagraphFont">
+  <w:style w:type="character" w:default="1" w:styleId="Fontepargpadro">
     <w:name w:val="Default Paragraph Font"/>
     <w:uiPriority w:val="1"/>
     <w:semiHidden/>
     <w:unhideWhenUsed/>
   </w:style>
-  <w:style w:type="table" w:default="1" w:styleId="TableNormal">
+  <w:style w:type="table" w:default="1" w:styleId="Tabelanormal">
     <w:name w:val="Normal Table"/>
     <w:uiPriority w:val="99"/>
     <w:semiHidden/>
@@ -2908,16 +6195,16 @@
       </w:tblCellMar>
     </w:tblPr>
   </w:style>
-  <w:style w:type="numbering" w:default="1" w:styleId="NoList">
+  <w:style w:type="numbering" w:default="1" w:styleId="Semlista">
     <w:name w:val="No List"/>
     <w:uiPriority w:val="99"/>
     <w:semiHidden/>
     <w:unhideWhenUsed/>
   </w:style>
-  <w:style w:type="character" w:customStyle="1" w:styleId="Heading1Char">
-    <w:name w:val="Heading 1 Char"/>
-    <w:basedOn w:val="DefaultParagraphFont"/>
-    <w:link w:val="Heading1"/>
+  <w:style w:type="character" w:customStyle="1" w:styleId="Ttulo1Char">
+    <w:name w:val="Título 1 Char"/>
+    <w:basedOn w:val="Fontepargpadro"/>
+    <w:link w:val="Ttulo1"/>
     <w:uiPriority w:val="9"/>
     <w:rsid w:val="00243798"/>
     <w:rPr>
@@ -2927,10 +6214,10 @@
       <w:szCs w:val="40"/>
     </w:rPr>
   </w:style>
-  <w:style w:type="character" w:customStyle="1" w:styleId="Heading2Char">
-    <w:name w:val="Heading 2 Char"/>
-    <w:basedOn w:val="DefaultParagraphFont"/>
-    <w:link w:val="Heading2"/>
+  <w:style w:type="character" w:customStyle="1" w:styleId="Ttulo2Char">
+    <w:name w:val="Título 2 Char"/>
+    <w:basedOn w:val="Fontepargpadro"/>
+    <w:link w:val="Ttulo2"/>
     <w:uiPriority w:val="9"/>
     <w:semiHidden/>
     <w:rsid w:val="00243798"/>
@@ -2941,10 +6228,10 @@
       <w:szCs w:val="32"/>
     </w:rPr>
   </w:style>
-  <w:style w:type="character" w:customStyle="1" w:styleId="Heading3Char">
-    <w:name w:val="Heading 3 Char"/>
-    <w:basedOn w:val="DefaultParagraphFont"/>
-    <w:link w:val="Heading3"/>
+  <w:style w:type="character" w:customStyle="1" w:styleId="Ttulo3Char">
+    <w:name w:val="Título 3 Char"/>
+    <w:basedOn w:val="Fontepargpadro"/>
+    <w:link w:val="Ttulo3"/>
     <w:uiPriority w:val="9"/>
     <w:semiHidden/>
     <w:rsid w:val="00243798"/>
@@ -2955,10 +6242,10 @@
       <w:szCs w:val="28"/>
     </w:rPr>
   </w:style>
-  <w:style w:type="character" w:customStyle="1" w:styleId="Heading4Char">
-    <w:name w:val="Heading 4 Char"/>
-    <w:basedOn w:val="DefaultParagraphFont"/>
-    <w:link w:val="Heading4"/>
+  <w:style w:type="character" w:customStyle="1" w:styleId="Ttulo4Char">
+    <w:name w:val="Título 4 Char"/>
+    <w:basedOn w:val="Fontepargpadro"/>
+    <w:link w:val="Ttulo4"/>
     <w:uiPriority w:val="9"/>
     <w:semiHidden/>
     <w:rsid w:val="00243798"/>
@@ -2969,10 +6256,10 @@
       <w:color w:val="0F4761" w:themeColor="accent1" w:themeShade="BF"/>
     </w:rPr>
   </w:style>
-  <w:style w:type="character" w:customStyle="1" w:styleId="Heading5Char">
-    <w:name w:val="Heading 5 Char"/>
-    <w:basedOn w:val="DefaultParagraphFont"/>
-    <w:link w:val="Heading5"/>
+  <w:style w:type="character" w:customStyle="1" w:styleId="Ttulo5Char">
+    <w:name w:val="Título 5 Char"/>
+    <w:basedOn w:val="Fontepargpadro"/>
+    <w:link w:val="Ttulo5"/>
     <w:uiPriority w:val="9"/>
     <w:semiHidden/>
     <w:rsid w:val="00243798"/>
@@ -2981,10 +6268,10 @@
       <w:color w:val="0F4761" w:themeColor="accent1" w:themeShade="BF"/>
     </w:rPr>
   </w:style>
-  <w:style w:type="character" w:customStyle="1" w:styleId="Heading6Char">
-    <w:name w:val="Heading 6 Char"/>
-    <w:basedOn w:val="DefaultParagraphFont"/>
-    <w:link w:val="Heading6"/>
+  <w:style w:type="character" w:customStyle="1" w:styleId="Ttulo6Char">
+    <w:name w:val="Título 6 Char"/>
+    <w:basedOn w:val="Fontepargpadro"/>
+    <w:link w:val="Ttulo6"/>
     <w:uiPriority w:val="9"/>
     <w:semiHidden/>
     <w:rsid w:val="00243798"/>
@@ -2995,10 +6282,10 @@
       <w:color w:val="595959" w:themeColor="text1" w:themeTint="A6"/>
     </w:rPr>
   </w:style>
-  <w:style w:type="character" w:customStyle="1" w:styleId="Heading7Char">
-    <w:name w:val="Heading 7 Char"/>
-    <w:basedOn w:val="DefaultParagraphFont"/>
-    <w:link w:val="Heading7"/>
+  <w:style w:type="character" w:customStyle="1" w:styleId="Ttulo7Char">
+    <w:name w:val="Título 7 Char"/>
+    <w:basedOn w:val="Fontepargpadro"/>
+    <w:link w:val="Ttulo7"/>
     <w:uiPriority w:val="9"/>
     <w:semiHidden/>
     <w:rsid w:val="00243798"/>
@@ -3007,10 +6294,10 @@
       <w:color w:val="595959" w:themeColor="text1" w:themeTint="A6"/>
     </w:rPr>
   </w:style>
-  <w:style w:type="character" w:customStyle="1" w:styleId="Heading8Char">
-    <w:name w:val="Heading 8 Char"/>
-    <w:basedOn w:val="DefaultParagraphFont"/>
-    <w:link w:val="Heading8"/>
+  <w:style w:type="character" w:customStyle="1" w:styleId="Ttulo8Char">
+    <w:name w:val="Título 8 Char"/>
+    <w:basedOn w:val="Fontepargpadro"/>
+    <w:link w:val="Ttulo8"/>
     <w:uiPriority w:val="9"/>
     <w:semiHidden/>
     <w:rsid w:val="00243798"/>
@@ -3021,10 +6308,10 @@
       <w:color w:val="272727" w:themeColor="text1" w:themeTint="D8"/>
     </w:rPr>
   </w:style>
-  <w:style w:type="character" w:customStyle="1" w:styleId="Heading9Char">
-    <w:name w:val="Heading 9 Char"/>
-    <w:basedOn w:val="DefaultParagraphFont"/>
-    <w:link w:val="Heading9"/>
+  <w:style w:type="character" w:customStyle="1" w:styleId="Ttulo9Char">
+    <w:name w:val="Título 9 Char"/>
+    <w:basedOn w:val="Fontepargpadro"/>
+    <w:link w:val="Ttulo9"/>
     <w:uiPriority w:val="9"/>
     <w:semiHidden/>
     <w:rsid w:val="00243798"/>
@@ -3033,11 +6320,11 @@
       <w:color w:val="272727" w:themeColor="text1" w:themeTint="D8"/>
     </w:rPr>
   </w:style>
-  <w:style w:type="paragraph" w:styleId="Title">
+  <w:style w:type="paragraph" w:styleId="Ttulo">
     <w:name w:val="Title"/>
     <w:basedOn w:val="Normal"/>
     <w:next w:val="Normal"/>
-    <w:link w:val="TitleChar"/>
+    <w:link w:val="TtuloChar"/>
     <w:uiPriority w:val="10"/>
     <w:qFormat/>
     <w:rsid w:val="00243798"/>
@@ -3053,10 +6340,10 @@
       <w:szCs w:val="56"/>
     </w:rPr>
   </w:style>
-  <w:style w:type="character" w:customStyle="1" w:styleId="TitleChar">
-    <w:name w:val="Title Char"/>
-    <w:basedOn w:val="DefaultParagraphFont"/>
-    <w:link w:val="Title"/>
+  <w:style w:type="character" w:customStyle="1" w:styleId="TtuloChar">
+    <w:name w:val="Título Char"/>
+    <w:basedOn w:val="Fontepargpadro"/>
+    <w:link w:val="Ttulo"/>
     <w:uiPriority w:val="10"/>
     <w:rsid w:val="00243798"/>
     <w:rPr>
@@ -3067,11 +6354,11 @@
       <w:szCs w:val="56"/>
     </w:rPr>
   </w:style>
-  <w:style w:type="paragraph" w:styleId="Subtitle">
+  <w:style w:type="paragraph" w:styleId="Subttulo">
     <w:name w:val="Subtitle"/>
     <w:basedOn w:val="Normal"/>
     <w:next w:val="Normal"/>
-    <w:link w:val="SubtitleChar"/>
+    <w:link w:val="SubttuloChar"/>
     <w:uiPriority w:val="11"/>
     <w:qFormat/>
     <w:rsid w:val="00243798"/>
@@ -3088,10 +6375,10 @@
       <w:szCs w:val="28"/>
     </w:rPr>
   </w:style>
-  <w:style w:type="character" w:customStyle="1" w:styleId="SubtitleChar">
-    <w:name w:val="Subtitle Char"/>
-    <w:basedOn w:val="DefaultParagraphFont"/>
-    <w:link w:val="Subtitle"/>
+  <w:style w:type="character" w:customStyle="1" w:styleId="SubttuloChar">
+    <w:name w:val="Subtítulo Char"/>
+    <w:basedOn w:val="Fontepargpadro"/>
+    <w:link w:val="Subttulo"/>
     <w:uiPriority w:val="11"/>
     <w:rsid w:val="00243798"/>
     <w:rPr>
@@ -3102,11 +6389,11 @@
       <w:szCs w:val="28"/>
     </w:rPr>
   </w:style>
-  <w:style w:type="paragraph" w:styleId="Quote">
+  <w:style w:type="paragraph" w:styleId="Citao">
     <w:name w:val="Quote"/>
     <w:basedOn w:val="Normal"/>
     <w:next w:val="Normal"/>
-    <w:link w:val="QuoteChar"/>
+    <w:link w:val="CitaoChar"/>
     <w:uiPriority w:val="29"/>
     <w:qFormat/>
     <w:rsid w:val="00243798"/>
@@ -3120,10 +6407,10 @@
       <w:color w:val="404040" w:themeColor="text1" w:themeTint="BF"/>
     </w:rPr>
   </w:style>
-  <w:style w:type="character" w:customStyle="1" w:styleId="QuoteChar">
-    <w:name w:val="Quote Char"/>
-    <w:basedOn w:val="DefaultParagraphFont"/>
-    <w:link w:val="Quote"/>
+  <w:style w:type="character" w:customStyle="1" w:styleId="CitaoChar">
+    <w:name w:val="Citação Char"/>
+    <w:basedOn w:val="Fontepargpadro"/>
+    <w:link w:val="Citao"/>
     <w:uiPriority w:val="29"/>
     <w:rsid w:val="00243798"/>
     <w:rPr>
@@ -3132,7 +6419,7 @@
       <w:color w:val="404040" w:themeColor="text1" w:themeTint="BF"/>
     </w:rPr>
   </w:style>
-  <w:style w:type="paragraph" w:styleId="ListParagraph">
+  <w:style w:type="paragraph" w:styleId="PargrafodaLista">
     <w:name w:val="List Paragraph"/>
     <w:basedOn w:val="Normal"/>
     <w:uiPriority w:val="34"/>
@@ -3143,9 +6430,9 @@
       <w:contextualSpacing/>
     </w:pPr>
   </w:style>
-  <w:style w:type="character" w:styleId="IntenseEmphasis">
+  <w:style w:type="character" w:styleId="nfaseIntensa">
     <w:name w:val="Intense Emphasis"/>
-    <w:basedOn w:val="DefaultParagraphFont"/>
+    <w:basedOn w:val="Fontepargpadro"/>
     <w:uiPriority w:val="21"/>
     <w:qFormat/>
     <w:rsid w:val="00243798"/>
@@ -3155,11 +6442,11 @@
       <w:color w:val="0F4761" w:themeColor="accent1" w:themeShade="BF"/>
     </w:rPr>
   </w:style>
-  <w:style w:type="paragraph" w:styleId="IntenseQuote">
+  <w:style w:type="paragraph" w:styleId="CitaoIntensa">
     <w:name w:val="Intense Quote"/>
     <w:basedOn w:val="Normal"/>
     <w:next w:val="Normal"/>
-    <w:link w:val="IntenseQuoteChar"/>
+    <w:link w:val="CitaoIntensaChar"/>
     <w:uiPriority w:val="30"/>
     <w:qFormat/>
     <w:rsid w:val="00243798"/>
@@ -3178,10 +6465,10 @@
       <w:color w:val="0F4761" w:themeColor="accent1" w:themeShade="BF"/>
     </w:rPr>
   </w:style>
-  <w:style w:type="character" w:customStyle="1" w:styleId="IntenseQuoteChar">
-    <w:name w:val="Intense Quote Char"/>
-    <w:basedOn w:val="DefaultParagraphFont"/>
-    <w:link w:val="IntenseQuote"/>
+  <w:style w:type="character" w:customStyle="1" w:styleId="CitaoIntensaChar">
+    <w:name w:val="Citação Intensa Char"/>
+    <w:basedOn w:val="Fontepargpadro"/>
+    <w:link w:val="CitaoIntensa"/>
     <w:uiPriority w:val="30"/>
     <w:rsid w:val="00243798"/>
     <w:rPr>
@@ -3190,9 +6477,9 @@
       <w:color w:val="0F4761" w:themeColor="accent1" w:themeShade="BF"/>
     </w:rPr>
   </w:style>
-  <w:style w:type="character" w:styleId="IntenseReference">
+  <w:style w:type="character" w:styleId="RefernciaIntensa">
     <w:name w:val="Intense Reference"/>
-    <w:basedOn w:val="DefaultParagraphFont"/>
+    <w:basedOn w:val="Fontepargpadro"/>
     <w:uiPriority w:val="32"/>
     <w:qFormat/>
     <w:rsid w:val="00243798"/>
@@ -3220,9 +6507,9 @@
       <w14:ligatures w14:val="none"/>
     </w:rPr>
   </w:style>
-  <w:style w:type="character" w:styleId="Strong">
+  <w:style w:type="character" w:styleId="Forte">
     <w:name w:val="Strong"/>
-    <w:basedOn w:val="DefaultParagraphFont"/>
+    <w:basedOn w:val="Fontepargpadro"/>
     <w:uiPriority w:val="22"/>
     <w:qFormat/>
     <w:rsid w:val="00243798"/>
@@ -3231,9 +6518,9 @@
       <w:bCs/>
     </w:rPr>
   </w:style>
-  <w:style w:type="character" w:styleId="HTMLCode">
+  <w:style w:type="character" w:styleId="CdigoHTML">
     <w:name w:val="HTML Code"/>
-    <w:basedOn w:val="DefaultParagraphFont"/>
+    <w:basedOn w:val="Fontepargpadro"/>
     <w:uiPriority w:val="99"/>
     <w:semiHidden/>
     <w:unhideWhenUsed/>
@@ -3244,10 +6531,10 @@
       <w:szCs w:val="20"/>
     </w:rPr>
   </w:style>
-  <w:style w:type="paragraph" w:styleId="HTMLPreformatted">
+  <w:style w:type="paragraph" w:styleId="Pr-formataoHTML">
     <w:name w:val="HTML Preformatted"/>
     <w:basedOn w:val="Normal"/>
-    <w:link w:val="HTMLPreformattedChar"/>
+    <w:link w:val="Pr-formataoHTMLChar"/>
     <w:uiPriority w:val="99"/>
     <w:semiHidden/>
     <w:unhideWhenUsed/>
@@ -3281,10 +6568,10 @@
       <w14:ligatures w14:val="none"/>
     </w:rPr>
   </w:style>
-  <w:style w:type="character" w:customStyle="1" w:styleId="HTMLPreformattedChar">
-    <w:name w:val="HTML Preformatted Char"/>
-    <w:basedOn w:val="DefaultParagraphFont"/>
-    <w:link w:val="HTMLPreformatted"/>
+  <w:style w:type="character" w:customStyle="1" w:styleId="Pr-formataoHTMLChar">
+    <w:name w:val="Pré-formatação HTML Char"/>
+    <w:basedOn w:val="Fontepargpadro"/>
+    <w:link w:val="Pr-formataoHTML"/>
     <w:uiPriority w:val="99"/>
     <w:semiHidden/>
     <w:rsid w:val="00243798"/>
